--- a/mokdong1/2mid/word/md1s2_grammar_test_exam.docx
+++ b/mokdong1/2mid/word/md1s2_grammar_test_exam.docx
@@ -14,7 +14,7 @@
           <w:sz w:val="26"/>
           <w:u w:val="none"/>
         </w:rPr>
-        <w:t>L5 문법 실전 평가</w:t>
+        <w:t>L5~6 어법 전문문제</w:t>
       </w:r>
     </w:p>
     <w:p>
@@ -55,19 +55,7 @@
           <w:sz w:val="17"/>
           <w:u w:val="none"/>
         </w:rPr>
-        <w:t xml:space="preserve">핵심 정리 (먼저 읽고 풀기) </w:t>
-        <w:br/>
-        <w:t xml:space="preserve">①  There is + 단수명사 / 불가산명사 ,  There are + 복수명사  — 동사는 뒤에 오는 명사(진짜 주어)에 맞춘다. </w:t>
-        <w:br/>
-        <w:t xml:space="preserve">②  a few / few  = 셀 수 있는 명사(복수) 전용 ·  a little / little  = 셀 수 없는 명사 전용 ·  a lot of / lots of / plenty of  = 둘 다 OK </w:t>
-        <w:br/>
-        <w:t xml:space="preserve">③  a가 있으면 "약간 있다"(긍정) ,  a가 없으면 "거의 없다"(부정)  — a few / a little = 조금 있음, few / little = 거의 없음 </w:t>
-        <w:br/>
-        <w:t xml:space="preserve">④ 의문문:  Is/Are there ~?  → 대답도  Yes, there is/are. / No, there isn't/aren't.  (it ✗) </w:t>
-        <w:br/>
-        <w:t xml:space="preserve">⑤  not any = no  (하나도 없다) · aren't + no 는 이중부정 ✗ </w:t>
-        <w:br/>
-        <w:t>⑥ 불가산명사: water, milk, juice, rice, bread, money, snow, sugar, salt, food, information, furniture, homework, time … → a/an ✗, -s ✗</w:t>
+        <w:t>배점: 4점 8문항(3·4·8·11·15·17·18·20번) / 3점 12문항 · 「옳은 것만 고른 것·옳은 것 개수·모두 고른 것」 3문항(3·4·15번) · 서술형 4문항(17~20번, 배열영작★ 18번)</w:t>
       </w:r>
     </w:p>
     <w:p>
@@ -82,21 +70,7 @@
           <w:sz w:val="21"/>
           <w:u w:val="none"/>
         </w:rPr>
-        <w:t>■ 세트 A — Grammar(1) 평가 · There is/are · 수량표현 · 불가산명사 (20문항 · 77점)</w:t>
-      </w:r>
-    </w:p>
-    <w:p>
-      <w:pPr>
-        <w:spacing w:after="20" w:before="60"/>
-      </w:pPr>
-      <w:r>
-        <w:rPr>
-          <w:b/>
-          <w:i w:val="0"/>
-          <w:sz w:val="20"/>
-          <w:u w:val="none"/>
-        </w:rPr>
-        <w:t>세트 A 1~10번</w:t>
+        <w:t>■ [1~6] 비교급 · 최상급 (L5 Grammar A)</w:t>
       </w:r>
     </w:p>
     <w:p>
@@ -111,7 +85,7 @@
           <w:sz w:val="20"/>
           <w:u w:val="none"/>
         </w:rPr>
-        <w:t xml:space="preserve">A1. </w:t>
+        <w:t xml:space="preserve">1. </w:t>
       </w:r>
       <w:r>
         <w:rPr>
@@ -120,133 +94,7 @@
           <w:sz w:val="20"/>
           <w:u w:val="none"/>
         </w:rPr>
-        <w:t xml:space="preserve">다음 빈칸에 들어갈 말이 나머지 넷과 </w:t>
-      </w:r>
-      <w:r>
-        <w:rPr>
-          <w:b/>
-          <w:i w:val="0"/>
-          <w:sz w:val="20"/>
-          <w:u w:val="none"/>
-        </w:rPr>
-        <w:t>다른</w:t>
-      </w:r>
-      <w:r>
-        <w:rPr>
-          <w:b w:val="0"/>
-          <w:i w:val="0"/>
-          <w:sz w:val="20"/>
-          <w:u w:val="none"/>
-        </w:rPr>
-        <w:t xml:space="preserve"> 것은? </w:t>
-      </w:r>
-      <w:r>
-        <w:rPr>
-          <w:b w:val="0"/>
-          <w:i w:val="0"/>
-          <w:sz w:val="20"/>
-          <w:u w:val="none"/>
-        </w:rPr>
-        <w:t>(3점)</w:t>
-      </w:r>
-    </w:p>
-    <w:p>
-      <w:pPr>
-        <w:spacing w:after="10"/>
-        <w:ind w:left="170"/>
-      </w:pPr>
-      <w:r>
-        <w:rPr>
-          <w:b w:val="0"/>
-          <w:i w:val="0"/>
-          <w:sz w:val="20"/>
-          <w:u w:val="none"/>
-        </w:rPr>
-        <w:t>① There ____ a cat under the bed.</w:t>
-      </w:r>
-    </w:p>
-    <w:p>
-      <w:pPr>
-        <w:spacing w:after="10"/>
-        <w:ind w:left="170"/>
-      </w:pPr>
-      <w:r>
-        <w:rPr>
-          <w:b w:val="0"/>
-          <w:i w:val="0"/>
-          <w:sz w:val="20"/>
-          <w:u w:val="none"/>
-        </w:rPr>
-        <w:t>② There ____ some juice in the glass.</w:t>
-      </w:r>
-    </w:p>
-    <w:p>
-      <w:pPr>
-        <w:spacing w:after="10"/>
-        <w:ind w:left="170"/>
-      </w:pPr>
-      <w:r>
-        <w:rPr>
-          <w:b w:val="0"/>
-          <w:i w:val="0"/>
-          <w:sz w:val="20"/>
-          <w:u w:val="none"/>
-        </w:rPr>
-        <w:t>③ There ____ a lot of snow on the road.</w:t>
-      </w:r>
-    </w:p>
-    <w:p>
-      <w:pPr>
-        <w:spacing w:after="10"/>
-        <w:ind w:left="170"/>
-      </w:pPr>
-      <w:r>
-        <w:rPr>
-          <w:b w:val="0"/>
-          <w:i w:val="0"/>
-          <w:sz w:val="20"/>
-          <w:u w:val="none"/>
-        </w:rPr>
-        <w:t>④ There ____ two windows in my room.</w:t>
-      </w:r>
-    </w:p>
-    <w:p>
-      <w:pPr>
-        <w:spacing w:after="10"/>
-        <w:ind w:left="170"/>
-      </w:pPr>
-      <w:r>
-        <w:rPr>
-          <w:b w:val="0"/>
-          <w:i w:val="0"/>
-          <w:sz w:val="20"/>
-          <w:u w:val="none"/>
-        </w:rPr>
-        <w:t>⑤ There ____ a little money in my wallet.</w:t>
-      </w:r>
-    </w:p>
-    <w:p>
-      <w:pPr>
-        <w:spacing w:after="20" w:before="50"/>
-      </w:pPr>
-      <w:r>
-        <w:rPr>
-          <w:b/>
-          <w:i w:val="0"/>
-          <w:color w:val="1F3864"/>
-          <w:sz w:val="20"/>
-          <w:u w:val="none"/>
-        </w:rPr>
-        <w:t xml:space="preserve">A2. </w:t>
-      </w:r>
-      <w:r>
-        <w:rPr>
-          <w:b w:val="0"/>
-          <w:i w:val="0"/>
-          <w:sz w:val="20"/>
-          <w:u w:val="none"/>
-        </w:rPr>
-        <w:t xml:space="preserve">다음 우리말과 같은 뜻이 되도록 할 때 빈칸에 알맞은 것은? </w:t>
+        <w:t xml:space="preserve">다음 글의 밑줄 친 (A)~(E) 중 어법상 옳은 것은? </w:t>
       </w:r>
       <w:r>
         <w:rPr>
@@ -277,10 +125,16 @@
           <w:sz w:val="20"/>
           <w:u w:val="none"/>
         </w:rPr>
-        <w:t>탁자 위에 사과가 몇 개 있다.</w:t>
-      </w:r>
-      <w:r>
-        <w:br/>
+        <w:t xml:space="preserve">I watched a cartoon last night. (A) </w:t>
+      </w:r>
+      <w:r>
+        <w:rPr>
+          <w:b w:val="0"/>
+          <w:i w:val="0"/>
+          <w:sz w:val="20"/>
+          <w:u w:val="single"/>
+        </w:rPr>
+        <w:t>It’s a funny cartoons</w:t>
       </w:r>
       <w:r>
         <w:rPr>
@@ -289,7 +143,79 @@
           <w:sz w:val="20"/>
           <w:u w:val="none"/>
         </w:rPr>
-        <w:t>There are ________ apples on the table.</w:t>
+        <w:t xml:space="preserve"> about a cat and a mouse. Jerry is the cutest mouse in the world. (B) </w:t>
+      </w:r>
+      <w:r>
+        <w:rPr>
+          <w:b w:val="0"/>
+          <w:i w:val="0"/>
+          <w:sz w:val="20"/>
+          <w:u w:val="single"/>
+        </w:rPr>
+        <w:t>Catching Jerry doesn’t be easy</w:t>
+      </w:r>
+      <w:r>
+        <w:rPr>
+          <w:b w:val="0"/>
+          <w:i w:val="0"/>
+          <w:sz w:val="20"/>
+          <w:u w:val="none"/>
+        </w:rPr>
+        <w:t xml:space="preserve"> for Tom. (C) </w:t>
+      </w:r>
+      <w:r>
+        <w:rPr>
+          <w:b w:val="0"/>
+          <w:i w:val="0"/>
+          <w:sz w:val="20"/>
+          <w:u w:val="single"/>
+        </w:rPr>
+        <w:t>Tom and his friend is</w:t>
+      </w:r>
+      <w:r>
+        <w:rPr>
+          <w:b w:val="0"/>
+          <w:i w:val="0"/>
+          <w:sz w:val="20"/>
+          <w:u w:val="none"/>
+        </w:rPr>
+        <w:t xml:space="preserve"> always hungry. (D) </w:t>
+      </w:r>
+      <w:r>
+        <w:rPr>
+          <w:b w:val="0"/>
+          <w:i w:val="0"/>
+          <w:sz w:val="20"/>
+          <w:u w:val="single"/>
+        </w:rPr>
+        <w:t>Tom is the most foolish cat of all.</w:t>
+      </w:r>
+      <w:r>
+        <w:rPr>
+          <w:b w:val="0"/>
+          <w:i w:val="0"/>
+          <w:sz w:val="20"/>
+          <w:u w:val="none"/>
+        </w:rPr>
+        <w:t xml:space="preserve"> At the end, I was (E) </w:t>
+      </w:r>
+      <w:r>
+        <w:rPr>
+          <w:b w:val="0"/>
+          <w:i w:val="0"/>
+          <w:sz w:val="20"/>
+          <w:u w:val="single"/>
+        </w:rPr>
+        <w:t>too exciting</w:t>
+      </w:r>
+      <w:r>
+        <w:rPr>
+          <w:b w:val="0"/>
+          <w:i w:val="0"/>
+          <w:sz w:val="20"/>
+          <w:u w:val="none"/>
+        </w:rPr>
+        <w:t xml:space="preserve"> to sleep.</w:t>
       </w:r>
     </w:p>
     <w:p>
@@ -304,7 +230,7 @@
           <w:sz w:val="20"/>
           <w:u w:val="none"/>
         </w:rPr>
-        <w:t>① a little    ② little    ③ much    ④ few    ⑤ a few</w:t>
+        <w:t>① (A)    ② (B)    ③ (C)    ④ (D)    ⑤ (E)</w:t>
       </w:r>
     </w:p>
     <w:p>
@@ -319,7 +245,7 @@
           <w:sz w:val="20"/>
           <w:u w:val="none"/>
         </w:rPr>
-        <w:t xml:space="preserve">A3. </w:t>
+        <w:t xml:space="preserve">2. </w:t>
       </w:r>
       <w:r>
         <w:rPr>
@@ -328,7 +254,7 @@
           <w:sz w:val="20"/>
           <w:u w:val="none"/>
         </w:rPr>
-        <w:t xml:space="preserve">대화의 흐름상 빈칸에 알맞은 것은? </w:t>
+        <w:t xml:space="preserve">(A)~(C)의 각 괄호 안에서 어법상 알맞은 것끼리 짝지은 것은? </w:t>
       </w:r>
       <w:r>
         <w:rPr>
@@ -359,7 +285,7 @@
           <w:sz w:val="20"/>
           <w:u w:val="none"/>
         </w:rPr>
-        <w:t>A: Is there a bakery near here?</w:t>
+        <w:t>• Robot B is the heaviest (A) [ in / of ] the three robots.</w:t>
       </w:r>
       <w:r>
         <w:br/>
@@ -371,7 +297,19 @@
           <w:sz w:val="20"/>
           <w:u w:val="none"/>
         </w:rPr>
-        <w:t>B: ____________ It's next to the bank.</w:t>
+        <w:t>• Jerry is cuter than any other (B) [ mouse / mice ] in the world.</w:t>
+      </w:r>
+      <w:r>
+        <w:br/>
+      </w:r>
+      <w:r>
+        <w:rPr>
+          <w:b w:val="0"/>
+          <w:i w:val="0"/>
+          <w:sz w:val="20"/>
+          <w:u w:val="none"/>
+        </w:rPr>
+        <w:t>• This smartphone looks (C) [ better / well ] than that one.</w:t>
       </w:r>
     </w:p>
     <w:p>
@@ -386,7 +324,7 @@
           <w:sz w:val="20"/>
           <w:u w:val="none"/>
         </w:rPr>
-        <w:t>① Yes, there is.</w:t>
+        <w:t>① in – mouse – better</w:t>
       </w:r>
     </w:p>
     <w:p>
@@ -401,7 +339,7 @@
           <w:sz w:val="20"/>
           <w:u w:val="none"/>
         </w:rPr>
-        <w:t>② Yes, it is.</w:t>
+        <w:t>② of – mouse – better</w:t>
       </w:r>
     </w:p>
     <w:p>
@@ -416,7 +354,7 @@
           <w:sz w:val="20"/>
           <w:u w:val="none"/>
         </w:rPr>
-        <w:t>③ No, there isn't.</w:t>
+        <w:t>③ of – mice – better</w:t>
       </w:r>
     </w:p>
     <w:p>
@@ -431,7 +369,7 @@
           <w:sz w:val="20"/>
           <w:u w:val="none"/>
         </w:rPr>
-        <w:t>④ Yes, there are.</w:t>
+        <w:t>④ of – mouse – well</w:t>
       </w:r>
     </w:p>
     <w:p>
@@ -446,7 +384,7 @@
           <w:sz w:val="20"/>
           <w:u w:val="none"/>
         </w:rPr>
-        <w:t>⑤ No, it isn't.</w:t>
+        <w:t>⑤ in – mice – well</w:t>
       </w:r>
     </w:p>
     <w:p>
@@ -461,7 +399,7 @@
           <w:sz w:val="20"/>
           <w:u w:val="none"/>
         </w:rPr>
-        <w:t xml:space="preserve">A4. </w:t>
+        <w:t xml:space="preserve">3. </w:t>
       </w:r>
       <w:r>
         <w:rPr>
@@ -470,142 +408,16 @@
           <w:sz w:val="20"/>
           <w:u w:val="none"/>
         </w:rPr>
-        <w:t xml:space="preserve">다음 중 어법상 </w:t>
-      </w:r>
-      <w:r>
-        <w:rPr>
-          <w:b/>
+        <w:t xml:space="preserve">다음 ⓐ~ⓖ 중 어법상 옳은 것만 있는 대로 고른 것은? </w:t>
+      </w:r>
+      <w:r>
+        <w:rPr>
+          <w:b w:val="0"/>
           <w:i w:val="0"/>
           <w:sz w:val="20"/>
           <w:u w:val="none"/>
         </w:rPr>
-        <w:t>어색한</w:t>
-      </w:r>
-      <w:r>
-        <w:rPr>
-          <w:b w:val="0"/>
-          <w:i w:val="0"/>
-          <w:sz w:val="20"/>
-          <w:u w:val="none"/>
-        </w:rPr>
-        <w:t xml:space="preserve"> 것은? </w:t>
-      </w:r>
-      <w:r>
-        <w:rPr>
-          <w:b w:val="0"/>
-          <w:i w:val="0"/>
-          <w:sz w:val="20"/>
-          <w:u w:val="none"/>
-        </w:rPr>
-        <w:t>(3점)</w:t>
-      </w:r>
-    </w:p>
-    <w:p>
-      <w:pPr>
-        <w:spacing w:after="10"/>
-        <w:ind w:left="170"/>
-      </w:pPr>
-      <w:r>
-        <w:rPr>
-          <w:b w:val="0"/>
-          <w:i w:val="0"/>
-          <w:sz w:val="20"/>
-          <w:u w:val="none"/>
-        </w:rPr>
-        <w:t>① There are a lot of books in the library.</w:t>
-      </w:r>
-    </w:p>
-    <w:p>
-      <w:pPr>
-        <w:spacing w:after="10"/>
-        <w:ind w:left="170"/>
-      </w:pPr>
-      <w:r>
-        <w:rPr>
-          <w:b w:val="0"/>
-          <w:i w:val="0"/>
-          <w:sz w:val="20"/>
-          <w:u w:val="none"/>
-        </w:rPr>
-        <w:t>② There is plenty of rice in the bag.</w:t>
-      </w:r>
-    </w:p>
-    <w:p>
-      <w:pPr>
-        <w:spacing w:after="10"/>
-        <w:ind w:left="170"/>
-      </w:pPr>
-      <w:r>
-        <w:rPr>
-          <w:b w:val="0"/>
-          <w:i w:val="0"/>
-          <w:sz w:val="20"/>
-          <w:u w:val="none"/>
-        </w:rPr>
-        <w:t>③ There are plenty of toys in the box.</w:t>
-      </w:r>
-    </w:p>
-    <w:p>
-      <w:pPr>
-        <w:spacing w:after="10"/>
-        <w:ind w:left="170"/>
-      </w:pPr>
-      <w:r>
-        <w:rPr>
-          <w:b w:val="0"/>
-          <w:i w:val="0"/>
-          <w:sz w:val="20"/>
-          <w:u w:val="none"/>
-        </w:rPr>
-        <w:t>④ There is lots of water in the pool.</w:t>
-      </w:r>
-    </w:p>
-    <w:p>
-      <w:pPr>
-        <w:spacing w:after="10"/>
-        <w:ind w:left="170"/>
-      </w:pPr>
-      <w:r>
-        <w:rPr>
-          <w:b w:val="0"/>
-          <w:i w:val="0"/>
-          <w:sz w:val="20"/>
-          <w:u w:val="none"/>
-        </w:rPr>
-        <w:t>⑤ There are lots of juice in the bottle.</w:t>
-      </w:r>
-    </w:p>
-    <w:p>
-      <w:pPr>
-        <w:spacing w:after="20" w:before="50"/>
-      </w:pPr>
-      <w:r>
-        <w:rPr>
-          <w:b/>
-          <w:i w:val="0"/>
-          <w:color w:val="1F3864"/>
-          <w:sz w:val="20"/>
-          <w:u w:val="none"/>
-        </w:rPr>
-        <w:t xml:space="preserve">A5. </w:t>
-      </w:r>
-      <w:r>
-        <w:rPr>
-          <w:b w:val="0"/>
-          <w:i w:val="0"/>
-          <w:sz w:val="20"/>
-          <w:u w:val="none"/>
-        </w:rPr>
-        <w:t xml:space="preserve">다음 문장과 의미가 같은 것은? </w:t>
-      </w:r>
-      <w:r>
-        <w:rPr>
-          <w:b w:val="0"/>
-          <w:i w:val="0"/>
-          <w:sz w:val="20"/>
-          <w:u w:val="none"/>
-        </w:rPr>
-        <w:t>(3점)</w:t>
+        <w:t>(4점)</w:t>
       </w:r>
     </w:p>
     <w:p>
@@ -627,12 +439,84 @@
           <w:sz w:val="20"/>
           <w:u w:val="none"/>
         </w:rPr>
-        <w:t>There aren't any pens on the desk.</w:t>
+        <w:t>ⓐ I’m taller than you.</w:t>
+      </w:r>
+      <w:r>
+        <w:br/>
+      </w:r>
+      <w:r>
+        <w:rPr>
+          <w:b w:val="0"/>
+          <w:i w:val="0"/>
+          <w:sz w:val="20"/>
+          <w:u w:val="none"/>
+        </w:rPr>
+        <w:t>ⓑ Today is the hotest day of the year.</w:t>
+      </w:r>
+      <w:r>
+        <w:br/>
+      </w:r>
+      <w:r>
+        <w:rPr>
+          <w:b w:val="0"/>
+          <w:i w:val="0"/>
+          <w:sz w:val="20"/>
+          <w:u w:val="none"/>
+        </w:rPr>
+        <w:t>ⓒ My dad drives more carefully than my brother.</w:t>
+      </w:r>
+      <w:r>
+        <w:br/>
+      </w:r>
+      <w:r>
+        <w:rPr>
+          <w:b w:val="0"/>
+          <w:i w:val="0"/>
+          <w:sz w:val="20"/>
+          <w:u w:val="none"/>
+        </w:rPr>
+        <w:t>ⓓ Robot B is heavier the Robot C.</w:t>
+      </w:r>
+      <w:r>
+        <w:br/>
+      </w:r>
+      <w:r>
+        <w:rPr>
+          <w:b w:val="0"/>
+          <w:i w:val="0"/>
+          <w:sz w:val="20"/>
+          <w:u w:val="none"/>
+        </w:rPr>
+        <w:t>ⓔ David is the tallest student in our class.</w:t>
+      </w:r>
+      <w:r>
+        <w:br/>
+      </w:r>
+      <w:r>
+        <w:rPr>
+          <w:b w:val="0"/>
+          <w:i w:val="0"/>
+          <w:sz w:val="20"/>
+          <w:u w:val="none"/>
+        </w:rPr>
+        <w:t>ⓕ This smartphone looks more better than that one.</w:t>
+      </w:r>
+      <w:r>
+        <w:br/>
+      </w:r>
+      <w:r>
+        <w:rPr>
+          <w:b w:val="0"/>
+          <w:i w:val="0"/>
+          <w:sz w:val="20"/>
+          <w:u w:val="none"/>
+        </w:rPr>
+        <w:t>ⓖ Math is the most good subject for me.</w:t>
       </w:r>
     </w:p>
     <w:p>
       <w:pPr>
-        <w:spacing w:after="10"/>
+        <w:spacing w:after="30"/>
         <w:ind w:left="170"/>
       </w:pPr>
       <w:r>
@@ -642,67 +526,7 @@
           <w:sz w:val="20"/>
           <w:u w:val="none"/>
         </w:rPr>
-        <w:t>① There are few pens on the desk.</w:t>
-      </w:r>
-    </w:p>
-    <w:p>
-      <w:pPr>
-        <w:spacing w:after="10"/>
-        <w:ind w:left="170"/>
-      </w:pPr>
-      <w:r>
-        <w:rPr>
-          <w:b w:val="0"/>
-          <w:i w:val="0"/>
-          <w:sz w:val="20"/>
-          <w:u w:val="none"/>
-        </w:rPr>
-        <w:t>② There are no pens on the desk.</w:t>
-      </w:r>
-    </w:p>
-    <w:p>
-      <w:pPr>
-        <w:spacing w:after="10"/>
-        <w:ind w:left="170"/>
-      </w:pPr>
-      <w:r>
-        <w:rPr>
-          <w:b w:val="0"/>
-          <w:i w:val="0"/>
-          <w:sz w:val="20"/>
-          <w:u w:val="none"/>
-        </w:rPr>
-        <w:t>③ There are a few pens on the desk.</w:t>
-      </w:r>
-    </w:p>
-    <w:p>
-      <w:pPr>
-        <w:spacing w:after="10"/>
-        <w:ind w:left="170"/>
-      </w:pPr>
-      <w:r>
-        <w:rPr>
-          <w:b w:val="0"/>
-          <w:i w:val="0"/>
-          <w:sz w:val="20"/>
-          <w:u w:val="none"/>
-        </w:rPr>
-        <w:t>④ There are some pens on the desk.</w:t>
-      </w:r>
-    </w:p>
-    <w:p>
-      <w:pPr>
-        <w:spacing w:after="10"/>
-        <w:ind w:left="170"/>
-      </w:pPr>
-      <w:r>
-        <w:rPr>
-          <w:b w:val="0"/>
-          <w:i w:val="0"/>
-          <w:sz w:val="20"/>
-          <w:u w:val="none"/>
-        </w:rPr>
-        <w:t>⑤ There are not many pens on the desk.</w:t>
+        <w:t>① ⓐ, ⓒ, ⓔ    ② ⓐ, ⓓ, ⓔ    ③ ⓐ, ⓒ, ⓔ, ⓕ    ④ ⓑ, ⓒ, ⓔ, ⓖ    ⑤ ⓐ, ⓒ, ⓓ, ⓔ</w:t>
       </w:r>
     </w:p>
     <w:p>
@@ -717,7 +541,7 @@
           <w:sz w:val="20"/>
           <w:u w:val="none"/>
         </w:rPr>
-        <w:t xml:space="preserve">A6. </w:t>
+        <w:t xml:space="preserve">4. </w:t>
       </w:r>
       <w:r>
         <w:rPr>
@@ -726,7 +550,7 @@
           <w:sz w:val="20"/>
           <w:u w:val="none"/>
         </w:rPr>
-        <w:t xml:space="preserve">다음 중 There is/are의 쓰임이 가장 자연스러운 것은? </w:t>
+        <w:t xml:space="preserve">다음 중 어법상 옳은 문장의 개수는? </w:t>
       </w:r>
       <w:r>
         <w:rPr>
@@ -736,114 +560,6 @@
           <w:u w:val="none"/>
         </w:rPr>
         <w:t>(4점)</w:t>
-      </w:r>
-    </w:p>
-    <w:p>
-      <w:pPr>
-        <w:spacing w:after="10"/>
-        <w:ind w:left="170"/>
-      </w:pPr>
-      <w:r>
-        <w:rPr>
-          <w:b w:val="0"/>
-          <w:i w:val="0"/>
-          <w:sz w:val="20"/>
-          <w:u w:val="none"/>
-        </w:rPr>
-        <w:t>① There is my bag on the chair.</w:t>
-      </w:r>
-    </w:p>
-    <w:p>
-      <w:pPr>
-        <w:spacing w:after="10"/>
-        <w:ind w:left="170"/>
-      </w:pPr>
-      <w:r>
-        <w:rPr>
-          <w:b w:val="0"/>
-          <w:i w:val="0"/>
-          <w:sz w:val="20"/>
-          <w:u w:val="none"/>
-        </w:rPr>
-        <w:t>② There is Tom in the classroom.</w:t>
-      </w:r>
-    </w:p>
-    <w:p>
-      <w:pPr>
-        <w:spacing w:after="10"/>
-        <w:ind w:left="170"/>
-      </w:pPr>
-      <w:r>
-        <w:rPr>
-          <w:b w:val="0"/>
-          <w:i w:val="0"/>
-          <w:sz w:val="20"/>
-          <w:u w:val="none"/>
-        </w:rPr>
-        <w:t>③ There is a strange man at the gate.</w:t>
-      </w:r>
-    </w:p>
-    <w:p>
-      <w:pPr>
-        <w:spacing w:after="10"/>
-        <w:ind w:left="170"/>
-      </w:pPr>
-      <w:r>
-        <w:rPr>
-          <w:b w:val="0"/>
-          <w:i w:val="0"/>
-          <w:sz w:val="20"/>
-          <w:u w:val="none"/>
-        </w:rPr>
-        <w:t>④ There are her shoes by the door.</w:t>
-      </w:r>
-    </w:p>
-    <w:p>
-      <w:pPr>
-        <w:spacing w:after="10"/>
-        <w:ind w:left="170"/>
-      </w:pPr>
-      <w:r>
-        <w:rPr>
-          <w:b w:val="0"/>
-          <w:i w:val="0"/>
-          <w:sz w:val="20"/>
-          <w:u w:val="none"/>
-        </w:rPr>
-        <w:t>⑤ There is the key under the mat.</w:t>
-      </w:r>
-    </w:p>
-    <w:p>
-      <w:pPr>
-        <w:spacing w:after="20" w:before="50"/>
-      </w:pPr>
-      <w:r>
-        <w:rPr>
-          <w:b/>
-          <w:i w:val="0"/>
-          <w:color w:val="1F3864"/>
-          <w:sz w:val="20"/>
-          <w:u w:val="none"/>
-        </w:rPr>
-        <w:t xml:space="preserve">A7. </w:t>
-      </w:r>
-      <w:r>
-        <w:rPr>
-          <w:b w:val="0"/>
-          <w:i w:val="0"/>
-          <w:sz w:val="20"/>
-          <w:u w:val="none"/>
-        </w:rPr>
-        <w:t xml:space="preserve">다음 문장을 의문문으로 바르게 바꾼 것은? </w:t>
-      </w:r>
-      <w:r>
-        <w:rPr>
-          <w:b w:val="0"/>
-          <w:i w:val="0"/>
-          <w:sz w:val="20"/>
-          <w:u w:val="none"/>
-        </w:rPr>
-        <w:t>(3점)</w:t>
       </w:r>
     </w:p>
     <w:p>
@@ -865,12 +581,84 @@
           <w:sz w:val="20"/>
           <w:u w:val="none"/>
         </w:rPr>
-        <w:t>There are some eggs in the basket.</w:t>
+        <w:t>ⓐ Robot C is lighter than Robot B.</w:t>
+      </w:r>
+      <w:r>
+        <w:br/>
+      </w:r>
+      <w:r>
+        <w:rPr>
+          <w:b w:val="0"/>
+          <w:i w:val="0"/>
+          <w:sz w:val="20"/>
+          <w:u w:val="none"/>
+        </w:rPr>
+        <w:t>ⓑ Dolphins are the most smart sea animals.</w:t>
+      </w:r>
+      <w:r>
+        <w:br/>
+      </w:r>
+      <w:r>
+        <w:rPr>
+          <w:b w:val="0"/>
+          <w:i w:val="0"/>
+          <w:sz w:val="20"/>
+          <w:u w:val="none"/>
+        </w:rPr>
+        <w:t>ⓒ Running is easier for me than swimming.</w:t>
+      </w:r>
+      <w:r>
+        <w:br/>
+      </w:r>
+      <w:r>
+        <w:rPr>
+          <w:b w:val="0"/>
+          <w:i w:val="0"/>
+          <w:sz w:val="20"/>
+          <w:u w:val="none"/>
+        </w:rPr>
+        <w:t>ⓓ Jerry is the fastest than Tom.</w:t>
+      </w:r>
+      <w:r>
+        <w:br/>
+      </w:r>
+      <w:r>
+        <w:rPr>
+          <w:b w:val="0"/>
+          <w:i w:val="0"/>
+          <w:sz w:val="20"/>
+          <w:u w:val="none"/>
+        </w:rPr>
+        <w:t>ⓔ This sofa is cheap than the other one.</w:t>
+      </w:r>
+      <w:r>
+        <w:br/>
+      </w:r>
+      <w:r>
+        <w:rPr>
+          <w:b w:val="0"/>
+          <w:i w:val="0"/>
+          <w:sz w:val="20"/>
+          <w:u w:val="none"/>
+        </w:rPr>
+        <w:t>ⓕ Did you hear the latest news?</w:t>
+      </w:r>
+      <w:r>
+        <w:br/>
+      </w:r>
+      <w:r>
+        <w:rPr>
+          <w:b w:val="0"/>
+          <w:i w:val="0"/>
+          <w:sz w:val="20"/>
+          <w:u w:val="none"/>
+        </w:rPr>
+        <w:t>ⓖ Jerry is cuter than any other mice in the world.</w:t>
       </w:r>
     </w:p>
     <w:p>
       <w:pPr>
-        <w:spacing w:after="10"/>
+        <w:spacing w:after="30"/>
         <w:ind w:left="170"/>
       </w:pPr>
       <w:r>
@@ -880,67 +668,7 @@
           <w:sz w:val="20"/>
           <w:u w:val="none"/>
         </w:rPr>
-        <w:t>① Are there any eggs in the basket?</w:t>
-      </w:r>
-    </w:p>
-    <w:p>
-      <w:pPr>
-        <w:spacing w:after="10"/>
-        <w:ind w:left="170"/>
-      </w:pPr>
-      <w:r>
-        <w:rPr>
-          <w:b w:val="0"/>
-          <w:i w:val="0"/>
-          <w:sz w:val="20"/>
-          <w:u w:val="none"/>
-        </w:rPr>
-        <w:t>② Is there any eggs in the basket?</w:t>
-      </w:r>
-    </w:p>
-    <w:p>
-      <w:pPr>
-        <w:spacing w:after="10"/>
-        <w:ind w:left="170"/>
-      </w:pPr>
-      <w:r>
-        <w:rPr>
-          <w:b w:val="0"/>
-          <w:i w:val="0"/>
-          <w:sz w:val="20"/>
-          <w:u w:val="none"/>
-        </w:rPr>
-        <w:t>③ There are any eggs in the basket?</w:t>
-      </w:r>
-    </w:p>
-    <w:p>
-      <w:pPr>
-        <w:spacing w:after="10"/>
-        <w:ind w:left="170"/>
-      </w:pPr>
-      <w:r>
-        <w:rPr>
-          <w:b w:val="0"/>
-          <w:i w:val="0"/>
-          <w:sz w:val="20"/>
-          <w:u w:val="none"/>
-        </w:rPr>
-        <w:t>④ Are there any egg in the basket?</w:t>
-      </w:r>
-    </w:p>
-    <w:p>
-      <w:pPr>
-        <w:spacing w:after="10"/>
-        <w:ind w:left="170"/>
-      </w:pPr>
-      <w:r>
-        <w:rPr>
-          <w:b w:val="0"/>
-          <w:i w:val="0"/>
-          <w:sz w:val="20"/>
-          <w:u w:val="none"/>
-        </w:rPr>
-        <w:t>⑤ Do there are any eggs in the basket?</w:t>
+        <w:t>① 2개    ② 3개    ③ 4개    ④ 5개    ⑤ 6개</w:t>
       </w:r>
     </w:p>
     <w:p>
@@ -955,7 +683,7 @@
           <w:sz w:val="20"/>
           <w:u w:val="none"/>
         </w:rPr>
-        <w:t xml:space="preserve">A8. </w:t>
+        <w:t xml:space="preserve">5. </w:t>
       </w:r>
       <w:r>
         <w:rPr>
@@ -964,7 +692,7 @@
           <w:sz w:val="20"/>
           <w:u w:val="none"/>
         </w:rPr>
-        <w:t xml:space="preserve">(A)~(C)에서 어법상 알맞은 것끼리 짝지어진 것은? </w:t>
+        <w:t xml:space="preserve">다음 표를 보고 (a)~(d)에 들어갈 말이 바르게 짝지어진 것은? </w:t>
       </w:r>
       <w:r>
         <w:rPr>
@@ -973,7 +701,7 @@
           <w:sz w:val="20"/>
           <w:u w:val="none"/>
         </w:rPr>
-        <w:t>(4점)</w:t>
+        <w:t>(3점)</w:t>
       </w:r>
     </w:p>
     <w:p>
@@ -995,10 +723,7 @@
           <w:sz w:val="20"/>
           <w:u w:val="none"/>
         </w:rPr>
-        <w:t>• There (A) [ is / are ] little sugar in the jar.</w:t>
-      </w:r>
-      <w:r>
-        <w:br/>
+        <w:t>로봇</w:t>
       </w:r>
       <w:r>
         <w:rPr>
@@ -1007,10 +732,7 @@
           <w:sz w:val="20"/>
           <w:u w:val="none"/>
         </w:rPr>
-        <w:t>• (B) [ Is / Are ] there many students in the gym?</w:t>
-      </w:r>
-      <w:r>
-        <w:br/>
+        <w:t>키</w:t>
       </w:r>
       <w:r>
         <w:rPr>
@@ -1019,7 +741,169 @@
           <w:sz w:val="20"/>
           <w:u w:val="none"/>
         </w:rPr>
-        <w:t>• There aren't (C) [ many / much ] chairs in this room.</w:t>
+        <w:t>무게</w:t>
+      </w:r>
+      <w:r>
+        <w:rPr>
+          <w:b w:val="0"/>
+          <w:i w:val="0"/>
+          <w:sz w:val="20"/>
+          <w:u w:val="none"/>
+        </w:rPr>
+        <w:t>가격</w:t>
+      </w:r>
+      <w:r>
+        <w:rPr>
+          <w:b w:val="0"/>
+          <w:i w:val="0"/>
+          <w:sz w:val="20"/>
+          <w:u w:val="none"/>
+        </w:rPr>
+        <w:t>Robot A</w:t>
+      </w:r>
+      <w:r>
+        <w:rPr>
+          <w:b w:val="0"/>
+          <w:i w:val="0"/>
+          <w:sz w:val="20"/>
+          <w:u w:val="none"/>
+        </w:rPr>
+        <w:t>40cm</w:t>
+      </w:r>
+      <w:r>
+        <w:rPr>
+          <w:b w:val="0"/>
+          <w:i w:val="0"/>
+          <w:sz w:val="20"/>
+          <w:u w:val="none"/>
+        </w:rPr>
+        <w:t>10kg</w:t>
+      </w:r>
+      <w:r>
+        <w:rPr>
+          <w:b w:val="0"/>
+          <w:i w:val="0"/>
+          <w:sz w:val="20"/>
+          <w:u w:val="none"/>
+        </w:rPr>
+        <w:t>$150</w:t>
+      </w:r>
+      <w:r>
+        <w:rPr>
+          <w:b w:val="0"/>
+          <w:i w:val="0"/>
+          <w:sz w:val="20"/>
+          <w:u w:val="none"/>
+        </w:rPr>
+        <w:t>Robot B</w:t>
+      </w:r>
+      <w:r>
+        <w:rPr>
+          <w:b w:val="0"/>
+          <w:i w:val="0"/>
+          <w:sz w:val="20"/>
+          <w:u w:val="none"/>
+        </w:rPr>
+        <w:t>60cm</w:t>
+      </w:r>
+      <w:r>
+        <w:rPr>
+          <w:b w:val="0"/>
+          <w:i w:val="0"/>
+          <w:sz w:val="20"/>
+          <w:u w:val="none"/>
+        </w:rPr>
+        <w:t>20kg</w:t>
+      </w:r>
+      <w:r>
+        <w:rPr>
+          <w:b w:val="0"/>
+          <w:i w:val="0"/>
+          <w:sz w:val="20"/>
+          <w:u w:val="none"/>
+        </w:rPr>
+        <w:t>$200</w:t>
+      </w:r>
+      <w:r>
+        <w:rPr>
+          <w:b w:val="0"/>
+          <w:i w:val="0"/>
+          <w:sz w:val="20"/>
+          <w:u w:val="none"/>
+        </w:rPr>
+        <w:t>Robot C</w:t>
+      </w:r>
+      <w:r>
+        <w:rPr>
+          <w:b w:val="0"/>
+          <w:i w:val="0"/>
+          <w:sz w:val="20"/>
+          <w:u w:val="none"/>
+        </w:rPr>
+        <w:t>80cm</w:t>
+      </w:r>
+      <w:r>
+        <w:rPr>
+          <w:b w:val="0"/>
+          <w:i w:val="0"/>
+          <w:sz w:val="20"/>
+          <w:u w:val="none"/>
+        </w:rPr>
+        <w:t>15kg</w:t>
+      </w:r>
+      <w:r>
+        <w:rPr>
+          <w:b w:val="0"/>
+          <w:i w:val="0"/>
+          <w:sz w:val="20"/>
+          <w:u w:val="none"/>
+        </w:rPr>
+        <w:t>$100</w:t>
+      </w:r>
+      <w:r>
+        <w:rPr>
+          <w:b w:val="0"/>
+          <w:i w:val="0"/>
+          <w:sz w:val="20"/>
+          <w:u w:val="none"/>
+        </w:rPr>
+        <w:t>• Robot A is (a) ________ than Robot B. (short)</w:t>
+      </w:r>
+      <w:r>
+        <w:br/>
+      </w:r>
+      <w:r>
+        <w:rPr>
+          <w:b w:val="0"/>
+          <w:i w:val="0"/>
+          <w:sz w:val="20"/>
+          <w:u w:val="none"/>
+        </w:rPr>
+        <w:t>• Robot B is the (b) ________ of the three robots. (heavy)</w:t>
+      </w:r>
+      <w:r>
+        <w:br/>
+      </w:r>
+      <w:r>
+        <w:rPr>
+          <w:b w:val="0"/>
+          <w:i w:val="0"/>
+          <w:sz w:val="20"/>
+          <w:u w:val="none"/>
+        </w:rPr>
+        <w:t>• Robot A is (c) ________ than Robot C. (expensive)</w:t>
+      </w:r>
+      <w:r>
+        <w:br/>
+      </w:r>
+      <w:r>
+        <w:rPr>
+          <w:b w:val="0"/>
+          <w:i w:val="0"/>
+          <w:sz w:val="20"/>
+          <w:u w:val="none"/>
+        </w:rPr>
+        <w:t>• Robot C is the (d) ________ of the three robots. (tall)</w:t>
       </w:r>
     </w:p>
     <w:p>
@@ -1034,7 +918,7 @@
           <w:sz w:val="20"/>
           <w:u w:val="none"/>
         </w:rPr>
-        <w:t>① is — Is — many</w:t>
+        <w:t>① shorter – heaviest – more expensive – tallest</w:t>
       </w:r>
     </w:p>
     <w:p>
@@ -1049,7 +933,7 @@
           <w:sz w:val="20"/>
           <w:u w:val="none"/>
         </w:rPr>
-        <w:t>② is — Are — many</w:t>
+        <w:t>② shortter – heaviest – more expensive – tallest</w:t>
       </w:r>
     </w:p>
     <w:p>
@@ -1064,7 +948,7 @@
           <w:sz w:val="20"/>
           <w:u w:val="none"/>
         </w:rPr>
-        <w:t>③ are — Are — much</w:t>
+        <w:t>③ shorter – heavyest – more expensive – tallest</w:t>
       </w:r>
     </w:p>
     <w:p>
@@ -1079,7 +963,7 @@
           <w:sz w:val="20"/>
           <w:u w:val="none"/>
         </w:rPr>
-        <w:t>④ is — Are — much</w:t>
+        <w:t>④ shorter – heaviest – expensiver – tallest</w:t>
       </w:r>
     </w:p>
     <w:p>
@@ -1094,7 +978,7 @@
           <w:sz w:val="20"/>
           <w:u w:val="none"/>
         </w:rPr>
-        <w:t>⑤ are — Is — many</w:t>
+        <w:t>⑤ shorter – heaviest – more expensive – most tall</w:t>
       </w:r>
     </w:p>
     <w:p>
@@ -1109,7 +993,7 @@
           <w:sz w:val="20"/>
           <w:u w:val="none"/>
         </w:rPr>
-        <w:t xml:space="preserve">A9. </w:t>
+        <w:t xml:space="preserve">6. </w:t>
       </w:r>
       <w:r>
         <w:rPr>
@@ -1118,399 +1002,25 @@
           <w:sz w:val="20"/>
           <w:u w:val="none"/>
         </w:rPr>
-        <w:t xml:space="preserve">다음 문장의 우리말 해석이 </w:t>
-      </w:r>
-      <w:r>
-        <w:rPr>
-          <w:b/>
+        <w:t xml:space="preserve">다음 표의 내용과 일치하지 </w:t>
+      </w:r>
+      <w:r>
+        <w:rPr>
+          <w:b w:val="0"/>
+          <w:i w:val="0"/>
+          <w:sz w:val="20"/>
+          <w:u w:val="single"/>
+        </w:rPr>
+        <w:t>않는</w:t>
+      </w:r>
+      <w:r>
+        <w:rPr>
+          <w:b w:val="0"/>
           <w:i w:val="0"/>
           <w:sz w:val="20"/>
           <w:u w:val="none"/>
         </w:rPr>
-        <w:t>바르지 않은</w:t>
-      </w:r>
-      <w:r>
-        <w:rPr>
-          <w:b w:val="0"/>
-          <w:i w:val="0"/>
-          <w:sz w:val="20"/>
-          <w:u w:val="none"/>
-        </w:rPr>
         <w:t xml:space="preserve"> 것은? </w:t>
-      </w:r>
-      <w:r>
-        <w:rPr>
-          <w:b w:val="0"/>
-          <w:i w:val="0"/>
-          <w:sz w:val="20"/>
-          <w:u w:val="none"/>
-        </w:rPr>
-        <w:t>(4점)</w:t>
-      </w:r>
-    </w:p>
-    <w:p>
-      <w:pPr>
-        <w:spacing w:after="10"/>
-        <w:ind w:left="170"/>
-      </w:pPr>
-      <w:r>
-        <w:rPr>
-          <w:b w:val="0"/>
-          <w:i w:val="0"/>
-          <w:sz w:val="20"/>
-          <w:u w:val="none"/>
-        </w:rPr>
-        <w:t>① There are few chairs in the hall. → 홀에 의자가 거의 없다.</w:t>
-      </w:r>
-    </w:p>
-    <w:p>
-      <w:pPr>
-        <w:spacing w:after="10"/>
-        <w:ind w:left="170"/>
-      </w:pPr>
-      <w:r>
-        <w:rPr>
-          <w:b w:val="0"/>
-          <w:i w:val="0"/>
-          <w:sz w:val="20"/>
-          <w:u w:val="none"/>
-        </w:rPr>
-        <w:t>② There is a little milk in the cup. → 컵에 우유가 약간 있다.</w:t>
-      </w:r>
-    </w:p>
-    <w:p>
-      <w:pPr>
-        <w:spacing w:after="10"/>
-        <w:ind w:left="170"/>
-      </w:pPr>
-      <w:r>
-        <w:rPr>
-          <w:b w:val="0"/>
-          <w:i w:val="0"/>
-          <w:sz w:val="20"/>
-          <w:u w:val="none"/>
-        </w:rPr>
-        <w:t>③ There are a few cookies in the jar. → 병에 쿠키가 몇 개 있다.</w:t>
-      </w:r>
-    </w:p>
-    <w:p>
-      <w:pPr>
-        <w:spacing w:after="10"/>
-        <w:ind w:left="170"/>
-      </w:pPr>
-      <w:r>
-        <w:rPr>
-          <w:b w:val="0"/>
-          <w:i w:val="0"/>
-          <w:sz w:val="20"/>
-          <w:u w:val="none"/>
-        </w:rPr>
-        <w:t>④ There isn't much snow on the road. → 도로에 눈이 많지 않다.</w:t>
-      </w:r>
-    </w:p>
-    <w:p>
-      <w:pPr>
-        <w:spacing w:after="10"/>
-        <w:ind w:left="170"/>
-      </w:pPr>
-      <w:r>
-        <w:rPr>
-          <w:b w:val="0"/>
-          <w:i w:val="0"/>
-          <w:sz w:val="20"/>
-          <w:u w:val="none"/>
-        </w:rPr>
-        <w:t>⑤ There is little time before the test. → 시험 전에 시간이 약간 있다.</w:t>
-      </w:r>
-    </w:p>
-    <w:p>
-      <w:pPr>
-        <w:spacing w:after="20" w:before="50"/>
-      </w:pPr>
-      <w:r>
-        <w:rPr>
-          <w:b/>
-          <w:i w:val="0"/>
-          <w:color w:val="1F3864"/>
-          <w:sz w:val="20"/>
-          <w:u w:val="none"/>
-        </w:rPr>
-        <w:t xml:space="preserve">A10. </w:t>
-      </w:r>
-      <w:r>
-        <w:rPr>
-          <w:b w:val="0"/>
-          <w:i w:val="0"/>
-          <w:sz w:val="20"/>
-          <w:u w:val="none"/>
-        </w:rPr>
-        <w:t xml:space="preserve">다음 중 어법상 옳은 문장은? </w:t>
-      </w:r>
-      <w:r>
-        <w:rPr>
-          <w:b w:val="0"/>
-          <w:i w:val="0"/>
-          <w:sz w:val="20"/>
-          <w:u w:val="none"/>
-        </w:rPr>
-        <w:t>(3점)</w:t>
-      </w:r>
-    </w:p>
-    <w:p>
-      <w:pPr>
-        <w:spacing w:after="10"/>
-        <w:ind w:left="170"/>
-      </w:pPr>
-      <w:r>
-        <w:rPr>
-          <w:b w:val="0"/>
-          <w:i w:val="0"/>
-          <w:sz w:val="20"/>
-          <w:u w:val="none"/>
-        </w:rPr>
-        <w:t>① There are many informations on the website.</w:t>
-      </w:r>
-    </w:p>
-    <w:p>
-      <w:pPr>
-        <w:spacing w:after="10"/>
-        <w:ind w:left="170"/>
-      </w:pPr>
-      <w:r>
-        <w:rPr>
-          <w:b w:val="0"/>
-          <w:i w:val="0"/>
-          <w:sz w:val="20"/>
-          <w:u w:val="none"/>
-        </w:rPr>
-        <w:t>② There is a water on the floor.</w:t>
-      </w:r>
-    </w:p>
-    <w:p>
-      <w:pPr>
-        <w:spacing w:after="10"/>
-        <w:ind w:left="170"/>
-      </w:pPr>
-      <w:r>
-        <w:rPr>
-          <w:b w:val="0"/>
-          <w:i w:val="0"/>
-          <w:sz w:val="20"/>
-          <w:u w:val="none"/>
-        </w:rPr>
-        <w:t>③ There are three furnitures in my room.</w:t>
-      </w:r>
-    </w:p>
-    <w:p>
-      <w:pPr>
-        <w:spacing w:after="10"/>
-        <w:ind w:left="170"/>
-      </w:pPr>
-      <w:r>
-        <w:rPr>
-          <w:b w:val="0"/>
-          <w:i w:val="0"/>
-          <w:sz w:val="20"/>
-          <w:u w:val="none"/>
-        </w:rPr>
-        <w:t>④ There are two loaves of bread on the plate.</w:t>
-      </w:r>
-    </w:p>
-    <w:p>
-      <w:pPr>
-        <w:spacing w:after="10"/>
-        <w:ind w:left="170"/>
-      </w:pPr>
-      <w:r>
-        <w:rPr>
-          <w:b w:val="0"/>
-          <w:i w:val="0"/>
-          <w:sz w:val="20"/>
-          <w:u w:val="none"/>
-        </w:rPr>
-        <w:t>⑤ There is a salt on the table.</w:t>
-      </w:r>
-    </w:p>
-    <w:p>
-      <w:pPr>
-        <w:spacing w:after="20" w:before="60"/>
-      </w:pPr>
-      <w:r>
-        <w:rPr>
-          <w:b/>
-          <w:i w:val="0"/>
-          <w:sz w:val="20"/>
-          <w:u w:val="none"/>
-        </w:rPr>
-        <w:t>세트 A 11~20번</w:t>
-      </w:r>
-    </w:p>
-    <w:p>
-      <w:pPr>
-        <w:spacing w:after="20" w:before="50"/>
-      </w:pPr>
-      <w:r>
-        <w:rPr>
-          <w:b/>
-          <w:i w:val="0"/>
-          <w:color w:val="1F3864"/>
-          <w:sz w:val="20"/>
-          <w:u w:val="none"/>
-        </w:rPr>
-        <w:t xml:space="preserve">A11. </w:t>
-      </w:r>
-      <w:r>
-        <w:rPr>
-          <w:b w:val="0"/>
-          <w:i w:val="0"/>
-          <w:sz w:val="20"/>
-          <w:u w:val="none"/>
-        </w:rPr>
-        <w:t xml:space="preserve">다음 중 어법상 </w:t>
-      </w:r>
-      <w:r>
-        <w:rPr>
-          <w:b/>
-          <w:i w:val="0"/>
-          <w:sz w:val="20"/>
-          <w:u w:val="none"/>
-        </w:rPr>
-        <w:t>틀린</w:t>
-      </w:r>
-      <w:r>
-        <w:rPr>
-          <w:b w:val="0"/>
-          <w:i w:val="0"/>
-          <w:sz w:val="20"/>
-          <w:u w:val="none"/>
-        </w:rPr>
-        <w:t xml:space="preserve"> 문장 </w:t>
-      </w:r>
-      <w:r>
-        <w:rPr>
-          <w:b/>
-          <w:i w:val="0"/>
-          <w:sz w:val="20"/>
-          <w:u w:val="none"/>
-        </w:rPr>
-        <w:t>두 개</w:t>
-      </w:r>
-      <w:r>
-        <w:rPr>
-          <w:b w:val="0"/>
-          <w:i w:val="0"/>
-          <w:sz w:val="20"/>
-          <w:u w:val="none"/>
-        </w:rPr>
-        <w:t xml:space="preserve">는? </w:t>
-      </w:r>
-      <w:r>
-        <w:rPr>
-          <w:b w:val="0"/>
-          <w:i w:val="0"/>
-          <w:sz w:val="20"/>
-          <w:u w:val="none"/>
-        </w:rPr>
-        <w:t>(4점)</w:t>
-      </w:r>
-    </w:p>
-    <w:p>
-      <w:pPr>
-        <w:spacing w:after="10"/>
-        <w:ind w:left="170"/>
-      </w:pPr>
-      <w:r>
-        <w:rPr>
-          <w:b w:val="0"/>
-          <w:i w:val="0"/>
-          <w:sz w:val="20"/>
-          <w:u w:val="none"/>
-        </w:rPr>
-        <w:t>① There is a lot of people in the park.</w:t>
-      </w:r>
-    </w:p>
-    <w:p>
-      <w:pPr>
-        <w:spacing w:after="10"/>
-        <w:ind w:left="170"/>
-      </w:pPr>
-      <w:r>
-        <w:rPr>
-          <w:b w:val="0"/>
-          <w:i w:val="0"/>
-          <w:sz w:val="20"/>
-          <w:u w:val="none"/>
-        </w:rPr>
-        <w:t>② There aren't any clouds in the sky.</w:t>
-      </w:r>
-    </w:p>
-    <w:p>
-      <w:pPr>
-        <w:spacing w:after="10"/>
-        <w:ind w:left="170"/>
-      </w:pPr>
-      <w:r>
-        <w:rPr>
-          <w:b w:val="0"/>
-          <w:i w:val="0"/>
-          <w:sz w:val="20"/>
-          <w:u w:val="none"/>
-        </w:rPr>
-        <w:t>③ Is there any milk in the fridge?</w:t>
-      </w:r>
-    </w:p>
-    <w:p>
-      <w:pPr>
-        <w:spacing w:after="10"/>
-        <w:ind w:left="170"/>
-      </w:pPr>
-      <w:r>
-        <w:rPr>
-          <w:b w:val="0"/>
-          <w:i w:val="0"/>
-          <w:sz w:val="20"/>
-          <w:u w:val="none"/>
-        </w:rPr>
-        <w:t>④ There are few water in the bottle.</w:t>
-      </w:r>
-    </w:p>
-    <w:p>
-      <w:pPr>
-        <w:spacing w:after="10"/>
-        <w:ind w:left="170"/>
-      </w:pPr>
-      <w:r>
-        <w:rPr>
-          <w:b w:val="0"/>
-          <w:i w:val="0"/>
-          <w:sz w:val="20"/>
-          <w:u w:val="none"/>
-        </w:rPr>
-        <w:t>⑤ There is no rice in the bowl.</w:t>
-      </w:r>
-    </w:p>
-    <w:p>
-      <w:pPr>
-        <w:spacing w:after="20" w:before="50"/>
-      </w:pPr>
-      <w:r>
-        <w:rPr>
-          <w:b/>
-          <w:i w:val="0"/>
-          <w:color w:val="1F3864"/>
-          <w:sz w:val="20"/>
-          <w:u w:val="none"/>
-        </w:rPr>
-        <w:t xml:space="preserve">A12. </w:t>
-      </w:r>
-      <w:r>
-        <w:rPr>
-          <w:b w:val="0"/>
-          <w:i w:val="0"/>
-          <w:sz w:val="20"/>
-          <w:u w:val="none"/>
-        </w:rPr>
-        <w:t xml:space="preserve">대화의 흐름상 빈칸에 가장 알맞은 것은? </w:t>
       </w:r>
       <w:r>
         <w:rPr>
@@ -1536,12 +1046,12 @@
       </w:pPr>
       <w:r>
         <w:rPr>
-          <w:b w:val="0"/>
+          <w:b/>
           <w:i w:val="0"/>
           <w:sz w:val="20"/>
           <w:u w:val="none"/>
         </w:rPr>
-        <w:t>A: I'm hungry. Is there any food in the kitchen?</w:t>
+        <w:t>Favorite School Clubs (1학년 3반)</w:t>
       </w:r>
       <w:r>
         <w:br/>
@@ -1553,7 +1063,88 @@
           <w:sz w:val="20"/>
           <w:u w:val="none"/>
         </w:rPr>
-        <w:t>B: Sorry. ______________. Let's go to the market.</w:t>
+        <w:t>Club</w:t>
+      </w:r>
+      <w:r>
+        <w:rPr>
+          <w:b w:val="0"/>
+          <w:i w:val="0"/>
+          <w:sz w:val="20"/>
+          <w:u w:val="none"/>
+        </w:rPr>
+        <w:t>Soccer</w:t>
+      </w:r>
+      <w:r>
+        <w:rPr>
+          <w:b w:val="0"/>
+          <w:i w:val="0"/>
+          <w:sz w:val="20"/>
+          <w:u w:val="none"/>
+        </w:rPr>
+        <w:t>Music</w:t>
+      </w:r>
+      <w:r>
+        <w:rPr>
+          <w:b w:val="0"/>
+          <w:i w:val="0"/>
+          <w:sz w:val="20"/>
+          <w:u w:val="none"/>
+        </w:rPr>
+        <w:t>Science</w:t>
+      </w:r>
+      <w:r>
+        <w:rPr>
+          <w:b w:val="0"/>
+          <w:i w:val="0"/>
+          <w:sz w:val="20"/>
+          <w:u w:val="none"/>
+        </w:rPr>
+        <w:t>Art</w:t>
+      </w:r>
+      <w:r>
+        <w:rPr>
+          <w:b w:val="0"/>
+          <w:i w:val="0"/>
+          <w:sz w:val="20"/>
+          <w:u w:val="none"/>
+        </w:rPr>
+        <w:t>Students</w:t>
+      </w:r>
+      <w:r>
+        <w:rPr>
+          <w:b w:val="0"/>
+          <w:i w:val="0"/>
+          <w:sz w:val="20"/>
+          <w:u w:val="none"/>
+        </w:rPr>
+        <w:t>9</w:t>
+      </w:r>
+      <w:r>
+        <w:rPr>
+          <w:b w:val="0"/>
+          <w:i w:val="0"/>
+          <w:sz w:val="20"/>
+          <w:u w:val="none"/>
+        </w:rPr>
+        <w:t>7</w:t>
+      </w:r>
+      <w:r>
+        <w:rPr>
+          <w:b w:val="0"/>
+          <w:i w:val="0"/>
+          <w:sz w:val="20"/>
+          <w:u w:val="none"/>
+        </w:rPr>
+        <w:t>4</w:t>
+      </w:r>
+      <w:r>
+        <w:rPr>
+          <w:b w:val="0"/>
+          <w:i w:val="0"/>
+          <w:sz w:val="20"/>
+          <w:u w:val="none"/>
+        </w:rPr>
+        <w:t>6</w:t>
       </w:r>
     </w:p>
     <w:p>
@@ -1568,7 +1159,7 @@
           <w:sz w:val="20"/>
           <w:u w:val="none"/>
         </w:rPr>
-        <w:t>① There is little food</w:t>
+        <w:t>① The soccer club is the most popular of the four clubs.</w:t>
       </w:r>
     </w:p>
     <w:p>
@@ -1583,7 +1174,7 @@
           <w:sz w:val="20"/>
           <w:u w:val="none"/>
         </w:rPr>
-        <w:t>② There is plenty of food</w:t>
+        <w:t>② The music club is more popular than the art club.</w:t>
       </w:r>
     </w:p>
     <w:p>
@@ -1598,7 +1189,7 @@
           <w:sz w:val="20"/>
           <w:u w:val="none"/>
         </w:rPr>
-        <w:t>③ There is a lot of food</w:t>
+        <w:t>③ The science club is the least popular club.</w:t>
       </w:r>
     </w:p>
     <w:p>
@@ -1613,7 +1204,7 @@
           <w:sz w:val="20"/>
           <w:u w:val="none"/>
         </w:rPr>
-        <w:t>④ There are a few food</w:t>
+        <w:t>④ The art club is more popular than the science club.</w:t>
       </w:r>
     </w:p>
     <w:p>
@@ -1628,7 +1219,22 @@
           <w:sz w:val="20"/>
           <w:u w:val="none"/>
         </w:rPr>
-        <w:t>⑤ There is much food</w:t>
+        <w:t>⑤ The music club is the most popular club in the class.</w:t>
+      </w:r>
+    </w:p>
+    <w:p>
+      <w:pPr>
+        <w:spacing w:after="30" w:before="100"/>
+      </w:pPr>
+      <w:r>
+        <w:rPr>
+          <w:b/>
+          <w:i w:val="0"/>
+          <w:color w:val="1F3864"/>
+          <w:sz w:val="21"/>
+          <w:u w:val="none"/>
+        </w:rPr>
+        <w:t>■ [7~9] There is / are (L5)</w:t>
       </w:r>
     </w:p>
     <w:p>
@@ -1643,7 +1249,7 @@
           <w:sz w:val="20"/>
           <w:u w:val="none"/>
         </w:rPr>
-        <w:t xml:space="preserve">A13. </w:t>
+        <w:t xml:space="preserve">7. </w:t>
       </w:r>
       <w:r>
         <w:rPr>
@@ -1652,17 +1258,23 @@
           <w:sz w:val="20"/>
           <w:u w:val="none"/>
         </w:rPr>
-        <w:t xml:space="preserve">다음 ⓐ~ⓖ 중 어법상 </w:t>
-      </w:r>
-      <w:r>
-        <w:rPr>
-          <w:b/>
+        <w:t xml:space="preserve">다음 우리말을 영어로 옮긴 것 중 어법상 옳은 것은? </w:t>
+      </w:r>
+      <w:r>
+        <w:rPr>
+          <w:b w:val="0"/>
           <w:i w:val="0"/>
           <w:sz w:val="20"/>
           <w:u w:val="none"/>
         </w:rPr>
-        <w:t>옳은</w:t>
-      </w:r>
+        <w:t>(3점)</w:t>
+      </w:r>
+    </w:p>
+    <w:p>
+      <w:pPr>
+        <w:spacing w:after="10"/>
+        <w:ind w:left="170"/>
+      </w:pPr>
       <w:r>
         <w:rPr>
           <w:b w:val="0"/>
@@ -1670,8 +1282,14 @@
           <w:sz w:val="20"/>
           <w:u w:val="none"/>
         </w:rPr>
-        <w:t xml:space="preserve"> 문장의 개수는? </w:t>
-      </w:r>
+        <w:t>① 냉장고에 우유가 조금 있다. → There are some milk in the refrigerator.</w:t>
+      </w:r>
+    </w:p>
+    <w:p>
+      <w:pPr>
+        <w:spacing w:after="10"/>
+        <w:ind w:left="170"/>
+      </w:pPr>
       <w:r>
         <w:rPr>
           <w:b w:val="0"/>
@@ -1679,7 +1297,85 @@
           <w:sz w:val="20"/>
           <w:u w:val="none"/>
         </w:rPr>
-        <w:t>(5점)</w:t>
+        <w:t>② 책상 위에 컴퓨터가 있다. → There is computer on the desk.</w:t>
+      </w:r>
+    </w:p>
+    <w:p>
+      <w:pPr>
+        <w:spacing w:after="10"/>
+        <w:ind w:left="170"/>
+      </w:pPr>
+      <w:r>
+        <w:rPr>
+          <w:b w:val="0"/>
+          <w:i w:val="0"/>
+          <w:sz w:val="20"/>
+          <w:u w:val="none"/>
+        </w:rPr>
+        <w:t>③ 버스에 빈자리가 없었다. → There wasn’t any empty seats on the bus.</w:t>
+      </w:r>
+    </w:p>
+    <w:p>
+      <w:pPr>
+        <w:spacing w:after="10"/>
+        <w:ind w:left="170"/>
+      </w:pPr>
+      <w:r>
+        <w:rPr>
+          <w:b w:val="0"/>
+          <w:i w:val="0"/>
+          <w:sz w:val="20"/>
+          <w:u w:val="none"/>
+        </w:rPr>
+        <w:t>④ 뒷마당에 고양이 한 마리와 개 한 마리가 있니? → Is there a cat and a dog in the backyard?</w:t>
+      </w:r>
+    </w:p>
+    <w:p>
+      <w:pPr>
+        <w:spacing w:after="10"/>
+        <w:ind w:left="170"/>
+      </w:pPr>
+      <w:r>
+        <w:rPr>
+          <w:b w:val="0"/>
+          <w:i w:val="0"/>
+          <w:sz w:val="20"/>
+          <w:u w:val="none"/>
+        </w:rPr>
+        <w:t>⑤ 지난 주말 해변에는 사람들이 많이 있었다. → There were many people at the beach last weekend.</w:t>
+      </w:r>
+    </w:p>
+    <w:p>
+      <w:pPr>
+        <w:spacing w:after="20" w:before="50"/>
+      </w:pPr>
+      <w:r>
+        <w:rPr>
+          <w:b/>
+          <w:i w:val="0"/>
+          <w:color w:val="1F3864"/>
+          <w:sz w:val="20"/>
+          <w:u w:val="none"/>
+        </w:rPr>
+        <w:t xml:space="preserve">8. </w:t>
+      </w:r>
+      <w:r>
+        <w:rPr>
+          <w:b w:val="0"/>
+          <w:i w:val="0"/>
+          <w:sz w:val="20"/>
+          <w:u w:val="none"/>
+        </w:rPr>
+        <w:t xml:space="preserve">다음 글의 밑줄 친 (A)~(C)를 어법상 바르게 고친 것끼리 짝지은 것은? </w:t>
+      </w:r>
+      <w:r>
+        <w:rPr>
+          <w:b w:val="0"/>
+          <w:i w:val="0"/>
+          <w:sz w:val="20"/>
+          <w:u w:val="none"/>
+        </w:rPr>
+        <w:t>(4점)</w:t>
       </w:r>
     </w:p>
     <w:p>
@@ -1701,10 +1397,16 @@
           <w:sz w:val="20"/>
           <w:u w:val="none"/>
         </w:rPr>
-        <w:t>ⓐ There are a few eggs in the basket.</w:t>
-      </w:r>
-      <w:r>
-        <w:br/>
+        <w:t xml:space="preserve">Last Saturday, Mina went to the beach with her family. There (A) </w:t>
+      </w:r>
+      <w:r>
+        <w:rPr>
+          <w:b w:val="0"/>
+          <w:i w:val="0"/>
+          <w:sz w:val="20"/>
+          <w:u w:val="single"/>
+        </w:rPr>
+        <w:t>are</w:t>
       </w:r>
       <w:r>
         <w:rPr>
@@ -1713,10 +1415,16 @@
           <w:sz w:val="20"/>
           <w:u w:val="none"/>
         </w:rPr>
-        <w:t>ⓑ There is many cars on the street.</w:t>
-      </w:r>
-      <w:r>
-        <w:br/>
+        <w:t xml:space="preserve"> many people at the beach. She wanted to buy some juice, but there (B) </w:t>
+      </w:r>
+      <w:r>
+        <w:rPr>
+          <w:b w:val="0"/>
+          <w:i w:val="0"/>
+          <w:sz w:val="20"/>
+          <w:u w:val="single"/>
+        </w:rPr>
+        <w:t>isn’t</w:t>
       </w:r>
       <w:r>
         <w:rPr>
@@ -1725,10 +1433,16 @@
           <w:sz w:val="20"/>
           <w:u w:val="none"/>
         </w:rPr>
-        <w:t>ⓒ Are there any stores near your house?</w:t>
-      </w:r>
-      <w:r>
-        <w:br/>
+        <w:t xml:space="preserve"> any juice at the store. Her brother found a snack bar and said, “Look! There (C) </w:t>
+      </w:r>
+      <w:r>
+        <w:rPr>
+          <w:b w:val="0"/>
+          <w:i w:val="0"/>
+          <w:sz w:val="20"/>
+          <w:u w:val="single"/>
+        </w:rPr>
+        <w:t>is</w:t>
       </w:r>
       <w:r>
         <w:rPr>
@@ -1737,48 +1451,12 @@
           <w:sz w:val="20"/>
           <w:u w:val="none"/>
         </w:rPr>
-        <w:t>ⓓ There isn't much juice in the bottle.</w:t>
-      </w:r>
-      <w:r>
-        <w:br/>
-      </w:r>
-      <w:r>
-        <w:rPr>
-          <w:b w:val="0"/>
-          <w:i w:val="0"/>
-          <w:sz w:val="20"/>
-          <w:u w:val="none"/>
-        </w:rPr>
-        <w:t>ⓔ There are a little children in the room.</w:t>
-      </w:r>
-      <w:r>
-        <w:br/>
-      </w:r>
-      <w:r>
-        <w:rPr>
-          <w:b w:val="0"/>
-          <w:i w:val="0"/>
-          <w:sz w:val="20"/>
-          <w:u w:val="none"/>
-        </w:rPr>
-        <w:t>ⓕ Is there plenty of rice in the bag?</w:t>
-      </w:r>
-      <w:r>
-        <w:br/>
-      </w:r>
-      <w:r>
-        <w:rPr>
-          <w:b w:val="0"/>
-          <w:i w:val="0"/>
-          <w:sz w:val="20"/>
-          <w:u w:val="none"/>
-        </w:rPr>
-        <w:t>ⓖ There is some informations about the case.</w:t>
+        <w:t xml:space="preserve"> a lot of snacks here!”</w:t>
       </w:r>
     </w:p>
     <w:p>
       <w:pPr>
-        <w:spacing w:after="30"/>
+        <w:spacing w:after="10"/>
         <w:ind w:left="170"/>
       </w:pPr>
       <w:r>
@@ -1788,7 +1466,67 @@
           <w:sz w:val="20"/>
           <w:u w:val="none"/>
         </w:rPr>
-        <w:t>① 1개    ② 2개    ③ 3개    ④ 4개    ⑤ 5개</w:t>
+        <w:t>① were – wasn’t – are</w:t>
+      </w:r>
+    </w:p>
+    <w:p>
+      <w:pPr>
+        <w:spacing w:after="10"/>
+        <w:ind w:left="170"/>
+      </w:pPr>
+      <w:r>
+        <w:rPr>
+          <w:b w:val="0"/>
+          <w:i w:val="0"/>
+          <w:sz w:val="20"/>
+          <w:u w:val="none"/>
+        </w:rPr>
+        <w:t>② were – weren’t – are</w:t>
+      </w:r>
+    </w:p>
+    <w:p>
+      <w:pPr>
+        <w:spacing w:after="10"/>
+        <w:ind w:left="170"/>
+      </w:pPr>
+      <w:r>
+        <w:rPr>
+          <w:b w:val="0"/>
+          <w:i w:val="0"/>
+          <w:sz w:val="20"/>
+          <w:u w:val="none"/>
+        </w:rPr>
+        <w:t>③ was – wasn’t – are</w:t>
+      </w:r>
+    </w:p>
+    <w:p>
+      <w:pPr>
+        <w:spacing w:after="10"/>
+        <w:ind w:left="170"/>
+      </w:pPr>
+      <w:r>
+        <w:rPr>
+          <w:b w:val="0"/>
+          <w:i w:val="0"/>
+          <w:sz w:val="20"/>
+          <w:u w:val="none"/>
+        </w:rPr>
+        <w:t>④ were – wasn’t – is</w:t>
+      </w:r>
+    </w:p>
+    <w:p>
+      <w:pPr>
+        <w:spacing w:after="10"/>
+        <w:ind w:left="170"/>
+      </w:pPr>
+      <w:r>
+        <w:rPr>
+          <w:b w:val="0"/>
+          <w:i w:val="0"/>
+          <w:sz w:val="20"/>
+          <w:u w:val="none"/>
+        </w:rPr>
+        <w:t>⑤ was – weren’t – is</w:t>
       </w:r>
     </w:p>
     <w:p>
@@ -1803,7 +1541,7 @@
           <w:sz w:val="20"/>
           <w:u w:val="none"/>
         </w:rPr>
-        <w:t xml:space="preserve">A14. </w:t>
+        <w:t xml:space="preserve">9. </w:t>
       </w:r>
       <w:r>
         <w:rPr>
@@ -1812,34 +1550,16 @@
           <w:sz w:val="20"/>
           <w:u w:val="none"/>
         </w:rPr>
-        <w:t xml:space="preserve">다음 글의 밑줄 친 ⓐ~ⓔ 중 어법상 </w:t>
-      </w:r>
-      <w:r>
-        <w:rPr>
-          <w:b/>
+        <w:t xml:space="preserve">다음 대화의 빈칸에 들어갈 말로 알맞은 것은? </w:t>
+      </w:r>
+      <w:r>
+        <w:rPr>
+          <w:b w:val="0"/>
           <w:i w:val="0"/>
           <w:sz w:val="20"/>
           <w:u w:val="none"/>
         </w:rPr>
-        <w:t>옳은</w:t>
-      </w:r>
-      <w:r>
-        <w:rPr>
-          <w:b w:val="0"/>
-          <w:i w:val="0"/>
-          <w:sz w:val="20"/>
-          <w:u w:val="none"/>
-        </w:rPr>
-        <w:t xml:space="preserve"> 것의 개수는? </w:t>
-      </w:r>
-      <w:r>
-        <w:rPr>
-          <w:b w:val="0"/>
-          <w:i w:val="0"/>
-          <w:sz w:val="20"/>
-          <w:u w:val="none"/>
-        </w:rPr>
-        <w:t>(5점)</w:t>
+        <w:t>(3점)</w:t>
       </w:r>
     </w:p>
     <w:p>
@@ -1861,16 +1581,10 @@
           <w:sz w:val="20"/>
           <w:u w:val="none"/>
         </w:rPr>
-        <w:t xml:space="preserve">Watson, look around this room carefully. There </w:t>
-      </w:r>
-      <w:r>
-        <w:rPr>
-          <w:b w:val="0"/>
-          <w:i w:val="0"/>
-          <w:sz w:val="20"/>
-          <w:u w:val="single"/>
-        </w:rPr>
-        <w:t>ⓐ is</w:t>
+        <w:t>A: ________ any guests at the party yesterday?</w:t>
+      </w:r>
+      <w:r>
+        <w:br/>
       </w:r>
       <w:r>
         <w:rPr>
@@ -1879,79 +1593,7 @@
           <w:sz w:val="20"/>
           <w:u w:val="none"/>
         </w:rPr>
-        <w:t xml:space="preserve"> a broken vase next to the table. There </w:t>
-      </w:r>
-      <w:r>
-        <w:rPr>
-          <w:b w:val="0"/>
-          <w:i w:val="0"/>
-          <w:sz w:val="20"/>
-          <w:u w:val="single"/>
-        </w:rPr>
-        <w:t>ⓑ are</w:t>
-      </w:r>
-      <w:r>
-        <w:rPr>
-          <w:b w:val="0"/>
-          <w:i w:val="0"/>
-          <w:sz w:val="20"/>
-          <w:u w:val="none"/>
-        </w:rPr>
-        <w:t xml:space="preserve"> some water on the floor, too. There </w:t>
-      </w:r>
-      <w:r>
-        <w:rPr>
-          <w:b w:val="0"/>
-          <w:i w:val="0"/>
-          <w:sz w:val="20"/>
-          <w:u w:val="single"/>
-        </w:rPr>
-        <w:t>ⓒ aren't</w:t>
-      </w:r>
-      <w:r>
-        <w:rPr>
-          <w:b w:val="0"/>
-          <w:i w:val="0"/>
-          <w:sz w:val="20"/>
-          <w:u w:val="none"/>
-        </w:rPr>
-        <w:t xml:space="preserve"> any footprints on the carpet, so the thief didn't walk here. But there </w:t>
-      </w:r>
-      <w:r>
-        <w:rPr>
-          <w:b w:val="0"/>
-          <w:i w:val="0"/>
-          <w:sz w:val="20"/>
-          <w:u w:val="single"/>
-        </w:rPr>
-        <w:t>ⓓ is a few</w:t>
-      </w:r>
-      <w:r>
-        <w:rPr>
-          <w:b w:val="0"/>
-          <w:i w:val="0"/>
-          <w:sz w:val="20"/>
-          <w:u w:val="none"/>
-        </w:rPr>
-        <w:t xml:space="preserve"> long hairs on the sofa. </w:t>
-      </w:r>
-      <w:r>
-        <w:rPr>
-          <w:b w:val="0"/>
-          <w:i w:val="0"/>
-          <w:sz w:val="20"/>
-          <w:u w:val="single"/>
-        </w:rPr>
-        <w:t>ⓔ Is there</w:t>
-      </w:r>
-      <w:r>
-        <w:rPr>
-          <w:b w:val="0"/>
-          <w:i w:val="0"/>
-          <w:sz w:val="20"/>
-          <w:u w:val="none"/>
-        </w:rPr>
-        <w:t xml:space="preserve"> any people with long hair in this house?</w:t>
+        <w:t>B: Yes, there were. Many of my friends came.</w:t>
       </w:r>
     </w:p>
     <w:p>
@@ -1966,7 +1608,22 @@
           <w:sz w:val="20"/>
           <w:u w:val="none"/>
         </w:rPr>
-        <w:t>① 1개    ② 2개    ③ 3개    ④ 4개    ⑤ 5개</w:t>
+        <w:t>① Is there    ② Are there    ③ Was there    ④ Were there    ⑤ Did there</w:t>
+      </w:r>
+    </w:p>
+    <w:p>
+      <w:pPr>
+        <w:spacing w:after="30" w:before="100"/>
+      </w:pPr>
+      <w:r>
+        <w:rPr>
+          <w:b/>
+          <w:i w:val="0"/>
+          <w:color w:val="1F3864"/>
+          <w:sz w:val="21"/>
+          <w:u w:val="none"/>
+        </w:rPr>
+        <w:t>■ [10~13] to부정사 명사적 용법 (6-③④)</w:t>
       </w:r>
     </w:p>
     <w:p>
@@ -1981,7 +1638,7 @@
           <w:sz w:val="20"/>
           <w:u w:val="none"/>
         </w:rPr>
-        <w:t xml:space="preserve">A15. </w:t>
+        <w:t xml:space="preserve">10. </w:t>
       </w:r>
       <w:r>
         <w:rPr>
@@ -1990,16 +1647,25 @@
           <w:sz w:val="20"/>
           <w:u w:val="none"/>
         </w:rPr>
-        <w:t xml:space="preserve">다음 질문에 대한 대답으로 알맞지 </w:t>
-      </w:r>
-      <w:r>
-        <w:rPr>
-          <w:b/>
+        <w:t xml:space="preserve">다음 빈칸에 들어갈 수 </w:t>
+      </w:r>
+      <w:r>
+        <w:rPr>
+          <w:b w:val="0"/>
+          <w:i w:val="0"/>
+          <w:sz w:val="20"/>
+          <w:u w:val="single"/>
+        </w:rPr>
+        <w:t>없는</w:t>
+      </w:r>
+      <w:r>
+        <w:rPr>
+          <w:b w:val="0"/>
           <w:i w:val="0"/>
           <w:sz w:val="20"/>
           <w:u w:val="none"/>
         </w:rPr>
-        <w:t>않은</w:t>
+        <w:t xml:space="preserve"> 것은? </w:t>
       </w:r>
       <w:r>
         <w:rPr>
@@ -2008,16 +1674,7 @@
           <w:sz w:val="20"/>
           <w:u w:val="none"/>
         </w:rPr>
-        <w:t xml:space="preserve"> 것은? </w:t>
-      </w:r>
-      <w:r>
-        <w:rPr>
-          <w:b w:val="0"/>
-          <w:i w:val="0"/>
-          <w:sz w:val="20"/>
-          <w:u w:val="none"/>
-        </w:rPr>
-        <w:t>(4점)</w:t>
+        <w:t>(3점)</w:t>
       </w:r>
     </w:p>
     <w:p>
@@ -2039,12 +1696,12 @@
           <w:sz w:val="20"/>
           <w:u w:val="none"/>
         </w:rPr>
-        <w:t>Is there a hospital in your town?</w:t>
+        <w:t>I ________ to travel the world someday.</w:t>
       </w:r>
     </w:p>
     <w:p>
       <w:pPr>
-        <w:spacing w:after="10"/>
+        <w:spacing w:after="30"/>
         <w:ind w:left="170"/>
       </w:pPr>
       <w:r>
@@ -2054,67 +1711,7 @@
           <w:sz w:val="20"/>
           <w:u w:val="none"/>
         </w:rPr>
-        <w:t>① Yes, there is.</w:t>
-      </w:r>
-    </w:p>
-    <w:p>
-      <w:pPr>
-        <w:spacing w:after="10"/>
-        <w:ind w:left="170"/>
-      </w:pPr>
-      <w:r>
-        <w:rPr>
-          <w:b w:val="0"/>
-          <w:i w:val="0"/>
-          <w:sz w:val="20"/>
-          <w:u w:val="none"/>
-        </w:rPr>
-        <w:t>② No, there isn't.</w:t>
-      </w:r>
-    </w:p>
-    <w:p>
-      <w:pPr>
-        <w:spacing w:after="10"/>
-        <w:ind w:left="170"/>
-      </w:pPr>
-      <w:r>
-        <w:rPr>
-          <w:b w:val="0"/>
-          <w:i w:val="0"/>
-          <w:sz w:val="20"/>
-          <w:u w:val="none"/>
-        </w:rPr>
-        <w:t>③ No, there's no hospital here.</w:t>
-      </w:r>
-    </w:p>
-    <w:p>
-      <w:pPr>
-        <w:spacing w:after="10"/>
-        <w:ind w:left="170"/>
-      </w:pPr>
-      <w:r>
-        <w:rPr>
-          <w:b w:val="0"/>
-          <w:i w:val="0"/>
-          <w:sz w:val="20"/>
-          <w:u w:val="none"/>
-        </w:rPr>
-        <w:t>④ Yes, there's one near the park.</w:t>
-      </w:r>
-    </w:p>
-    <w:p>
-      <w:pPr>
-        <w:spacing w:after="10"/>
-        <w:ind w:left="170"/>
-      </w:pPr>
-      <w:r>
-        <w:rPr>
-          <w:b w:val="0"/>
-          <w:i w:val="0"/>
-          <w:sz w:val="20"/>
-          <w:u w:val="none"/>
-        </w:rPr>
-        <w:t>⑤ Yes, it is.</w:t>
+        <w:t>① want    ② hope    ③ plan    ④ decided    ⑤ enjoy</w:t>
       </w:r>
     </w:p>
     <w:p>
@@ -2129,7 +1726,7 @@
           <w:sz w:val="20"/>
           <w:u w:val="none"/>
         </w:rPr>
-        <w:t xml:space="preserve">A16. </w:t>
+        <w:t xml:space="preserve">11. </w:t>
       </w:r>
       <w:r>
         <w:rPr>
@@ -2138,34 +1735,16 @@
           <w:sz w:val="20"/>
           <w:u w:val="none"/>
         </w:rPr>
-        <w:t xml:space="preserve">다음 ⓐ~ⓔ 중 어법상 옳은 것만을 </w:t>
-      </w:r>
-      <w:r>
-        <w:rPr>
-          <w:b/>
+        <w:t xml:space="preserve">다음 ★의 밑줄 친 부분과 쓰임이 같은 것은? </w:t>
+      </w:r>
+      <w:r>
+        <w:rPr>
+          <w:b w:val="0"/>
           <w:i w:val="0"/>
           <w:sz w:val="20"/>
           <w:u w:val="none"/>
         </w:rPr>
-        <w:t>모두</w:t>
-      </w:r>
-      <w:r>
-        <w:rPr>
-          <w:b w:val="0"/>
-          <w:i w:val="0"/>
-          <w:sz w:val="20"/>
-          <w:u w:val="none"/>
-        </w:rPr>
-        <w:t xml:space="preserve"> 고른 것은? </w:t>
-      </w:r>
-      <w:r>
-        <w:rPr>
-          <w:b w:val="0"/>
-          <w:i w:val="0"/>
-          <w:sz w:val="20"/>
-          <w:u w:val="none"/>
-        </w:rPr>
-        <w:t>(5점)</w:t>
+        <w:t>(4점)</w:t>
       </w:r>
     </w:p>
     <w:p>
@@ -2187,10 +1766,16 @@
           <w:sz w:val="20"/>
           <w:u w:val="none"/>
         </w:rPr>
-        <w:t>ⓐ There is no pens in my bag.</w:t>
-      </w:r>
-      <w:r>
-        <w:br/>
+        <w:t xml:space="preserve">★ My dream is </w:t>
+      </w:r>
+      <w:r>
+        <w:rPr>
+          <w:b w:val="0"/>
+          <w:i w:val="0"/>
+          <w:sz w:val="20"/>
+          <w:u w:val="single"/>
+        </w:rPr>
+        <w:t>to travel the world</w:t>
       </w:r>
       <w:r>
         <w:rPr>
@@ -2199,48 +1784,12 @@
           <w:sz w:val="20"/>
           <w:u w:val="none"/>
         </w:rPr>
-        <w:t>ⓑ There are no pens in my bag.</w:t>
-      </w:r>
-      <w:r>
-        <w:br/>
-      </w:r>
-      <w:r>
-        <w:rPr>
-          <w:b w:val="0"/>
-          <w:i w:val="0"/>
-          <w:sz w:val="20"/>
-          <w:u w:val="none"/>
-        </w:rPr>
-        <w:t>ⓒ There aren't no pens in my bag.</w:t>
-      </w:r>
-      <w:r>
-        <w:br/>
-      </w:r>
-      <w:r>
-        <w:rPr>
-          <w:b w:val="0"/>
-          <w:i w:val="0"/>
-          <w:sz w:val="20"/>
-          <w:u w:val="none"/>
-        </w:rPr>
-        <w:t>ⓓ There aren't any pens in my bag.</w:t>
-      </w:r>
-      <w:r>
-        <w:br/>
-      </w:r>
-      <w:r>
-        <w:rPr>
-          <w:b w:val="0"/>
-          <w:i w:val="0"/>
-          <w:sz w:val="20"/>
-          <w:u w:val="none"/>
-        </w:rPr>
-        <w:t>ⓔ There isn't any pens in my bag.</w:t>
+        <w:t>.</w:t>
       </w:r>
     </w:p>
     <w:p>
       <w:pPr>
-        <w:spacing w:after="30"/>
+        <w:spacing w:after="10"/>
         <w:ind w:left="170"/>
       </w:pPr>
       <w:r>
@@ -2250,7 +1799,157 @@
           <w:sz w:val="20"/>
           <w:u w:val="none"/>
         </w:rPr>
-        <w:t>① ⓐ, ⓑ    ② ⓑ, ⓒ    ③ ⓑ, ⓓ    ④ ⓐ, ⓓ, ⓔ    ⑤ ⓑ, ⓒ, ⓓ</w:t>
+        <w:t xml:space="preserve">① </w:t>
+      </w:r>
+      <w:r>
+        <w:rPr>
+          <w:b w:val="0"/>
+          <w:i w:val="0"/>
+          <w:sz w:val="20"/>
+          <w:u w:val="single"/>
+        </w:rPr>
+        <w:t>To read books</w:t>
+      </w:r>
+      <w:r>
+        <w:rPr>
+          <w:b w:val="0"/>
+          <w:i w:val="0"/>
+          <w:sz w:val="20"/>
+          <w:u w:val="none"/>
+        </w:rPr>
+        <w:t xml:space="preserve"> is fun.</w:t>
+      </w:r>
+    </w:p>
+    <w:p>
+      <w:pPr>
+        <w:spacing w:after="10"/>
+        <w:ind w:left="170"/>
+      </w:pPr>
+      <w:r>
+        <w:rPr>
+          <w:b w:val="0"/>
+          <w:i w:val="0"/>
+          <w:sz w:val="20"/>
+          <w:u w:val="none"/>
+        </w:rPr>
+        <w:t xml:space="preserve">② I want </w:t>
+      </w:r>
+      <w:r>
+        <w:rPr>
+          <w:b w:val="0"/>
+          <w:i w:val="0"/>
+          <w:sz w:val="20"/>
+          <w:u w:val="single"/>
+        </w:rPr>
+        <w:t>to be a doctor</w:t>
+      </w:r>
+      <w:r>
+        <w:rPr>
+          <w:b w:val="0"/>
+          <w:i w:val="0"/>
+          <w:sz w:val="20"/>
+          <w:u w:val="none"/>
+        </w:rPr>
+        <w:t>.</w:t>
+      </w:r>
+    </w:p>
+    <w:p>
+      <w:pPr>
+        <w:spacing w:after="10"/>
+        <w:ind w:left="170"/>
+      </w:pPr>
+      <w:r>
+        <w:rPr>
+          <w:b w:val="0"/>
+          <w:i w:val="0"/>
+          <w:sz w:val="20"/>
+          <w:u w:val="none"/>
+        </w:rPr>
+        <w:t xml:space="preserve">③ My goal is </w:t>
+      </w:r>
+      <w:r>
+        <w:rPr>
+          <w:b w:val="0"/>
+          <w:i w:val="0"/>
+          <w:sz w:val="20"/>
+          <w:u w:val="single"/>
+        </w:rPr>
+        <w:t>to study harder</w:t>
+      </w:r>
+      <w:r>
+        <w:rPr>
+          <w:b w:val="0"/>
+          <w:i w:val="0"/>
+          <w:sz w:val="20"/>
+          <w:u w:val="none"/>
+        </w:rPr>
+        <w:t>.</w:t>
+      </w:r>
+    </w:p>
+    <w:p>
+      <w:pPr>
+        <w:spacing w:after="10"/>
+        <w:ind w:left="170"/>
+      </w:pPr>
+      <w:r>
+        <w:rPr>
+          <w:b w:val="0"/>
+          <w:i w:val="0"/>
+          <w:sz w:val="20"/>
+          <w:u w:val="none"/>
+        </w:rPr>
+        <w:t xml:space="preserve">④ They decided </w:t>
+      </w:r>
+      <w:r>
+        <w:rPr>
+          <w:b w:val="0"/>
+          <w:i w:val="0"/>
+          <w:sz w:val="20"/>
+          <w:u w:val="single"/>
+        </w:rPr>
+        <w:t>to go home</w:t>
+      </w:r>
+      <w:r>
+        <w:rPr>
+          <w:b w:val="0"/>
+          <w:i w:val="0"/>
+          <w:sz w:val="20"/>
+          <w:u w:val="none"/>
+        </w:rPr>
+        <w:t>.</w:t>
+      </w:r>
+    </w:p>
+    <w:p>
+      <w:pPr>
+        <w:spacing w:after="10"/>
+        <w:ind w:left="170"/>
+      </w:pPr>
+      <w:r>
+        <w:rPr>
+          <w:b w:val="0"/>
+          <w:i w:val="0"/>
+          <w:sz w:val="20"/>
+          <w:u w:val="none"/>
+        </w:rPr>
+        <w:t xml:space="preserve">⑤ </w:t>
+      </w:r>
+      <w:r>
+        <w:rPr>
+          <w:b w:val="0"/>
+          <w:i w:val="0"/>
+          <w:sz w:val="20"/>
+          <w:u w:val="single"/>
+        </w:rPr>
+        <w:t>To help others</w:t>
+      </w:r>
+      <w:r>
+        <w:rPr>
+          <w:b w:val="0"/>
+          <w:i w:val="0"/>
+          <w:sz w:val="20"/>
+          <w:u w:val="none"/>
+        </w:rPr>
+        <w:t xml:space="preserve"> makes me happy.</w:t>
       </w:r>
     </w:p>
     <w:p>
@@ -2265,7 +1964,7 @@
           <w:sz w:val="20"/>
           <w:u w:val="none"/>
         </w:rPr>
-        <w:t xml:space="preserve">A17. </w:t>
+        <w:t xml:space="preserve">12. </w:t>
       </w:r>
       <w:r>
         <w:rPr>
@@ -2274,17 +1973,23 @@
           <w:sz w:val="20"/>
           <w:u w:val="none"/>
         </w:rPr>
-        <w:t xml:space="preserve">다음 빈칸에 들어갈 수 있는 것 </w:t>
-      </w:r>
-      <w:r>
-        <w:rPr>
-          <w:b/>
+        <w:t xml:space="preserve">다음 중 어법상 옳은 것은? </w:t>
+      </w:r>
+      <w:r>
+        <w:rPr>
+          <w:b w:val="0"/>
           <w:i w:val="0"/>
           <w:sz w:val="20"/>
           <w:u w:val="none"/>
         </w:rPr>
-        <w:t>두 개</w:t>
-      </w:r>
+        <w:t>(3점)</w:t>
+      </w:r>
+    </w:p>
+    <w:p>
+      <w:pPr>
+        <w:spacing w:after="10"/>
+        <w:ind w:left="170"/>
+      </w:pPr>
       <w:r>
         <w:rPr>
           <w:b w:val="0"/>
@@ -2292,8 +1997,14 @@
           <w:sz w:val="20"/>
           <w:u w:val="none"/>
         </w:rPr>
-        <w:t xml:space="preserve">는? </w:t>
-      </w:r>
+        <w:t>① To exercise regularly are not easy.</w:t>
+      </w:r>
+    </w:p>
+    <w:p>
+      <w:pPr>
+        <w:spacing w:after="10"/>
+        <w:ind w:left="170"/>
+      </w:pPr>
       <w:r>
         <w:rPr>
           <w:b w:val="0"/>
@@ -2301,7 +2012,85 @@
           <w:sz w:val="20"/>
           <w:u w:val="none"/>
         </w:rPr>
-        <w:t>(4점)</w:t>
+        <w:t>② They decided moving to a new apartment.</w:t>
+      </w:r>
+    </w:p>
+    <w:p>
+      <w:pPr>
+        <w:spacing w:after="10"/>
+        <w:ind w:left="170"/>
+      </w:pPr>
+      <w:r>
+        <w:rPr>
+          <w:b w:val="0"/>
+          <w:i w:val="0"/>
+          <w:sz w:val="20"/>
+          <w:u w:val="none"/>
+        </w:rPr>
+        <w:t>③ Does he plan to run a marathon next month?</w:t>
+      </w:r>
+    </w:p>
+    <w:p>
+      <w:pPr>
+        <w:spacing w:after="10"/>
+        <w:ind w:left="170"/>
+      </w:pPr>
+      <w:r>
+        <w:rPr>
+          <w:b w:val="0"/>
+          <w:i w:val="0"/>
+          <w:sz w:val="20"/>
+          <w:u w:val="none"/>
+        </w:rPr>
+        <w:t>④ She hopes visiting her grandma this weekend.</w:t>
+      </w:r>
+    </w:p>
+    <w:p>
+      <w:pPr>
+        <w:spacing w:after="10"/>
+        <w:ind w:left="170"/>
+      </w:pPr>
+      <w:r>
+        <w:rPr>
+          <w:b w:val="0"/>
+          <w:i w:val="0"/>
+          <w:sz w:val="20"/>
+          <w:u w:val="none"/>
+        </w:rPr>
+        <w:t>⑤ My sister enjoys to read comic books.</w:t>
+      </w:r>
+    </w:p>
+    <w:p>
+      <w:pPr>
+        <w:spacing w:after="20" w:before="50"/>
+      </w:pPr>
+      <w:r>
+        <w:rPr>
+          <w:b/>
+          <w:i w:val="0"/>
+          <w:color w:val="1F3864"/>
+          <w:sz w:val="20"/>
+          <w:u w:val="none"/>
+        </w:rPr>
+        <w:t xml:space="preserve">13. </w:t>
+      </w:r>
+      <w:r>
+        <w:rPr>
+          <w:b w:val="0"/>
+          <w:i w:val="0"/>
+          <w:sz w:val="20"/>
+          <w:u w:val="none"/>
+        </w:rPr>
+        <w:t xml:space="preserve">다음 글의 밑줄 친 ⓐ~ⓔ 중 어법상 옳은 것은? </w:t>
+      </w:r>
+      <w:r>
+        <w:rPr>
+          <w:b w:val="0"/>
+          <w:i w:val="0"/>
+          <w:sz w:val="20"/>
+          <w:u w:val="none"/>
+        </w:rPr>
+        <w:t>(3점)</w:t>
       </w:r>
     </w:p>
     <w:p>
@@ -2323,7 +2112,97 @@
           <w:sz w:val="20"/>
           <w:u w:val="none"/>
         </w:rPr>
-        <w:t>There is ________ milk in the glass.</w:t>
+        <w:t xml:space="preserve">My name is Ann. I want ⓐ </w:t>
+      </w:r>
+      <w:r>
+        <w:rPr>
+          <w:b w:val="0"/>
+          <w:i w:val="0"/>
+          <w:sz w:val="20"/>
+          <w:u w:val="single"/>
+        </w:rPr>
+        <w:t>be</w:t>
+      </w:r>
+      <w:r>
+        <w:rPr>
+          <w:b w:val="0"/>
+          <w:i w:val="0"/>
+          <w:sz w:val="20"/>
+          <w:u w:val="none"/>
+        </w:rPr>
+        <w:t xml:space="preserve"> a pilot in the future. ⓑ </w:t>
+      </w:r>
+      <w:r>
+        <w:rPr>
+          <w:b w:val="0"/>
+          <w:i w:val="0"/>
+          <w:sz w:val="20"/>
+          <w:u w:val="single"/>
+        </w:rPr>
+        <w:t>Fly</w:t>
+      </w:r>
+      <w:r>
+        <w:rPr>
+          <w:b w:val="0"/>
+          <w:i w:val="0"/>
+          <w:sz w:val="20"/>
+          <w:u w:val="none"/>
+        </w:rPr>
+        <w:t xml:space="preserve"> a plane is my dream. I also hope ⓒ </w:t>
+      </w:r>
+      <w:r>
+        <w:rPr>
+          <w:b w:val="0"/>
+          <w:i w:val="0"/>
+          <w:sz w:val="20"/>
+          <w:u w:val="single"/>
+        </w:rPr>
+        <w:t>visiting</w:t>
+      </w:r>
+      <w:r>
+        <w:rPr>
+          <w:b w:val="0"/>
+          <w:i w:val="0"/>
+          <w:sz w:val="20"/>
+          <w:u w:val="none"/>
+        </w:rPr>
+        <w:t xml:space="preserve"> many countries. My parents think ⓓ </w:t>
+      </w:r>
+      <w:r>
+        <w:rPr>
+          <w:b w:val="0"/>
+          <w:i w:val="0"/>
+          <w:sz w:val="20"/>
+          <w:u w:val="single"/>
+        </w:rPr>
+        <w:t>that</w:t>
+      </w:r>
+      <w:r>
+        <w:rPr>
+          <w:b w:val="0"/>
+          <w:i w:val="0"/>
+          <w:sz w:val="20"/>
+          <w:u w:val="none"/>
+        </w:rPr>
+        <w:t xml:space="preserve"> I can do it. So I decided ⓔ </w:t>
+      </w:r>
+      <w:r>
+        <w:rPr>
+          <w:b w:val="0"/>
+          <w:i w:val="0"/>
+          <w:sz w:val="20"/>
+          <w:u w:val="single"/>
+        </w:rPr>
+        <w:t>studying</w:t>
+      </w:r>
+      <w:r>
+        <w:rPr>
+          <w:b w:val="0"/>
+          <w:i w:val="0"/>
+          <w:sz w:val="20"/>
+          <w:u w:val="none"/>
+        </w:rPr>
+        <w:t xml:space="preserve"> English hard.</w:t>
       </w:r>
     </w:p>
     <w:p>
@@ -2338,7 +2217,22 @@
           <w:sz w:val="20"/>
           <w:u w:val="none"/>
         </w:rPr>
-        <w:t>① a few    ② a little    ③ many    ④ plenty of    ⑤ few</w:t>
+        <w:t>① ⓐ    ② ⓑ    ③ ⓒ    ④ ⓓ    ⑤ ⓔ</w:t>
+      </w:r>
+    </w:p>
+    <w:p>
+      <w:pPr>
+        <w:spacing w:after="30" w:before="100"/>
+      </w:pPr>
+      <w:r>
+        <w:rPr>
+          <w:b/>
+          <w:i w:val="0"/>
+          <w:color w:val="1F3864"/>
+          <w:sz w:val="21"/>
+          <w:u w:val="none"/>
+        </w:rPr>
+        <w:t>■ [14~16] 접속사 that (6-⑤⑥)</w:t>
       </w:r>
     </w:p>
     <w:p>
@@ -2353,7 +2247,7 @@
           <w:sz w:val="20"/>
           <w:u w:val="none"/>
         </w:rPr>
-        <w:t xml:space="preserve">A18. </w:t>
+        <w:t xml:space="preserve">14. </w:t>
       </w:r>
       <w:r>
         <w:rPr>
@@ -2362,16 +2256,25 @@
           <w:sz w:val="20"/>
           <w:u w:val="none"/>
         </w:rPr>
-        <w:t xml:space="preserve">다음 &lt;정보&gt;를 </w:t>
-      </w:r>
-      <w:r>
-        <w:rPr>
-          <w:b/>
+        <w:t xml:space="preserve">다음 빈칸에 that이 들어갈 수 </w:t>
+      </w:r>
+      <w:r>
+        <w:rPr>
+          <w:b w:val="0"/>
+          <w:i w:val="0"/>
+          <w:sz w:val="20"/>
+          <w:u w:val="single"/>
+        </w:rPr>
+        <w:t>없는</w:t>
+      </w:r>
+      <w:r>
+        <w:rPr>
+          <w:b w:val="0"/>
           <w:i w:val="0"/>
           <w:sz w:val="20"/>
           <w:u w:val="none"/>
         </w:rPr>
-        <w:t>바르게</w:t>
+        <w:t xml:space="preserve"> 것은? </w:t>
       </w:r>
       <w:r>
         <w:rPr>
@@ -2380,8 +2283,14 @@
           <w:sz w:val="20"/>
           <w:u w:val="none"/>
         </w:rPr>
-        <w:t xml:space="preserve"> 설명한 문장의 개수는? </w:t>
-      </w:r>
+        <w:t>(3점)</w:t>
+      </w:r>
+    </w:p>
+    <w:p>
+      <w:pPr>
+        <w:spacing w:after="10"/>
+        <w:ind w:left="170"/>
+      </w:pPr>
       <w:r>
         <w:rPr>
           <w:b w:val="0"/>
@@ -2389,7 +2298,118 @@
           <w:sz w:val="20"/>
           <w:u w:val="none"/>
         </w:rPr>
-        <w:t>(5점)</w:t>
+        <w:t>① I know ______ he is honest.</w:t>
+      </w:r>
+    </w:p>
+    <w:p>
+      <w:pPr>
+        <w:spacing w:after="10"/>
+        <w:ind w:left="170"/>
+      </w:pPr>
+      <w:r>
+        <w:rPr>
+          <w:b w:val="0"/>
+          <w:i w:val="0"/>
+          <w:sz w:val="20"/>
+          <w:u w:val="none"/>
+        </w:rPr>
+        <w:t>② We believe ______ they will win.</w:t>
+      </w:r>
+    </w:p>
+    <w:p>
+      <w:pPr>
+        <w:spacing w:after="10"/>
+        <w:ind w:left="170"/>
+      </w:pPr>
+      <w:r>
+        <w:rPr>
+          <w:b w:val="0"/>
+          <w:i w:val="0"/>
+          <w:sz w:val="20"/>
+          <w:u w:val="none"/>
+        </w:rPr>
+        <w:t>③ This bag is lighter than ______ bag.</w:t>
+      </w:r>
+    </w:p>
+    <w:p>
+      <w:pPr>
+        <w:spacing w:after="10"/>
+        <w:ind w:left="170"/>
+      </w:pPr>
+      <w:r>
+        <w:rPr>
+          <w:b w:val="0"/>
+          <w:i w:val="0"/>
+          <w:sz w:val="20"/>
+          <w:u w:val="none"/>
+        </w:rPr>
+        <w:t>④ She hopes ______ sing on the stage.</w:t>
+      </w:r>
+    </w:p>
+    <w:p>
+      <w:pPr>
+        <w:spacing w:after="10"/>
+        <w:ind w:left="170"/>
+      </w:pPr>
+      <w:r>
+        <w:rPr>
+          <w:b w:val="0"/>
+          <w:i w:val="0"/>
+          <w:sz w:val="20"/>
+          <w:u w:val="none"/>
+        </w:rPr>
+        <w:t>⑤ The good news is ______ we have no homework.</w:t>
+      </w:r>
+    </w:p>
+    <w:p>
+      <w:pPr>
+        <w:spacing w:after="20" w:before="50"/>
+      </w:pPr>
+      <w:r>
+        <w:rPr>
+          <w:b/>
+          <w:i w:val="0"/>
+          <w:color w:val="1F3864"/>
+          <w:sz w:val="20"/>
+          <w:u w:val="none"/>
+        </w:rPr>
+        <w:t xml:space="preserve">15. </w:t>
+      </w:r>
+      <w:r>
+        <w:rPr>
+          <w:b w:val="0"/>
+          <w:i w:val="0"/>
+          <w:sz w:val="20"/>
+          <w:u w:val="none"/>
+        </w:rPr>
+        <w:t xml:space="preserve">다음 글의 빈칸 ⓐ~ⓔ 중 접속사 that이 들어갈 수 있는 곳을 </w:t>
+      </w:r>
+      <w:r>
+        <w:rPr>
+          <w:b w:val="0"/>
+          <w:i w:val="0"/>
+          <w:sz w:val="20"/>
+          <w:u w:val="single"/>
+        </w:rPr>
+        <w:t>모두</w:t>
+      </w:r>
+      <w:r>
+        <w:rPr>
+          <w:b w:val="0"/>
+          <w:i w:val="0"/>
+          <w:sz w:val="20"/>
+          <w:u w:val="none"/>
+        </w:rPr>
+        <w:t xml:space="preserve"> 고른 것은? </w:t>
+      </w:r>
+      <w:r>
+        <w:rPr>
+          <w:b w:val="0"/>
+          <w:i w:val="0"/>
+          <w:sz w:val="20"/>
+          <w:u w:val="none"/>
+        </w:rPr>
+        <w:t>(4점)</w:t>
       </w:r>
     </w:p>
     <w:p>
@@ -2411,82 +2431,7 @@
           <w:sz w:val="20"/>
           <w:u w:val="none"/>
         </w:rPr>
-        <w:t>&lt; Sherlock's Room &gt; chair: 1개 / books: 20권 / milk: 약간 / windows: 0개 / cups: 3개</w:t>
-      </w:r>
-      <w:r>
-        <w:br/>
-      </w:r>
-      <w:r>
-        <w:br/>
-      </w:r>
-      <w:r>
-        <w:rPr>
-          <w:b w:val="0"/>
-          <w:i w:val="0"/>
-          <w:sz w:val="20"/>
-          <w:u w:val="none"/>
-        </w:rPr>
-        <w:t>ⓐ There is a chair in the room.</w:t>
-      </w:r>
-      <w:r>
-        <w:br/>
-      </w:r>
-      <w:r>
-        <w:rPr>
-          <w:b w:val="0"/>
-          <w:i w:val="0"/>
-          <w:sz w:val="20"/>
-          <w:u w:val="none"/>
-        </w:rPr>
-        <w:t>ⓑ There are few books in the room.</w:t>
-      </w:r>
-      <w:r>
-        <w:br/>
-      </w:r>
-      <w:r>
-        <w:rPr>
-          <w:b w:val="0"/>
-          <w:i w:val="0"/>
-          <w:sz w:val="20"/>
-          <w:u w:val="none"/>
-        </w:rPr>
-        <w:t>ⓒ There is little milk in the room.</w:t>
-      </w:r>
-      <w:r>
-        <w:br/>
-      </w:r>
-      <w:r>
-        <w:rPr>
-          <w:b w:val="0"/>
-          <w:i w:val="0"/>
-          <w:sz w:val="20"/>
-          <w:u w:val="none"/>
-        </w:rPr>
-        <w:t>ⓓ There are no windows in the room.</w:t>
-      </w:r>
-      <w:r>
-        <w:br/>
-      </w:r>
-      <w:r>
-        <w:rPr>
-          <w:b w:val="0"/>
-          <w:i w:val="0"/>
-          <w:sz w:val="20"/>
-          <w:u w:val="none"/>
-        </w:rPr>
-        <w:t>ⓔ There are a few cups in the room.</w:t>
-      </w:r>
-      <w:r>
-        <w:br/>
-      </w:r>
-      <w:r>
-        <w:rPr>
-          <w:b w:val="0"/>
-          <w:i w:val="0"/>
-          <w:sz w:val="20"/>
-          <w:u w:val="none"/>
-        </w:rPr>
-        <w:t>ⓕ There isn't any windows in the room.</w:t>
+        <w:t>Today was a great day. I think ⓐ ____ my English is getting better. ⓑ ____ I got a good grade on the test! My teacher said ⓒ ____ I did a great job. I want ⓓ ____ study harder. I believe ⓔ ____ I can be an English teacher someday.</w:t>
       </w:r>
     </w:p>
     <w:p>
@@ -2501,7 +2446,7 @@
           <w:sz w:val="20"/>
           <w:u w:val="none"/>
         </w:rPr>
-        <w:t>① 1개    ② 2개    ③ 3개    ④ 4개    ⑤ 5개</w:t>
+        <w:t>① ⓐ, ⓒ    ② ⓐ, ⓒ, ⓔ    ③ ⓐ, ⓑ, ⓒ, ⓔ    ④ ⓒ, ⓓ, ⓔ    ⑤ ⓐ, ⓒ, ⓓ, ⓔ</w:t>
       </w:r>
     </w:p>
     <w:p>
@@ -2516,7 +2461,7 @@
           <w:sz w:val="20"/>
           <w:u w:val="none"/>
         </w:rPr>
-        <w:t xml:space="preserve">A19. </w:t>
+        <w:t xml:space="preserve">16. </w:t>
       </w:r>
       <w:r>
         <w:rPr>
@@ -2525,34 +2470,16 @@
           <w:sz w:val="20"/>
           <w:u w:val="none"/>
         </w:rPr>
-        <w:t xml:space="preserve">다음 중 문장 전환이 </w:t>
-      </w:r>
-      <w:r>
-        <w:rPr>
-          <w:b/>
+        <w:t xml:space="preserve">다음 중 어법상 옳은 것은? </w:t>
+      </w:r>
+      <w:r>
+        <w:rPr>
+          <w:b w:val="0"/>
           <w:i w:val="0"/>
           <w:sz w:val="20"/>
           <w:u w:val="none"/>
         </w:rPr>
-        <w:t>바르지 않은</w:t>
-      </w:r>
-      <w:r>
-        <w:rPr>
-          <w:b w:val="0"/>
-          <w:i w:val="0"/>
-          <w:sz w:val="20"/>
-          <w:u w:val="none"/>
-        </w:rPr>
-        <w:t xml:space="preserve"> 것은? </w:t>
-      </w:r>
-      <w:r>
-        <w:rPr>
-          <w:b w:val="0"/>
-          <w:i w:val="0"/>
-          <w:sz w:val="20"/>
-          <w:u w:val="none"/>
-        </w:rPr>
-        <w:t>(4점)</w:t>
+        <w:t>(3점)</w:t>
       </w:r>
     </w:p>
     <w:p>
@@ -2567,7 +2494,7 @@
           <w:sz w:val="20"/>
           <w:u w:val="none"/>
         </w:rPr>
-        <w:t>① There is a dog in the yard. → Is there a dog in the yard?</w:t>
+        <w:t>① I hope that see you again soon.</w:t>
       </w:r>
     </w:p>
     <w:p>
@@ -2582,7 +2509,7 @@
           <w:sz w:val="20"/>
           <w:u w:val="none"/>
         </w:rPr>
-        <w:t>② There are many trees. → There isn't many trees.</w:t>
+        <w:t>② That she studies hard are surprising.</w:t>
       </w:r>
     </w:p>
     <w:p>
@@ -2597,7 +2524,7 @@
           <w:sz w:val="20"/>
           <w:u w:val="none"/>
         </w:rPr>
-        <w:t>③ There are some books. → There aren't any books.</w:t>
+        <w:t>③ I heard that Max is sick today.</w:t>
       </w:r>
     </w:p>
     <w:p>
@@ -2612,7 +2539,7 @@
           <w:sz w:val="20"/>
           <w:u w:val="none"/>
         </w:rPr>
-        <w:t>④ There is some bread. → Is there any bread?</w:t>
+        <w:t>④ The problem are that we have no time.</w:t>
       </w:r>
     </w:p>
     <w:p>
@@ -2627,7 +2554,22 @@
           <w:sz w:val="20"/>
           <w:u w:val="none"/>
         </w:rPr>
-        <w:t>⑤ There is a clock on the wall. → There is no clock on the wall.</w:t>
+        <w:t>⑤ She knows that I likes music.</w:t>
+      </w:r>
+    </w:p>
+    <w:p>
+      <w:pPr>
+        <w:spacing w:after="30" w:before="100"/>
+      </w:pPr>
+      <w:r>
+        <w:rPr>
+          <w:b/>
+          <w:i w:val="0"/>
+          <w:color w:val="1F3864"/>
+          <w:sz w:val="21"/>
+          <w:u w:val="none"/>
+        </w:rPr>
+        <w:t>■ [17~20] 서술형</w:t>
       </w:r>
     </w:p>
     <w:p>
@@ -2642,7 +2584,7 @@
           <w:sz w:val="20"/>
           <w:u w:val="none"/>
         </w:rPr>
-        <w:t xml:space="preserve">A20. </w:t>
+        <w:t xml:space="preserve">17. </w:t>
       </w:r>
       <w:r>
         <w:rPr>
@@ -2651,34 +2593,16 @@
           <w:sz w:val="20"/>
           <w:u w:val="none"/>
         </w:rPr>
-        <w:t xml:space="preserve">★ 다음 우리말을 주어진 단어를 배열하여 영작할 때, </w:t>
-      </w:r>
-      <w:r>
-        <w:rPr>
-          <w:b/>
+        <w:t xml:space="preserve">다음 우리말과 같은 뜻이 되도록 〈조건〉에 맞게 영작하시오. </w:t>
+      </w:r>
+      <w:r>
+        <w:rPr>
+          <w:b w:val="0"/>
           <w:i w:val="0"/>
           <w:sz w:val="20"/>
           <w:u w:val="none"/>
         </w:rPr>
-        <w:t>필요 없는</w:t>
-      </w:r>
-      <w:r>
-        <w:rPr>
-          <w:b w:val="0"/>
-          <w:i w:val="0"/>
-          <w:sz w:val="20"/>
-          <w:u w:val="none"/>
-        </w:rPr>
-        <w:t xml:space="preserve"> 단어 두 개는? </w:t>
-      </w:r>
-      <w:r>
-        <w:rPr>
-          <w:b w:val="0"/>
-          <w:i w:val="0"/>
-          <w:sz w:val="20"/>
-          <w:u w:val="none"/>
-        </w:rPr>
-        <w:t>(5점)</w:t>
+        <w:t>(4점)</w:t>
       </w:r>
     </w:p>
     <w:p>
@@ -2700,7 +2624,7 @@
           <w:sz w:val="20"/>
           <w:u w:val="none"/>
         </w:rPr>
-        <w:t>냉장고에 주스가 거의 없다.</w:t>
+        <w:t>하늘에 구름이 한 점도 없다.</w:t>
       </w:r>
       <w:r>
         <w:br/>
@@ -2712,7 +2636,7 @@
           <w:sz w:val="20"/>
           <w:u w:val="none"/>
         </w:rPr>
-        <w:t>[ few / little / juice / is / are / there / in / the fridge ]</w:t>
+        <w:t>〈조건〉 there, any, cloud를 활용할 것 / be동사는 축약형으로 쓸 것 / 총 7단어</w:t>
       </w:r>
     </w:p>
     <w:p>
@@ -2727,50 +2651,7 @@
           <w:sz w:val="20"/>
           <w:u w:val="none"/>
         </w:rPr>
-        <w:t>① few — are    ② little — is    ③ few — is    ④ are — in    ⑤ little — are</w:t>
-      </w:r>
-    </w:p>
-    <w:p>
-      <w:pPr>
-        <w:spacing w:after="30" w:before="100"/>
-      </w:pPr>
-      <w:r>
-        <w:rPr>
-          <w:b/>
-          <w:i w:val="0"/>
-          <w:color w:val="1F3864"/>
-          <w:sz w:val="21"/>
-          <w:u w:val="none"/>
-        </w:rPr>
-        <w:t>■ 세트 B — 수량표현 집중 평가 · plenty of / lots of / a lot of / a few / few / a little / little (20문항 · 78점)</w:t>
-      </w:r>
-    </w:p>
-    <w:p>
-      <w:pPr>
-        <w:spacing w:after="20"/>
-      </w:pPr>
-      <w:r>
-        <w:rPr>
-          <w:b w:val="0"/>
-          <w:i/>
-          <w:sz w:val="18"/>
-          <w:u w:val="none"/>
-        </w:rPr>
-        <w:t>◆ 세트 A와 문장·선지·정답이 같은 문항은 없어 20문항을 모두 실었습니다.</w:t>
-      </w:r>
-    </w:p>
-    <w:p>
-      <w:pPr>
-        <w:spacing w:after="20" w:before="60"/>
-      </w:pPr>
-      <w:r>
-        <w:rPr>
-          <w:b/>
-          <w:i w:val="0"/>
-          <w:sz w:val="20"/>
-          <w:u w:val="none"/>
-        </w:rPr>
-        <w:t>세트 B 1~10번</w:t>
+        <w:t>→ ______________________________________</w:t>
       </w:r>
     </w:p>
     <w:p>
@@ -2785,7 +2666,7 @@
           <w:sz w:val="20"/>
           <w:u w:val="none"/>
         </w:rPr>
-        <w:t xml:space="preserve">B1. </w:t>
+        <w:t xml:space="preserve">18. </w:t>
       </w:r>
       <w:r>
         <w:rPr>
@@ -2794,34 +2675,16 @@
           <w:sz w:val="20"/>
           <w:u w:val="none"/>
         </w:rPr>
-        <w:t xml:space="preserve">다음 빈칸에 들어갈 수 </w:t>
-      </w:r>
-      <w:r>
-        <w:rPr>
-          <w:b/>
+        <w:t xml:space="preserve">★ 다음 우리말과 같은 뜻이 되도록 주어진 단어를 모두 한 번씩 사용하여 배열하시오. </w:t>
+      </w:r>
+      <w:r>
+        <w:rPr>
+          <w:b w:val="0"/>
           <w:i w:val="0"/>
           <w:sz w:val="20"/>
           <w:u w:val="none"/>
         </w:rPr>
-        <w:t>없는</w:t>
-      </w:r>
-      <w:r>
-        <w:rPr>
-          <w:b w:val="0"/>
-          <w:i w:val="0"/>
-          <w:sz w:val="20"/>
-          <w:u w:val="none"/>
-        </w:rPr>
-        <w:t xml:space="preserve"> 것은? </w:t>
-      </w:r>
-      <w:r>
-        <w:rPr>
-          <w:b w:val="0"/>
-          <w:i w:val="0"/>
-          <w:sz w:val="20"/>
-          <w:u w:val="none"/>
-        </w:rPr>
-        <w:t>(3점)</w:t>
+        <w:t>(4점)</w:t>
       </w:r>
     </w:p>
     <w:p>
@@ -2843,7 +2706,19 @@
           <w:sz w:val="20"/>
           <w:u w:val="none"/>
         </w:rPr>
-        <w:t>There are ________ apples in the basket.</w:t>
+        <w:t>수학이 모든 과목 중에서 제일 어렵다.</w:t>
+      </w:r>
+      <w:r>
+        <w:br/>
+      </w:r>
+      <w:r>
+        <w:rPr>
+          <w:b w:val="0"/>
+          <w:i w:val="0"/>
+          <w:sz w:val="20"/>
+          <w:u w:val="none"/>
+        </w:rPr>
+        <w:t>( most / all / math / the / is / of / the subjects / difficult )</w:t>
       </w:r>
     </w:p>
     <w:p>
@@ -2858,7 +2733,7 @@
           <w:sz w:val="20"/>
           <w:u w:val="none"/>
         </w:rPr>
-        <w:t>① a lot of    ② lots of    ③ plenty of    ④ a few    ⑤ a little</w:t>
+        <w:t>→ ______________________________________</w:t>
       </w:r>
     </w:p>
     <w:p>
@@ -2873,7 +2748,7 @@
           <w:sz w:val="20"/>
           <w:u w:val="none"/>
         </w:rPr>
-        <w:t xml:space="preserve">B2. </w:t>
+        <w:t xml:space="preserve">19. </w:t>
       </w:r>
       <w:r>
         <w:rPr>
@@ -2882,25 +2757,7 @@
           <w:sz w:val="20"/>
           <w:u w:val="none"/>
         </w:rPr>
-        <w:t xml:space="preserve">다음 빈칸에 들어갈 수 </w:t>
-      </w:r>
-      <w:r>
-        <w:rPr>
-          <w:b/>
-          <w:i w:val="0"/>
-          <w:sz w:val="20"/>
-          <w:u w:val="none"/>
-        </w:rPr>
-        <w:t>없는</w:t>
-      </w:r>
-      <w:r>
-        <w:rPr>
-          <w:b w:val="0"/>
-          <w:i w:val="0"/>
-          <w:sz w:val="20"/>
-          <w:u w:val="none"/>
-        </w:rPr>
-        <w:t xml:space="preserve"> 것은? </w:t>
+        <w:t xml:space="preserve">다음 우리말과 같은 뜻이 되도록 괄호 안의 단어를 활용하여 문장을 완성하시오. (필요하면 형태를 바꿀 것) </w:t>
       </w:r>
       <w:r>
         <w:rPr>
@@ -2931,7 +2788,7 @@
           <w:sz w:val="20"/>
           <w:u w:val="none"/>
         </w:rPr>
-        <w:t>There is ________ water in the bottle.</w:t>
+        <w:t>그들은 새 아파트로 이사하기로 결정했다. (decide, move)</w:t>
       </w:r>
     </w:p>
     <w:p>
@@ -2946,7 +2803,7 @@
           <w:sz w:val="20"/>
           <w:u w:val="none"/>
         </w:rPr>
-        <w:t>① plenty of    ② lots of    ③ a little    ④ a few    ⑤ a lot of</w:t>
+        <w:t>→ They ______________________ to a new apartment.</w:t>
       </w:r>
     </w:p>
     <w:p>
@@ -2961,7 +2818,7 @@
           <w:sz w:val="20"/>
           <w:u w:val="none"/>
         </w:rPr>
-        <w:t xml:space="preserve">B3. </w:t>
+        <w:t xml:space="preserve">20. </w:t>
       </w:r>
       <w:r>
         <w:rPr>
@@ -2970,34 +2827,16 @@
           <w:sz w:val="20"/>
           <w:u w:val="none"/>
         </w:rPr>
-        <w:t xml:space="preserve">다음 두 빈칸에 </w:t>
-      </w:r>
-      <w:r>
-        <w:rPr>
-          <w:b/>
+        <w:t xml:space="preserve">다음 Ann의 생각을 읽고, 접속사 that을 사용하여 문장을 완성하시오. </w:t>
+      </w:r>
+      <w:r>
+        <w:rPr>
+          <w:b w:val="0"/>
           <w:i w:val="0"/>
           <w:sz w:val="20"/>
           <w:u w:val="none"/>
         </w:rPr>
-        <w:t>공통으로</w:t>
-      </w:r>
-      <w:r>
-        <w:rPr>
-          <w:b w:val="0"/>
-          <w:i w:val="0"/>
-          <w:sz w:val="20"/>
-          <w:u w:val="none"/>
-        </w:rPr>
-        <w:t xml:space="preserve"> 들어갈 수 있는 것은? </w:t>
-      </w:r>
-      <w:r>
-        <w:rPr>
-          <w:b w:val="0"/>
-          <w:i w:val="0"/>
-          <w:sz w:val="20"/>
-          <w:u w:val="none"/>
-        </w:rPr>
-        <w:t>(3점)</w:t>
+        <w:t>(4점)</w:t>
       </w:r>
     </w:p>
     <w:p>
@@ -3019,19 +2858,7 @@
           <w:sz w:val="20"/>
           <w:u w:val="none"/>
         </w:rPr>
-        <w:t>• There are ________ students in the gym.</w:t>
-      </w:r>
-      <w:r>
-        <w:br/>
-      </w:r>
-      <w:r>
-        <w:rPr>
-          <w:b w:val="0"/>
-          <w:i w:val="0"/>
-          <w:sz w:val="20"/>
-          <w:u w:val="none"/>
-        </w:rPr>
-        <w:t>• There is ________ rice in the bag.</w:t>
+        <w:t>Ann: “I should study English hard.”</w:t>
       </w:r>
     </w:p>
     <w:p>
@@ -3046,2043 +2873,7 @@
           <w:sz w:val="20"/>
           <w:u w:val="none"/>
         </w:rPr>
-        <w:t>① a few    ② a little    ③ few    ④ little    ⑤ plenty of</w:t>
-      </w:r>
-    </w:p>
-    <w:p>
-      <w:pPr>
-        <w:spacing w:after="20" w:before="50"/>
-      </w:pPr>
-      <w:r>
-        <w:rPr>
-          <w:b/>
-          <w:i w:val="0"/>
-          <w:color w:val="1F3864"/>
-          <w:sz w:val="20"/>
-          <w:u w:val="none"/>
-        </w:rPr>
-        <w:t xml:space="preserve">B4. </w:t>
-      </w:r>
-      <w:r>
-        <w:rPr>
-          <w:b w:val="0"/>
-          <w:i w:val="0"/>
-          <w:sz w:val="20"/>
-          <w:u w:val="none"/>
-        </w:rPr>
-        <w:t xml:space="preserve">다음 중 수량표현과 명사의 짝이 </w:t>
-      </w:r>
-      <w:r>
-        <w:rPr>
-          <w:b/>
-          <w:i w:val="0"/>
-          <w:sz w:val="20"/>
-          <w:u w:val="none"/>
-        </w:rPr>
-        <w:t>바르지 않은</w:t>
-      </w:r>
-      <w:r>
-        <w:rPr>
-          <w:b w:val="0"/>
-          <w:i w:val="0"/>
-          <w:sz w:val="20"/>
-          <w:u w:val="none"/>
-        </w:rPr>
-        <w:t xml:space="preserve"> 것은? </w:t>
-      </w:r>
-      <w:r>
-        <w:rPr>
-          <w:b w:val="0"/>
-          <w:i w:val="0"/>
-          <w:sz w:val="20"/>
-          <w:u w:val="none"/>
-        </w:rPr>
-        <w:t>(3점)</w:t>
-      </w:r>
-    </w:p>
-    <w:p>
-      <w:pPr>
-        <w:spacing w:after="10"/>
-        <w:ind w:left="170"/>
-      </w:pPr>
-      <w:r>
-        <w:rPr>
-          <w:b w:val="0"/>
-          <w:i w:val="0"/>
-          <w:sz w:val="20"/>
-          <w:u w:val="none"/>
-        </w:rPr>
-        <w:t>① a few coins</w:t>
-      </w:r>
-    </w:p>
-    <w:p>
-      <w:pPr>
-        <w:spacing w:after="10"/>
-        <w:ind w:left="170"/>
-      </w:pPr>
-      <w:r>
-        <w:rPr>
-          <w:b w:val="0"/>
-          <w:i w:val="0"/>
-          <w:sz w:val="20"/>
-          <w:u w:val="none"/>
-        </w:rPr>
-        <w:t>② a little money</w:t>
-      </w:r>
-    </w:p>
-    <w:p>
-      <w:pPr>
-        <w:spacing w:after="10"/>
-        <w:ind w:left="170"/>
-      </w:pPr>
-      <w:r>
-        <w:rPr>
-          <w:b w:val="0"/>
-          <w:i w:val="0"/>
-          <w:sz w:val="20"/>
-          <w:u w:val="none"/>
-        </w:rPr>
-        <w:t>③ a little chairs</w:t>
-      </w:r>
-    </w:p>
-    <w:p>
-      <w:pPr>
-        <w:spacing w:after="10"/>
-        <w:ind w:left="170"/>
-      </w:pPr>
-      <w:r>
-        <w:rPr>
-          <w:b w:val="0"/>
-          <w:i w:val="0"/>
-          <w:sz w:val="20"/>
-          <w:u w:val="none"/>
-        </w:rPr>
-        <w:t>④ few friends</w:t>
-      </w:r>
-    </w:p>
-    <w:p>
-      <w:pPr>
-        <w:spacing w:after="10"/>
-        <w:ind w:left="170"/>
-      </w:pPr>
-      <w:r>
-        <w:rPr>
-          <w:b w:val="0"/>
-          <w:i w:val="0"/>
-          <w:sz w:val="20"/>
-          <w:u w:val="none"/>
-        </w:rPr>
-        <w:t>⑤ lots of homework</w:t>
-      </w:r>
-    </w:p>
-    <w:p>
-      <w:pPr>
-        <w:spacing w:after="20" w:before="50"/>
-      </w:pPr>
-      <w:r>
-        <w:rPr>
-          <w:b/>
-          <w:i w:val="0"/>
-          <w:color w:val="1F3864"/>
-          <w:sz w:val="20"/>
-          <w:u w:val="none"/>
-        </w:rPr>
-        <w:t xml:space="preserve">B5. </w:t>
-      </w:r>
-      <w:r>
-        <w:rPr>
-          <w:b w:val="0"/>
-          <w:i w:val="0"/>
-          <w:sz w:val="20"/>
-          <w:u w:val="none"/>
-        </w:rPr>
-        <w:t xml:space="preserve">(A)~(C)에서 어법상 알맞은 것끼리 짝지어진 것은? </w:t>
-      </w:r>
-      <w:r>
-        <w:rPr>
-          <w:b w:val="0"/>
-          <w:i w:val="0"/>
-          <w:sz w:val="20"/>
-          <w:u w:val="none"/>
-        </w:rPr>
-        <w:t>(4점)</w:t>
-      </w:r>
-    </w:p>
-    <w:p>
-      <w:pPr>
-        <w:spacing w:after="30"/>
-        <w:ind w:left="57" w:right="57"/>
-        <w:pBdr>
-          <w:top w:val="single" w:sz="4" w:space="3" w:color="8DA2C4"/>
-          <w:left w:val="single" w:sz="4" w:space="3" w:color="8DA2C4"/>
-          <w:bottom w:val="single" w:sz="4" w:space="3" w:color="8DA2C4"/>
-          <w:right w:val="single" w:sz="4" w:space="3" w:color="8DA2C4"/>
-        </w:pBdr>
-        <w:shd w:val="clear" w:color="auto" w:fill="F7F9FC"/>
-      </w:pPr>
-      <w:r>
-        <w:rPr>
-          <w:b w:val="0"/>
-          <w:i w:val="0"/>
-          <w:sz w:val="20"/>
-          <w:u w:val="none"/>
-        </w:rPr>
-        <w:t>• There are (A) [ a few / a little ] trees in the park.</w:t>
-      </w:r>
-      <w:r>
-        <w:br/>
-      </w:r>
-      <w:r>
-        <w:rPr>
-          <w:b w:val="0"/>
-          <w:i w:val="0"/>
-          <w:sz w:val="20"/>
-          <w:u w:val="none"/>
-        </w:rPr>
-        <w:t>• There is (B) [ few / little ] homework today.</w:t>
-      </w:r>
-      <w:r>
-        <w:br/>
-      </w:r>
-      <w:r>
-        <w:rPr>
-          <w:b w:val="0"/>
-          <w:i w:val="0"/>
-          <w:sz w:val="20"/>
-          <w:u w:val="none"/>
-        </w:rPr>
-        <w:t>• There (C) [ is / are ] lots of cheese in the fridge.</w:t>
-      </w:r>
-    </w:p>
-    <w:p>
-      <w:pPr>
-        <w:spacing w:after="10"/>
-        <w:ind w:left="170"/>
-      </w:pPr>
-      <w:r>
-        <w:rPr>
-          <w:b w:val="0"/>
-          <w:i w:val="0"/>
-          <w:sz w:val="20"/>
-          <w:u w:val="none"/>
-        </w:rPr>
-        <w:t>① a few — little — is</w:t>
-      </w:r>
-    </w:p>
-    <w:p>
-      <w:pPr>
-        <w:spacing w:after="10"/>
-        <w:ind w:left="170"/>
-      </w:pPr>
-      <w:r>
-        <w:rPr>
-          <w:b w:val="0"/>
-          <w:i w:val="0"/>
-          <w:sz w:val="20"/>
-          <w:u w:val="none"/>
-        </w:rPr>
-        <w:t>② a few — few — are</w:t>
-      </w:r>
-    </w:p>
-    <w:p>
-      <w:pPr>
-        <w:spacing w:after="10"/>
-        <w:ind w:left="170"/>
-      </w:pPr>
-      <w:r>
-        <w:rPr>
-          <w:b w:val="0"/>
-          <w:i w:val="0"/>
-          <w:sz w:val="20"/>
-          <w:u w:val="none"/>
-        </w:rPr>
-        <w:t>③ a little — little — is</w:t>
-      </w:r>
-    </w:p>
-    <w:p>
-      <w:pPr>
-        <w:spacing w:after="10"/>
-        <w:ind w:left="170"/>
-      </w:pPr>
-      <w:r>
-        <w:rPr>
-          <w:b w:val="0"/>
-          <w:i w:val="0"/>
-          <w:sz w:val="20"/>
-          <w:u w:val="none"/>
-        </w:rPr>
-        <w:t>④ a little — few — are</w:t>
-      </w:r>
-    </w:p>
-    <w:p>
-      <w:pPr>
-        <w:spacing w:after="10"/>
-        <w:ind w:left="170"/>
-      </w:pPr>
-      <w:r>
-        <w:rPr>
-          <w:b w:val="0"/>
-          <w:i w:val="0"/>
-          <w:sz w:val="20"/>
-          <w:u w:val="none"/>
-        </w:rPr>
-        <w:t>⑤ a few — little — are</w:t>
-      </w:r>
-    </w:p>
-    <w:p>
-      <w:pPr>
-        <w:spacing w:after="20" w:before="50"/>
-      </w:pPr>
-      <w:r>
-        <w:rPr>
-          <w:b/>
-          <w:i w:val="0"/>
-          <w:color w:val="1F3864"/>
-          <w:sz w:val="20"/>
-          <w:u w:val="none"/>
-        </w:rPr>
-        <w:t xml:space="preserve">B6. </w:t>
-      </w:r>
-      <w:r>
-        <w:rPr>
-          <w:b w:val="0"/>
-          <w:i w:val="0"/>
-          <w:sz w:val="20"/>
-          <w:u w:val="none"/>
-        </w:rPr>
-        <w:t xml:space="preserve">다음 우리말과 같은 뜻이 되도록 할 때 빈칸에 알맞은 것은? </w:t>
-      </w:r>
-      <w:r>
-        <w:rPr>
-          <w:b w:val="0"/>
-          <w:i w:val="0"/>
-          <w:sz w:val="20"/>
-          <w:u w:val="none"/>
-        </w:rPr>
-        <w:t>(3점)</w:t>
-      </w:r>
-    </w:p>
-    <w:p>
-      <w:pPr>
-        <w:spacing w:after="30"/>
-        <w:ind w:left="57" w:right="57"/>
-        <w:pBdr>
-          <w:top w:val="single" w:sz="4" w:space="3" w:color="8DA2C4"/>
-          <w:left w:val="single" w:sz="4" w:space="3" w:color="8DA2C4"/>
-          <w:bottom w:val="single" w:sz="4" w:space="3" w:color="8DA2C4"/>
-          <w:right w:val="single" w:sz="4" w:space="3" w:color="8DA2C4"/>
-        </w:pBdr>
-        <w:shd w:val="clear" w:color="auto" w:fill="F7F9FC"/>
-      </w:pPr>
-      <w:r>
-        <w:rPr>
-          <w:b w:val="0"/>
-          <w:i w:val="0"/>
-          <w:sz w:val="20"/>
-          <w:u w:val="none"/>
-        </w:rPr>
-        <w:t>놀이터에 아이들이 거의 없다.</w:t>
-      </w:r>
-      <w:r>
-        <w:br/>
-      </w:r>
-      <w:r>
-        <w:rPr>
-          <w:b w:val="0"/>
-          <w:i w:val="0"/>
-          <w:sz w:val="20"/>
-          <w:u w:val="none"/>
-        </w:rPr>
-        <w:t>There are ________ kids in the playground.</w:t>
-      </w:r>
-    </w:p>
-    <w:p>
-      <w:pPr>
-        <w:spacing w:after="30"/>
-        <w:ind w:left="170"/>
-      </w:pPr>
-      <w:r>
-        <w:rPr>
-          <w:b w:val="0"/>
-          <w:i w:val="0"/>
-          <w:sz w:val="20"/>
-          <w:u w:val="none"/>
-        </w:rPr>
-        <w:t>① few    ② a few    ③ little    ④ a little    ⑤ plenty of</w:t>
-      </w:r>
-    </w:p>
-    <w:p>
-      <w:pPr>
-        <w:spacing w:after="20" w:before="50"/>
-      </w:pPr>
-      <w:r>
-        <w:rPr>
-          <w:b/>
-          <w:i w:val="0"/>
-          <w:color w:val="1F3864"/>
-          <w:sz w:val="20"/>
-          <w:u w:val="none"/>
-        </w:rPr>
-        <w:t xml:space="preserve">B7. </w:t>
-      </w:r>
-      <w:r>
-        <w:rPr>
-          <w:b w:val="0"/>
-          <w:i w:val="0"/>
-          <w:sz w:val="20"/>
-          <w:u w:val="none"/>
-        </w:rPr>
-        <w:t xml:space="preserve">다음 문장의 우리말 해석이 </w:t>
-      </w:r>
-      <w:r>
-        <w:rPr>
-          <w:b/>
-          <w:i w:val="0"/>
-          <w:sz w:val="20"/>
-          <w:u w:val="none"/>
-        </w:rPr>
-        <w:t>바르지 않은</w:t>
-      </w:r>
-      <w:r>
-        <w:rPr>
-          <w:b w:val="0"/>
-          <w:i w:val="0"/>
-          <w:sz w:val="20"/>
-          <w:u w:val="none"/>
-        </w:rPr>
-        <w:t xml:space="preserve"> 것은? </w:t>
-      </w:r>
-      <w:r>
-        <w:rPr>
-          <w:b w:val="0"/>
-          <w:i w:val="0"/>
-          <w:sz w:val="20"/>
-          <w:u w:val="none"/>
-        </w:rPr>
-        <w:t>(4점)</w:t>
-      </w:r>
-    </w:p>
-    <w:p>
-      <w:pPr>
-        <w:spacing w:after="10"/>
-        <w:ind w:left="170"/>
-      </w:pPr>
-      <w:r>
-        <w:rPr>
-          <w:b w:val="0"/>
-          <w:i w:val="0"/>
-          <w:sz w:val="20"/>
-          <w:u w:val="none"/>
-        </w:rPr>
-        <w:t>① There is little money in my wallet. → 지갑에 돈이 약간 있다.</w:t>
-      </w:r>
-    </w:p>
-    <w:p>
-      <w:pPr>
-        <w:spacing w:after="10"/>
-        <w:ind w:left="170"/>
-      </w:pPr>
-      <w:r>
-        <w:rPr>
-          <w:b w:val="0"/>
-          <w:i w:val="0"/>
-          <w:sz w:val="20"/>
-          <w:u w:val="none"/>
-        </w:rPr>
-        <w:t>② There is a little bread on the plate. → 접시에 빵이 약간 있다.</w:t>
-      </w:r>
-    </w:p>
-    <w:p>
-      <w:pPr>
-        <w:spacing w:after="10"/>
-        <w:ind w:left="170"/>
-      </w:pPr>
-      <w:r>
-        <w:rPr>
-          <w:b w:val="0"/>
-          <w:i w:val="0"/>
-          <w:sz w:val="20"/>
-          <w:u w:val="none"/>
-        </w:rPr>
-        <w:t>③ There are few buses at night. → 밤에는 버스가 거의 없다.</w:t>
-      </w:r>
-    </w:p>
-    <w:p>
-      <w:pPr>
-        <w:spacing w:after="10"/>
-        <w:ind w:left="170"/>
-      </w:pPr>
-      <w:r>
-        <w:rPr>
-          <w:b w:val="0"/>
-          <w:i w:val="0"/>
-          <w:sz w:val="20"/>
-          <w:u w:val="none"/>
-        </w:rPr>
-        <w:t>④ There are a few clouds in the sky. → 하늘에 구름이 몇 개 있다.</w:t>
-      </w:r>
-    </w:p>
-    <w:p>
-      <w:pPr>
-        <w:spacing w:after="10"/>
-        <w:ind w:left="170"/>
-      </w:pPr>
-      <w:r>
-        <w:rPr>
-          <w:b w:val="0"/>
-          <w:i w:val="0"/>
-          <w:sz w:val="20"/>
-          <w:u w:val="none"/>
-        </w:rPr>
-        <w:t>⑤ There is plenty of food for us. → 우리가 먹을 음식이 충분히 있다.</w:t>
-      </w:r>
-    </w:p>
-    <w:p>
-      <w:pPr>
-        <w:spacing w:after="20" w:before="50"/>
-      </w:pPr>
-      <w:r>
-        <w:rPr>
-          <w:b/>
-          <w:i w:val="0"/>
-          <w:color w:val="1F3864"/>
-          <w:sz w:val="20"/>
-          <w:u w:val="none"/>
-        </w:rPr>
-        <w:t xml:space="preserve">B8. </w:t>
-      </w:r>
-      <w:r>
-        <w:rPr>
-          <w:b w:val="0"/>
-          <w:i w:val="0"/>
-          <w:sz w:val="20"/>
-          <w:u w:val="none"/>
-        </w:rPr>
-        <w:t xml:space="preserve">다음 중 어법상 </w:t>
-      </w:r>
-      <w:r>
-        <w:rPr>
-          <w:b/>
-          <w:i w:val="0"/>
-          <w:sz w:val="20"/>
-          <w:u w:val="none"/>
-        </w:rPr>
-        <w:t>틀린</w:t>
-      </w:r>
-      <w:r>
-        <w:rPr>
-          <w:b w:val="0"/>
-          <w:i w:val="0"/>
-          <w:sz w:val="20"/>
-          <w:u w:val="none"/>
-        </w:rPr>
-        <w:t xml:space="preserve"> 문장 </w:t>
-      </w:r>
-      <w:r>
-        <w:rPr>
-          <w:b/>
-          <w:i w:val="0"/>
-          <w:sz w:val="20"/>
-          <w:u w:val="none"/>
-        </w:rPr>
-        <w:t>두 개</w:t>
-      </w:r>
-      <w:r>
-        <w:rPr>
-          <w:b w:val="0"/>
-          <w:i w:val="0"/>
-          <w:sz w:val="20"/>
-          <w:u w:val="none"/>
-        </w:rPr>
-        <w:t xml:space="preserve">는? </w:t>
-      </w:r>
-      <w:r>
-        <w:rPr>
-          <w:b w:val="0"/>
-          <w:i w:val="0"/>
-          <w:sz w:val="20"/>
-          <w:u w:val="none"/>
-        </w:rPr>
-        <w:t>(4점)</w:t>
-      </w:r>
-    </w:p>
-    <w:p>
-      <w:pPr>
-        <w:spacing w:after="10"/>
-        <w:ind w:left="170"/>
-      </w:pPr>
-      <w:r>
-        <w:rPr>
-          <w:b w:val="0"/>
-          <w:i w:val="0"/>
-          <w:sz w:val="20"/>
-          <w:u w:val="none"/>
-        </w:rPr>
-        <w:t>① There are plenty of chairs in the hall.</w:t>
-      </w:r>
-    </w:p>
-    <w:p>
-      <w:pPr>
-        <w:spacing w:after="10"/>
-        <w:ind w:left="170"/>
-      </w:pPr>
-      <w:r>
-        <w:rPr>
-          <w:b w:val="0"/>
-          <w:i w:val="0"/>
-          <w:sz w:val="20"/>
-          <w:u w:val="none"/>
-        </w:rPr>
-        <w:t>② There is a few milk in the cup.</w:t>
-      </w:r>
-    </w:p>
-    <w:p>
-      <w:pPr>
-        <w:spacing w:after="10"/>
-        <w:ind w:left="170"/>
-      </w:pPr>
-      <w:r>
-        <w:rPr>
-          <w:b w:val="0"/>
-          <w:i w:val="0"/>
-          <w:sz w:val="20"/>
-          <w:u w:val="none"/>
-        </w:rPr>
-        <w:t>③ There is lots of information on this site.</w:t>
-      </w:r>
-    </w:p>
-    <w:p>
-      <w:pPr>
-        <w:spacing w:after="10"/>
-        <w:ind w:left="170"/>
-      </w:pPr>
-      <w:r>
-        <w:rPr>
-          <w:b w:val="0"/>
-          <w:i w:val="0"/>
-          <w:sz w:val="20"/>
-          <w:u w:val="none"/>
-        </w:rPr>
-        <w:t>④ There are little eggs in the box.</w:t>
-      </w:r>
-    </w:p>
-    <w:p>
-      <w:pPr>
-        <w:spacing w:after="10"/>
-        <w:ind w:left="170"/>
-      </w:pPr>
-      <w:r>
-        <w:rPr>
-          <w:b w:val="0"/>
-          <w:i w:val="0"/>
-          <w:sz w:val="20"/>
-          <w:u w:val="none"/>
-        </w:rPr>
-        <w:t>⑤ There are a lot of mistakes in my essay.</w:t>
-      </w:r>
-    </w:p>
-    <w:p>
-      <w:pPr>
-        <w:spacing w:after="20" w:before="50"/>
-      </w:pPr>
-      <w:r>
-        <w:rPr>
-          <w:b/>
-          <w:i w:val="0"/>
-          <w:color w:val="1F3864"/>
-          <w:sz w:val="20"/>
-          <w:u w:val="none"/>
-        </w:rPr>
-        <w:t xml:space="preserve">B9. </w:t>
-      </w:r>
-      <w:r>
-        <w:rPr>
-          <w:b w:val="0"/>
-          <w:i w:val="0"/>
-          <w:sz w:val="20"/>
-          <w:u w:val="none"/>
-        </w:rPr>
-        <w:t xml:space="preserve">다음 중 어법상 옳은 문장은? </w:t>
-      </w:r>
-      <w:r>
-        <w:rPr>
-          <w:b w:val="0"/>
-          <w:i w:val="0"/>
-          <w:sz w:val="20"/>
-          <w:u w:val="none"/>
-        </w:rPr>
-        <w:t>(3점)</w:t>
-      </w:r>
-    </w:p>
-    <w:p>
-      <w:pPr>
-        <w:spacing w:after="10"/>
-        <w:ind w:left="170"/>
-      </w:pPr>
-      <w:r>
-        <w:rPr>
-          <w:b w:val="0"/>
-          <w:i w:val="0"/>
-          <w:sz w:val="20"/>
-          <w:u w:val="none"/>
-        </w:rPr>
-        <w:t>① There are a little cookies in the jar.</w:t>
-      </w:r>
-    </w:p>
-    <w:p>
-      <w:pPr>
-        <w:spacing w:after="10"/>
-        <w:ind w:left="170"/>
-      </w:pPr>
-      <w:r>
-        <w:rPr>
-          <w:b w:val="0"/>
-          <w:i w:val="0"/>
-          <w:sz w:val="20"/>
-          <w:u w:val="none"/>
-        </w:rPr>
-        <w:t>② There is a little cheese on the plate.</w:t>
-      </w:r>
-    </w:p>
-    <w:p>
-      <w:pPr>
-        <w:spacing w:after="10"/>
-        <w:ind w:left="170"/>
-      </w:pPr>
-      <w:r>
-        <w:rPr>
-          <w:b w:val="0"/>
-          <w:i w:val="0"/>
-          <w:sz w:val="20"/>
-          <w:u w:val="none"/>
-        </w:rPr>
-        <w:t>③ There is few sugar in the tea.</w:t>
-      </w:r>
-    </w:p>
-    <w:p>
-      <w:pPr>
-        <w:spacing w:after="10"/>
-        <w:ind w:left="170"/>
-      </w:pPr>
-      <w:r>
-        <w:rPr>
-          <w:b w:val="0"/>
-          <w:i w:val="0"/>
-          <w:sz w:val="20"/>
-          <w:u w:val="none"/>
-        </w:rPr>
-        <w:t>④ There are a few furnitures in the room.</w:t>
-      </w:r>
-    </w:p>
-    <w:p>
-      <w:pPr>
-        <w:spacing w:after="10"/>
-        <w:ind w:left="170"/>
-      </w:pPr>
-      <w:r>
-        <w:rPr>
-          <w:b w:val="0"/>
-          <w:i w:val="0"/>
-          <w:sz w:val="20"/>
-          <w:u w:val="none"/>
-        </w:rPr>
-        <w:t>⑤ There is a few time left.</w:t>
-      </w:r>
-    </w:p>
-    <w:p>
-      <w:pPr>
-        <w:spacing w:after="20" w:before="50"/>
-      </w:pPr>
-      <w:r>
-        <w:rPr>
-          <w:b/>
-          <w:i w:val="0"/>
-          <w:color w:val="1F3864"/>
-          <w:sz w:val="20"/>
-          <w:u w:val="none"/>
-        </w:rPr>
-        <w:t xml:space="preserve">B10. </w:t>
-      </w:r>
-      <w:r>
-        <w:rPr>
-          <w:b w:val="0"/>
-          <w:i w:val="0"/>
-          <w:sz w:val="20"/>
-          <w:u w:val="none"/>
-        </w:rPr>
-        <w:t xml:space="preserve">다음 ⓐ~ⓖ 중 어법상 </w:t>
-      </w:r>
-      <w:r>
-        <w:rPr>
-          <w:b/>
-          <w:i w:val="0"/>
-          <w:sz w:val="20"/>
-          <w:u w:val="none"/>
-        </w:rPr>
-        <w:t>옳은</w:t>
-      </w:r>
-      <w:r>
-        <w:rPr>
-          <w:b w:val="0"/>
-          <w:i w:val="0"/>
-          <w:sz w:val="20"/>
-          <w:u w:val="none"/>
-        </w:rPr>
-        <w:t xml:space="preserve"> 문장의 개수는? </w:t>
-      </w:r>
-      <w:r>
-        <w:rPr>
-          <w:b w:val="0"/>
-          <w:i w:val="0"/>
-          <w:sz w:val="20"/>
-          <w:u w:val="none"/>
-        </w:rPr>
-        <w:t>(5점)</w:t>
-      </w:r>
-    </w:p>
-    <w:p>
-      <w:pPr>
-        <w:spacing w:after="30"/>
-        <w:ind w:left="57" w:right="57"/>
-        <w:pBdr>
-          <w:top w:val="single" w:sz="4" w:space="3" w:color="8DA2C4"/>
-          <w:left w:val="single" w:sz="4" w:space="3" w:color="8DA2C4"/>
-          <w:bottom w:val="single" w:sz="4" w:space="3" w:color="8DA2C4"/>
-          <w:right w:val="single" w:sz="4" w:space="3" w:color="8DA2C4"/>
-        </w:pBdr>
-        <w:shd w:val="clear" w:color="auto" w:fill="F7F9FC"/>
-      </w:pPr>
-      <w:r>
-        <w:rPr>
-          <w:b w:val="0"/>
-          <w:i w:val="0"/>
-          <w:sz w:val="20"/>
-          <w:u w:val="none"/>
-        </w:rPr>
-        <w:t>ⓐ There are lots of trees in the park.</w:t>
-      </w:r>
-      <w:r>
-        <w:br/>
-      </w:r>
-      <w:r>
-        <w:rPr>
-          <w:b w:val="0"/>
-          <w:i w:val="0"/>
-          <w:sz w:val="20"/>
-          <w:u w:val="none"/>
-        </w:rPr>
-        <w:t>ⓑ There is plenty of bread for everyone.</w:t>
-      </w:r>
-      <w:r>
-        <w:br/>
-      </w:r>
-      <w:r>
-        <w:rPr>
-          <w:b w:val="0"/>
-          <w:i w:val="0"/>
-          <w:sz w:val="20"/>
-          <w:u w:val="none"/>
-        </w:rPr>
-        <w:t>ⓒ There are a little oranges in the box.</w:t>
-      </w:r>
-      <w:r>
-        <w:br/>
-      </w:r>
-      <w:r>
-        <w:rPr>
-          <w:b w:val="0"/>
-          <w:i w:val="0"/>
-          <w:sz w:val="20"/>
-          <w:u w:val="none"/>
-        </w:rPr>
-        <w:t>ⓓ There is a lot of homework today.</w:t>
-      </w:r>
-      <w:r>
-        <w:br/>
-      </w:r>
-      <w:r>
-        <w:rPr>
-          <w:b w:val="0"/>
-          <w:i w:val="0"/>
-          <w:sz w:val="20"/>
-          <w:u w:val="none"/>
-        </w:rPr>
-        <w:t>ⓔ There are few people on the street.</w:t>
-      </w:r>
-      <w:r>
-        <w:br/>
-      </w:r>
-      <w:r>
-        <w:rPr>
-          <w:b w:val="0"/>
-          <w:i w:val="0"/>
-          <w:sz w:val="20"/>
-          <w:u w:val="none"/>
-        </w:rPr>
-        <w:t>ⓕ There is a few salt in the soup.</w:t>
-      </w:r>
-      <w:r>
-        <w:br/>
-      </w:r>
-      <w:r>
-        <w:rPr>
-          <w:b w:val="0"/>
-          <w:i w:val="0"/>
-          <w:sz w:val="20"/>
-          <w:u w:val="none"/>
-        </w:rPr>
-        <w:t>ⓖ There are plenty of water in the tank.</w:t>
-      </w:r>
-    </w:p>
-    <w:p>
-      <w:pPr>
-        <w:spacing w:after="30"/>
-        <w:ind w:left="170"/>
-      </w:pPr>
-      <w:r>
-        <w:rPr>
-          <w:b w:val="0"/>
-          <w:i w:val="0"/>
-          <w:sz w:val="20"/>
-          <w:u w:val="none"/>
-        </w:rPr>
-        <w:t>① 1개    ② 2개    ③ 3개    ④ 4개    ⑤ 5개</w:t>
-      </w:r>
-    </w:p>
-    <w:p>
-      <w:pPr>
-        <w:spacing w:after="20" w:before="60"/>
-      </w:pPr>
-      <w:r>
-        <w:rPr>
-          <w:b/>
-          <w:i w:val="0"/>
-          <w:sz w:val="20"/>
-          <w:u w:val="none"/>
-        </w:rPr>
-        <w:t>세트 B 11~20번</w:t>
-      </w:r>
-    </w:p>
-    <w:p>
-      <w:pPr>
-        <w:spacing w:after="20" w:before="50"/>
-      </w:pPr>
-      <w:r>
-        <w:rPr>
-          <w:b/>
-          <w:i w:val="0"/>
-          <w:color w:val="1F3864"/>
-          <w:sz w:val="20"/>
-          <w:u w:val="none"/>
-        </w:rPr>
-        <w:t xml:space="preserve">B11. </w:t>
-      </w:r>
-      <w:r>
-        <w:rPr>
-          <w:b w:val="0"/>
-          <w:i w:val="0"/>
-          <w:sz w:val="20"/>
-          <w:u w:val="none"/>
-        </w:rPr>
-        <w:t xml:space="preserve">다음 빈칸에 들어갈 수 있는 것만을 </w:t>
-      </w:r>
-      <w:r>
-        <w:rPr>
-          <w:b/>
-          <w:i w:val="0"/>
-          <w:sz w:val="20"/>
-          <w:u w:val="none"/>
-        </w:rPr>
-        <w:t>모두</w:t>
-      </w:r>
-      <w:r>
-        <w:rPr>
-          <w:b w:val="0"/>
-          <w:i w:val="0"/>
-          <w:sz w:val="20"/>
-          <w:u w:val="none"/>
-        </w:rPr>
-        <w:t xml:space="preserve"> 고른 것은? </w:t>
-      </w:r>
-      <w:r>
-        <w:rPr>
-          <w:b w:val="0"/>
-          <w:i w:val="0"/>
-          <w:sz w:val="20"/>
-          <w:u w:val="none"/>
-        </w:rPr>
-        <w:t>(5점)</w:t>
-      </w:r>
-    </w:p>
-    <w:p>
-      <w:pPr>
-        <w:spacing w:after="30"/>
-        <w:ind w:left="57" w:right="57"/>
-        <w:pBdr>
-          <w:top w:val="single" w:sz="4" w:space="3" w:color="8DA2C4"/>
-          <w:left w:val="single" w:sz="4" w:space="3" w:color="8DA2C4"/>
-          <w:bottom w:val="single" w:sz="4" w:space="3" w:color="8DA2C4"/>
-          <w:right w:val="single" w:sz="4" w:space="3" w:color="8DA2C4"/>
-        </w:pBdr>
-        <w:shd w:val="clear" w:color="auto" w:fill="F7F9FC"/>
-      </w:pPr>
-      <w:r>
-        <w:rPr>
-          <w:b w:val="0"/>
-          <w:i w:val="0"/>
-          <w:sz w:val="20"/>
-          <w:u w:val="none"/>
-        </w:rPr>
-        <w:t>There are ________ books on the shelf.</w:t>
-      </w:r>
-      <w:r>
-        <w:br/>
-      </w:r>
-      <w:r>
-        <w:rPr>
-          <w:b w:val="0"/>
-          <w:i w:val="0"/>
-          <w:sz w:val="20"/>
-          <w:u w:val="none"/>
-        </w:rPr>
-        <w:t>ⓐ a lot of ⓑ a little ⓒ plenty of ⓓ few ⓔ little ⓕ lots of</w:t>
-      </w:r>
-    </w:p>
-    <w:p>
-      <w:pPr>
-        <w:spacing w:after="30"/>
-        <w:ind w:left="170"/>
-      </w:pPr>
-      <w:r>
-        <w:rPr>
-          <w:b w:val="0"/>
-          <w:i w:val="0"/>
-          <w:sz w:val="20"/>
-          <w:u w:val="none"/>
-        </w:rPr>
-        <w:t>① ⓐ, ⓒ    ② ⓐ, ⓒ, ⓕ    ③ ⓐ, ⓒ, ⓓ, ⓕ    ④ ⓐ, ⓑ, ⓒ, ⓕ    ⑤ ⓒ, ⓓ, ⓔ, ⓕ</w:t>
-      </w:r>
-    </w:p>
-    <w:p>
-      <w:pPr>
-        <w:spacing w:after="20" w:before="50"/>
-      </w:pPr>
-      <w:r>
-        <w:rPr>
-          <w:b/>
-          <w:i w:val="0"/>
-          <w:color w:val="1F3864"/>
-          <w:sz w:val="20"/>
-          <w:u w:val="none"/>
-        </w:rPr>
-        <w:t xml:space="preserve">B12. </w:t>
-      </w:r>
-      <w:r>
-        <w:rPr>
-          <w:b w:val="0"/>
-          <w:i w:val="0"/>
-          <w:sz w:val="20"/>
-          <w:u w:val="none"/>
-        </w:rPr>
-        <w:t xml:space="preserve">다음 빈칸에 들어갈 수 </w:t>
-      </w:r>
-      <w:r>
-        <w:rPr>
-          <w:b/>
-          <w:i w:val="0"/>
-          <w:sz w:val="20"/>
-          <w:u w:val="none"/>
-        </w:rPr>
-        <w:t>없는</w:t>
-      </w:r>
-      <w:r>
-        <w:rPr>
-          <w:b w:val="0"/>
-          <w:i w:val="0"/>
-          <w:sz w:val="20"/>
-          <w:u w:val="none"/>
-        </w:rPr>
-        <w:t xml:space="preserve"> 것만을 </w:t>
-      </w:r>
-      <w:r>
-        <w:rPr>
-          <w:b/>
-          <w:i w:val="0"/>
-          <w:sz w:val="20"/>
-          <w:u w:val="none"/>
-        </w:rPr>
-        <w:t>모두</w:t>
-      </w:r>
-      <w:r>
-        <w:rPr>
-          <w:b w:val="0"/>
-          <w:i w:val="0"/>
-          <w:sz w:val="20"/>
-          <w:u w:val="none"/>
-        </w:rPr>
-        <w:t xml:space="preserve"> 고른 것은? </w:t>
-      </w:r>
-      <w:r>
-        <w:rPr>
-          <w:b w:val="0"/>
-          <w:i w:val="0"/>
-          <w:sz w:val="20"/>
-          <w:u w:val="none"/>
-        </w:rPr>
-        <w:t>(4점)</w:t>
-      </w:r>
-    </w:p>
-    <w:p>
-      <w:pPr>
-        <w:spacing w:after="30"/>
-        <w:ind w:left="57" w:right="57"/>
-        <w:pBdr>
-          <w:top w:val="single" w:sz="4" w:space="3" w:color="8DA2C4"/>
-          <w:left w:val="single" w:sz="4" w:space="3" w:color="8DA2C4"/>
-          <w:bottom w:val="single" w:sz="4" w:space="3" w:color="8DA2C4"/>
-          <w:right w:val="single" w:sz="4" w:space="3" w:color="8DA2C4"/>
-        </w:pBdr>
-        <w:shd w:val="clear" w:color="auto" w:fill="F7F9FC"/>
-      </w:pPr>
-      <w:r>
-        <w:rPr>
-          <w:b w:val="0"/>
-          <w:i w:val="0"/>
-          <w:sz w:val="20"/>
-          <w:u w:val="none"/>
-        </w:rPr>
-        <w:t>There is ________ juice in the jar.</w:t>
-      </w:r>
-      <w:r>
-        <w:br/>
-      </w:r>
-      <w:r>
-        <w:rPr>
-          <w:b w:val="0"/>
-          <w:i w:val="0"/>
-          <w:sz w:val="20"/>
-          <w:u w:val="none"/>
-        </w:rPr>
-        <w:t>ⓐ a few ⓑ lots of ⓒ little ⓓ plenty of ⓔ few ⓕ a little</w:t>
-      </w:r>
-    </w:p>
-    <w:p>
-      <w:pPr>
-        <w:spacing w:after="30"/>
-        <w:ind w:left="170"/>
-      </w:pPr>
-      <w:r>
-        <w:rPr>
-          <w:b w:val="0"/>
-          <w:i w:val="0"/>
-          <w:sz w:val="20"/>
-          <w:u w:val="none"/>
-        </w:rPr>
-        <w:t>① ⓐ    ② ⓐ, ⓔ    ③ ⓐ, ⓒ, ⓔ    ④ ⓒ, ⓕ    ⑤ ⓐ, ⓔ, ⓕ</w:t>
-      </w:r>
-    </w:p>
-    <w:p>
-      <w:pPr>
-        <w:spacing w:after="20" w:before="50"/>
-      </w:pPr>
-      <w:r>
-        <w:rPr>
-          <w:b/>
-          <w:i w:val="0"/>
-          <w:color w:val="1F3864"/>
-          <w:sz w:val="20"/>
-          <w:u w:val="none"/>
-        </w:rPr>
-        <w:t xml:space="preserve">B13. </w:t>
-      </w:r>
-      <w:r>
-        <w:rPr>
-          <w:b w:val="0"/>
-          <w:i w:val="0"/>
-          <w:sz w:val="20"/>
-          <w:u w:val="none"/>
-        </w:rPr>
-        <w:t xml:space="preserve">대화의 흐름상 빈칸에 가장 알맞은 것은? </w:t>
-      </w:r>
-      <w:r>
-        <w:rPr>
-          <w:b w:val="0"/>
-          <w:i w:val="0"/>
-          <w:sz w:val="20"/>
-          <w:u w:val="none"/>
-        </w:rPr>
-        <w:t>(4점)</w:t>
-      </w:r>
-    </w:p>
-    <w:p>
-      <w:pPr>
-        <w:spacing w:after="30"/>
-        <w:ind w:left="57" w:right="57"/>
-        <w:pBdr>
-          <w:top w:val="single" w:sz="4" w:space="3" w:color="8DA2C4"/>
-          <w:left w:val="single" w:sz="4" w:space="3" w:color="8DA2C4"/>
-          <w:bottom w:val="single" w:sz="4" w:space="3" w:color="8DA2C4"/>
-          <w:right w:val="single" w:sz="4" w:space="3" w:color="8DA2C4"/>
-        </w:pBdr>
-        <w:shd w:val="clear" w:color="auto" w:fill="F7F9FC"/>
-      </w:pPr>
-      <w:r>
-        <w:rPr>
-          <w:b w:val="0"/>
-          <w:i w:val="0"/>
-          <w:sz w:val="20"/>
-          <w:u w:val="none"/>
-        </w:rPr>
-        <w:t>A: Do we have enough chairs for the party?</w:t>
-      </w:r>
-      <w:r>
-        <w:br/>
-      </w:r>
-      <w:r>
-        <w:rPr>
-          <w:b w:val="0"/>
-          <w:i w:val="0"/>
-          <w:sz w:val="20"/>
-          <w:u w:val="none"/>
-        </w:rPr>
-        <w:t>B: Don't worry. There are ________ chairs. We have thirty.</w:t>
-      </w:r>
-    </w:p>
-    <w:p>
-      <w:pPr>
-        <w:spacing w:after="30"/>
-        <w:ind w:left="170"/>
-      </w:pPr>
-      <w:r>
-        <w:rPr>
-          <w:b w:val="0"/>
-          <w:i w:val="0"/>
-          <w:sz w:val="20"/>
-          <w:u w:val="none"/>
-        </w:rPr>
-        <w:t>① few    ② a little    ③ plenty of    ④ little    ⑤ a few</w:t>
-      </w:r>
-    </w:p>
-    <w:p>
-      <w:pPr>
-        <w:spacing w:after="20" w:before="50"/>
-      </w:pPr>
-      <w:r>
-        <w:rPr>
-          <w:b/>
-          <w:i w:val="0"/>
-          <w:color w:val="1F3864"/>
-          <w:sz w:val="20"/>
-          <w:u w:val="none"/>
-        </w:rPr>
-        <w:t xml:space="preserve">B14. </w:t>
-      </w:r>
-      <w:r>
-        <w:rPr>
-          <w:b w:val="0"/>
-          <w:i w:val="0"/>
-          <w:sz w:val="20"/>
-          <w:u w:val="none"/>
-        </w:rPr>
-        <w:t xml:space="preserve">대화의 흐름상 빈칸에 가장 알맞은 것은? </w:t>
-      </w:r>
-      <w:r>
-        <w:rPr>
-          <w:b w:val="0"/>
-          <w:i w:val="0"/>
-          <w:sz w:val="20"/>
-          <w:u w:val="none"/>
-        </w:rPr>
-        <w:t>(4점)</w:t>
-      </w:r>
-    </w:p>
-    <w:p>
-      <w:pPr>
-        <w:spacing w:after="30"/>
-        <w:ind w:left="57" w:right="57"/>
-        <w:pBdr>
-          <w:top w:val="single" w:sz="4" w:space="3" w:color="8DA2C4"/>
-          <w:left w:val="single" w:sz="4" w:space="3" w:color="8DA2C4"/>
-          <w:bottom w:val="single" w:sz="4" w:space="3" w:color="8DA2C4"/>
-          <w:right w:val="single" w:sz="4" w:space="3" w:color="8DA2C4"/>
-        </w:pBdr>
-        <w:shd w:val="clear" w:color="auto" w:fill="F7F9FC"/>
-      </w:pPr>
-      <w:r>
-        <w:rPr>
-          <w:b w:val="0"/>
-          <w:i w:val="0"/>
-          <w:sz w:val="20"/>
-          <w:u w:val="none"/>
-        </w:rPr>
-        <w:t>A: Can we make pancakes now?</w:t>
-      </w:r>
-      <w:r>
-        <w:br/>
-      </w:r>
-      <w:r>
-        <w:rPr>
-          <w:b w:val="0"/>
-          <w:i w:val="0"/>
-          <w:sz w:val="20"/>
-          <w:u w:val="none"/>
-        </w:rPr>
-        <w:t>B: I don't think so. There is ________ flour. We need to buy some.</w:t>
-      </w:r>
-    </w:p>
-    <w:p>
-      <w:pPr>
-        <w:spacing w:after="30"/>
-        <w:ind w:left="170"/>
-      </w:pPr>
-      <w:r>
-        <w:rPr>
-          <w:b w:val="0"/>
-          <w:i w:val="0"/>
-          <w:sz w:val="20"/>
-          <w:u w:val="none"/>
-        </w:rPr>
-        <w:t>① a few    ② few    ③ plenty of    ④ a lot of    ⑤ little</w:t>
-      </w:r>
-    </w:p>
-    <w:p>
-      <w:pPr>
-        <w:spacing w:after="20" w:before="50"/>
-      </w:pPr>
-      <w:r>
-        <w:rPr>
-          <w:b/>
-          <w:i w:val="0"/>
-          <w:color w:val="1F3864"/>
-          <w:sz w:val="20"/>
-          <w:u w:val="none"/>
-        </w:rPr>
-        <w:t xml:space="preserve">B15. </w:t>
-      </w:r>
-      <w:r>
-        <w:rPr>
-          <w:b w:val="0"/>
-          <w:i w:val="0"/>
-          <w:sz w:val="20"/>
-          <w:u w:val="none"/>
-        </w:rPr>
-        <w:t xml:space="preserve">다음 글의 밑줄 친 ⓐ~ⓔ 중 어법상 </w:t>
-      </w:r>
-      <w:r>
-        <w:rPr>
-          <w:b/>
-          <w:i w:val="0"/>
-          <w:sz w:val="20"/>
-          <w:u w:val="none"/>
-        </w:rPr>
-        <w:t>옳은</w:t>
-      </w:r>
-      <w:r>
-        <w:rPr>
-          <w:b w:val="0"/>
-          <w:i w:val="0"/>
-          <w:sz w:val="20"/>
-          <w:u w:val="none"/>
-        </w:rPr>
-        <w:t xml:space="preserve"> 것의 개수는? </w:t>
-      </w:r>
-      <w:r>
-        <w:rPr>
-          <w:b w:val="0"/>
-          <w:i w:val="0"/>
-          <w:sz w:val="20"/>
-          <w:u w:val="none"/>
-        </w:rPr>
-        <w:t>(5점)</w:t>
-      </w:r>
-    </w:p>
-    <w:p>
-      <w:pPr>
-        <w:spacing w:after="30"/>
-        <w:ind w:left="57" w:right="57"/>
-        <w:pBdr>
-          <w:top w:val="single" w:sz="4" w:space="3" w:color="8DA2C4"/>
-          <w:left w:val="single" w:sz="4" w:space="3" w:color="8DA2C4"/>
-          <w:bottom w:val="single" w:sz="4" w:space="3" w:color="8DA2C4"/>
-          <w:right w:val="single" w:sz="4" w:space="3" w:color="8DA2C4"/>
-        </w:pBdr>
-        <w:shd w:val="clear" w:color="auto" w:fill="F7F9FC"/>
-      </w:pPr>
-      <w:r>
-        <w:rPr>
-          <w:b w:val="0"/>
-          <w:i w:val="0"/>
-          <w:sz w:val="20"/>
-          <w:u w:val="none"/>
-        </w:rPr>
-        <w:t xml:space="preserve">Holmes looks around the kitchen carefully. There is </w:t>
-      </w:r>
-      <w:r>
-        <w:rPr>
-          <w:b w:val="0"/>
-          <w:i w:val="0"/>
-          <w:sz w:val="20"/>
-          <w:u w:val="single"/>
-        </w:rPr>
-        <w:t>ⓐ a little bread</w:t>
-      </w:r>
-      <w:r>
-        <w:rPr>
-          <w:b w:val="0"/>
-          <w:i w:val="0"/>
-          <w:sz w:val="20"/>
-          <w:u w:val="none"/>
-        </w:rPr>
-        <w:t xml:space="preserve"> on the table, and there are </w:t>
-      </w:r>
-      <w:r>
-        <w:rPr>
-          <w:b w:val="0"/>
-          <w:i w:val="0"/>
-          <w:sz w:val="20"/>
-          <w:u w:val="single"/>
-        </w:rPr>
-        <w:t>ⓑ plenty of crumbs</w:t>
-      </w:r>
-      <w:r>
-        <w:rPr>
-          <w:b w:val="0"/>
-          <w:i w:val="0"/>
-          <w:sz w:val="20"/>
-          <w:u w:val="none"/>
-        </w:rPr>
-        <w:t xml:space="preserve"> on the floor. There is </w:t>
-      </w:r>
-      <w:r>
-        <w:rPr>
-          <w:b w:val="0"/>
-          <w:i w:val="0"/>
-          <w:sz w:val="20"/>
-          <w:u w:val="single"/>
-        </w:rPr>
-        <w:t>ⓒ few milk</w:t>
-      </w:r>
-      <w:r>
-        <w:rPr>
-          <w:b w:val="0"/>
-          <w:i w:val="0"/>
-          <w:sz w:val="20"/>
-          <w:u w:val="none"/>
-        </w:rPr>
-        <w:t xml:space="preserve"> in the cup, so someone drank it. There are </w:t>
-      </w:r>
-      <w:r>
-        <w:rPr>
-          <w:b w:val="0"/>
-          <w:i w:val="0"/>
-          <w:sz w:val="20"/>
-          <w:u w:val="single"/>
-        </w:rPr>
-        <w:t>ⓓ a lot of footprints</w:t>
-      </w:r>
-      <w:r>
-        <w:rPr>
-          <w:b w:val="0"/>
-          <w:i w:val="0"/>
-          <w:sz w:val="20"/>
-          <w:u w:val="none"/>
-        </w:rPr>
-        <w:t xml:space="preserve"> near the door, but there is </w:t>
-      </w:r>
-      <w:r>
-        <w:rPr>
-          <w:b w:val="0"/>
-          <w:i w:val="0"/>
-          <w:sz w:val="20"/>
-          <w:u w:val="single"/>
-        </w:rPr>
-        <w:t>ⓔ a few dust</w:t>
-      </w:r>
-      <w:r>
-        <w:rPr>
-          <w:b w:val="0"/>
-          <w:i w:val="0"/>
-          <w:sz w:val="20"/>
-          <w:u w:val="none"/>
-        </w:rPr>
-        <w:t xml:space="preserve"> on the window.</w:t>
-      </w:r>
-    </w:p>
-    <w:p>
-      <w:pPr>
-        <w:spacing w:after="30"/>
-        <w:ind w:left="170"/>
-      </w:pPr>
-      <w:r>
-        <w:rPr>
-          <w:b w:val="0"/>
-          <w:i w:val="0"/>
-          <w:sz w:val="20"/>
-          <w:u w:val="none"/>
-        </w:rPr>
-        <w:t>① 1개    ② 2개    ③ 3개    ④ 4개    ⑤ 5개</w:t>
-      </w:r>
-    </w:p>
-    <w:p>
-      <w:pPr>
-        <w:spacing w:after="20" w:before="50"/>
-      </w:pPr>
-      <w:r>
-        <w:rPr>
-          <w:b/>
-          <w:i w:val="0"/>
-          <w:color w:val="1F3864"/>
-          <w:sz w:val="20"/>
-          <w:u w:val="none"/>
-        </w:rPr>
-        <w:t xml:space="preserve">B16. </w:t>
-      </w:r>
-      <w:r>
-        <w:rPr>
-          <w:b w:val="0"/>
-          <w:i w:val="0"/>
-          <w:sz w:val="20"/>
-          <w:u w:val="none"/>
-        </w:rPr>
-        <w:t xml:space="preserve">수량표현과 함께 쓸 수 있는 명사의 종류가 </w:t>
-      </w:r>
-      <w:r>
-        <w:rPr>
-          <w:b/>
-          <w:i w:val="0"/>
-          <w:sz w:val="20"/>
-          <w:u w:val="none"/>
-        </w:rPr>
-        <w:t>바르게 연결되지 않은</w:t>
-      </w:r>
-      <w:r>
-        <w:rPr>
-          <w:b w:val="0"/>
-          <w:i w:val="0"/>
-          <w:sz w:val="20"/>
-          <w:u w:val="none"/>
-        </w:rPr>
-        <w:t xml:space="preserve"> 것은? </w:t>
-      </w:r>
-      <w:r>
-        <w:rPr>
-          <w:b w:val="0"/>
-          <w:i w:val="0"/>
-          <w:sz w:val="20"/>
-          <w:u w:val="none"/>
-        </w:rPr>
-        <w:t>(4점)</w:t>
-      </w:r>
-    </w:p>
-    <w:p>
-      <w:pPr>
-        <w:spacing w:after="10"/>
-        <w:ind w:left="170"/>
-      </w:pPr>
-      <w:r>
-        <w:rPr>
-          <w:b w:val="0"/>
-          <w:i w:val="0"/>
-          <w:sz w:val="20"/>
-          <w:u w:val="none"/>
-        </w:rPr>
-        <w:t>① few — 가산명사</w:t>
-      </w:r>
-    </w:p>
-    <w:p>
-      <w:pPr>
-        <w:spacing w:after="10"/>
-        <w:ind w:left="170"/>
-      </w:pPr>
-      <w:r>
-        <w:rPr>
-          <w:b w:val="0"/>
-          <w:i w:val="0"/>
-          <w:sz w:val="20"/>
-          <w:u w:val="none"/>
-        </w:rPr>
-        <w:t>② a few — 가산명사</w:t>
-      </w:r>
-    </w:p>
-    <w:p>
-      <w:pPr>
-        <w:spacing w:after="10"/>
-        <w:ind w:left="170"/>
-      </w:pPr>
-      <w:r>
-        <w:rPr>
-          <w:b w:val="0"/>
-          <w:i w:val="0"/>
-          <w:sz w:val="20"/>
-          <w:u w:val="none"/>
-        </w:rPr>
-        <w:t>③ little — 불가산명사</w:t>
-      </w:r>
-    </w:p>
-    <w:p>
-      <w:pPr>
-        <w:spacing w:after="10"/>
-        <w:ind w:left="170"/>
-      </w:pPr>
-      <w:r>
-        <w:rPr>
-          <w:b w:val="0"/>
-          <w:i w:val="0"/>
-          <w:sz w:val="20"/>
-          <w:u w:val="none"/>
-        </w:rPr>
-        <w:t>④ plenty of — 가산명사·불가산명사</w:t>
-      </w:r>
-    </w:p>
-    <w:p>
-      <w:pPr>
-        <w:spacing w:after="10"/>
-        <w:ind w:left="170"/>
-      </w:pPr>
-      <w:r>
-        <w:rPr>
-          <w:b w:val="0"/>
-          <w:i w:val="0"/>
-          <w:sz w:val="20"/>
-          <w:u w:val="none"/>
-        </w:rPr>
-        <w:t>⑤ a little — 가산명사·불가산명사</w:t>
-      </w:r>
-    </w:p>
-    <w:p>
-      <w:pPr>
-        <w:spacing w:after="20" w:before="50"/>
-      </w:pPr>
-      <w:r>
-        <w:rPr>
-          <w:b/>
-          <w:i w:val="0"/>
-          <w:color w:val="1F3864"/>
-          <w:sz w:val="20"/>
-          <w:u w:val="none"/>
-        </w:rPr>
-        <w:t xml:space="preserve">B17. </w:t>
-      </w:r>
-      <w:r>
-        <w:rPr>
-          <w:b w:val="0"/>
-          <w:i w:val="0"/>
-          <w:sz w:val="20"/>
-          <w:u w:val="none"/>
-        </w:rPr>
-        <w:t xml:space="preserve">다음 빈칸에 들어갈 수 있는 것 </w:t>
-      </w:r>
-      <w:r>
-        <w:rPr>
-          <w:b/>
-          <w:i w:val="0"/>
-          <w:sz w:val="20"/>
-          <w:u w:val="none"/>
-        </w:rPr>
-        <w:t>두 개</w:t>
-      </w:r>
-      <w:r>
-        <w:rPr>
-          <w:b w:val="0"/>
-          <w:i w:val="0"/>
-          <w:sz w:val="20"/>
-          <w:u w:val="none"/>
-        </w:rPr>
-        <w:t xml:space="preserve">는? </w:t>
-      </w:r>
-      <w:r>
-        <w:rPr>
-          <w:b w:val="0"/>
-          <w:i w:val="0"/>
-          <w:sz w:val="20"/>
-          <w:u w:val="none"/>
-        </w:rPr>
-        <w:t>(4점)</w:t>
-      </w:r>
-    </w:p>
-    <w:p>
-      <w:pPr>
-        <w:spacing w:after="30"/>
-        <w:ind w:left="57" w:right="57"/>
-        <w:pBdr>
-          <w:top w:val="single" w:sz="4" w:space="3" w:color="8DA2C4"/>
-          <w:left w:val="single" w:sz="4" w:space="3" w:color="8DA2C4"/>
-          <w:bottom w:val="single" w:sz="4" w:space="3" w:color="8DA2C4"/>
-          <w:right w:val="single" w:sz="4" w:space="3" w:color="8DA2C4"/>
-        </w:pBdr>
-        <w:shd w:val="clear" w:color="auto" w:fill="F7F9FC"/>
-      </w:pPr>
-      <w:r>
-        <w:rPr>
-          <w:b w:val="0"/>
-          <w:i w:val="0"/>
-          <w:sz w:val="20"/>
-          <w:u w:val="none"/>
-        </w:rPr>
-        <w:t>There are ________ questions on the test.</w:t>
-      </w:r>
-    </w:p>
-    <w:p>
-      <w:pPr>
-        <w:spacing w:after="30"/>
-        <w:ind w:left="170"/>
-      </w:pPr>
-      <w:r>
-        <w:rPr>
-          <w:b w:val="0"/>
-          <w:i w:val="0"/>
-          <w:sz w:val="20"/>
-          <w:u w:val="none"/>
-        </w:rPr>
-        <w:t>① a little    ② lots of    ③ little    ④ a few    ⑤ much</w:t>
-      </w:r>
-    </w:p>
-    <w:p>
-      <w:pPr>
-        <w:spacing w:after="20" w:before="50"/>
-      </w:pPr>
-      <w:r>
-        <w:rPr>
-          <w:b/>
-          <w:i w:val="0"/>
-          <w:color w:val="1F3864"/>
-          <w:sz w:val="20"/>
-          <w:u w:val="none"/>
-        </w:rPr>
-        <w:t xml:space="preserve">B18. </w:t>
-      </w:r>
-      <w:r>
-        <w:rPr>
-          <w:b w:val="0"/>
-          <w:i w:val="0"/>
-          <w:sz w:val="20"/>
-          <w:u w:val="none"/>
-        </w:rPr>
-        <w:t xml:space="preserve">다음 우리말과 같은 뜻이 되도록 할 때 빈칸에 알맞은 것은? </w:t>
-      </w:r>
-      <w:r>
-        <w:rPr>
-          <w:b w:val="0"/>
-          <w:i w:val="0"/>
-          <w:sz w:val="20"/>
-          <w:u w:val="none"/>
-        </w:rPr>
-        <w:t>(3점)</w:t>
-      </w:r>
-    </w:p>
-    <w:p>
-      <w:pPr>
-        <w:spacing w:after="30"/>
-        <w:ind w:left="57" w:right="57"/>
-        <w:pBdr>
-          <w:top w:val="single" w:sz="4" w:space="3" w:color="8DA2C4"/>
-          <w:left w:val="single" w:sz="4" w:space="3" w:color="8DA2C4"/>
-          <w:bottom w:val="single" w:sz="4" w:space="3" w:color="8DA2C4"/>
-          <w:right w:val="single" w:sz="4" w:space="3" w:color="8DA2C4"/>
-        </w:pBdr>
-        <w:shd w:val="clear" w:color="auto" w:fill="F7F9FC"/>
-      </w:pPr>
-      <w:r>
-        <w:rPr>
-          <w:b w:val="0"/>
-          <w:i w:val="0"/>
-          <w:sz w:val="20"/>
-          <w:u w:val="none"/>
-        </w:rPr>
-        <w:t>냄비에 수프가 충분히 있다.</w:t>
-      </w:r>
-      <w:r>
-        <w:br/>
-      </w:r>
-      <w:r>
-        <w:rPr>
-          <w:b w:val="0"/>
-          <w:i w:val="0"/>
-          <w:sz w:val="20"/>
-          <w:u w:val="none"/>
-        </w:rPr>
-        <w:t>There is ________ soup in the pot.</w:t>
-      </w:r>
-    </w:p>
-    <w:p>
-      <w:pPr>
-        <w:spacing w:after="30"/>
-        <w:ind w:left="170"/>
-      </w:pPr>
-      <w:r>
-        <w:rPr>
-          <w:b w:val="0"/>
-          <w:i w:val="0"/>
-          <w:sz w:val="20"/>
-          <w:u w:val="none"/>
-        </w:rPr>
-        <w:t>① a few    ② plenty of    ③ few    ④ little    ⑤ a little</w:t>
-      </w:r>
-    </w:p>
-    <w:p>
-      <w:pPr>
-        <w:spacing w:after="20" w:before="50"/>
-      </w:pPr>
-      <w:r>
-        <w:rPr>
-          <w:b/>
-          <w:i w:val="0"/>
-          <w:color w:val="1F3864"/>
-          <w:sz w:val="20"/>
-          <w:u w:val="none"/>
-        </w:rPr>
-        <w:t xml:space="preserve">B19. </w:t>
-      </w:r>
-      <w:r>
-        <w:rPr>
-          <w:b w:val="0"/>
-          <w:i w:val="0"/>
-          <w:sz w:val="20"/>
-          <w:u w:val="none"/>
-        </w:rPr>
-        <w:t xml:space="preserve">다음 &lt;정보&gt;를 </w:t>
-      </w:r>
-      <w:r>
-        <w:rPr>
-          <w:b/>
-          <w:i w:val="0"/>
-          <w:sz w:val="20"/>
-          <w:u w:val="none"/>
-        </w:rPr>
-        <w:t>바르게</w:t>
-      </w:r>
-      <w:r>
-        <w:rPr>
-          <w:b w:val="0"/>
-          <w:i w:val="0"/>
-          <w:sz w:val="20"/>
-          <w:u w:val="none"/>
-        </w:rPr>
-        <w:t xml:space="preserve"> 설명한 문장의 개수는? </w:t>
-      </w:r>
-      <w:r>
-        <w:rPr>
-          <w:b w:val="0"/>
-          <w:i w:val="0"/>
-          <w:sz w:val="20"/>
-          <w:u w:val="none"/>
-        </w:rPr>
-        <w:t>(5점)</w:t>
-      </w:r>
-    </w:p>
-    <w:p>
-      <w:pPr>
-        <w:spacing w:after="30"/>
-        <w:ind w:left="57" w:right="57"/>
-        <w:pBdr>
-          <w:top w:val="single" w:sz="4" w:space="3" w:color="8DA2C4"/>
-          <w:left w:val="single" w:sz="4" w:space="3" w:color="8DA2C4"/>
-          <w:bottom w:val="single" w:sz="4" w:space="3" w:color="8DA2C4"/>
-          <w:right w:val="single" w:sz="4" w:space="3" w:color="8DA2C4"/>
-        </w:pBdr>
-        <w:shd w:val="clear" w:color="auto" w:fill="F7F9FC"/>
-      </w:pPr>
-      <w:r>
-        <w:rPr>
-          <w:b w:val="0"/>
-          <w:i w:val="0"/>
-          <w:sz w:val="20"/>
-          <w:u w:val="none"/>
-        </w:rPr>
-        <w:t>&lt; Holmes's Bag &gt; coins: 2개 / money: 조금 / tea: 많이 / pens: 10개</w:t>
-      </w:r>
-      <w:r>
-        <w:br/>
-      </w:r>
-      <w:r>
-        <w:br/>
-      </w:r>
-      <w:r>
-        <w:rPr>
-          <w:b w:val="0"/>
-          <w:i w:val="0"/>
-          <w:sz w:val="20"/>
-          <w:u w:val="none"/>
-        </w:rPr>
-        <w:t>ⓐ There are a few coins in the bag.</w:t>
-      </w:r>
-      <w:r>
-        <w:br/>
-      </w:r>
-      <w:r>
-        <w:rPr>
-          <w:b w:val="0"/>
-          <w:i w:val="0"/>
-          <w:sz w:val="20"/>
-          <w:u w:val="none"/>
-        </w:rPr>
-        <w:t>ⓑ There is little money in the bag.</w:t>
-      </w:r>
-      <w:r>
-        <w:br/>
-      </w:r>
-      <w:r>
-        <w:rPr>
-          <w:b w:val="0"/>
-          <w:i w:val="0"/>
-          <w:sz w:val="20"/>
-          <w:u w:val="none"/>
-        </w:rPr>
-        <w:t>ⓒ There is plenty of tea in the bag.</w:t>
-      </w:r>
-      <w:r>
-        <w:br/>
-      </w:r>
-      <w:r>
-        <w:rPr>
-          <w:b w:val="0"/>
-          <w:i w:val="0"/>
-          <w:sz w:val="20"/>
-          <w:u w:val="none"/>
-        </w:rPr>
-        <w:t>ⓓ There are lots of pens in the bag.</w:t>
-      </w:r>
-      <w:r>
-        <w:br/>
-      </w:r>
-      <w:r>
-        <w:rPr>
-          <w:b w:val="0"/>
-          <w:i w:val="0"/>
-          <w:sz w:val="20"/>
-          <w:u w:val="none"/>
-        </w:rPr>
-        <w:t>ⓔ There are plenty of pens in the bag.</w:t>
-      </w:r>
-    </w:p>
-    <w:p>
-      <w:pPr>
-        <w:spacing w:after="30"/>
-        <w:ind w:left="170"/>
-      </w:pPr>
-      <w:r>
-        <w:rPr>
-          <w:b w:val="0"/>
-          <w:i w:val="0"/>
-          <w:sz w:val="20"/>
-          <w:u w:val="none"/>
-        </w:rPr>
-        <w:t>① 1개    ② 2개    ③ 3개    ④ 4개    ⑤ 5개</w:t>
-      </w:r>
-    </w:p>
-    <w:p>
-      <w:pPr>
-        <w:spacing w:after="20" w:before="50"/>
-      </w:pPr>
-      <w:r>
-        <w:rPr>
-          <w:b/>
-          <w:i w:val="0"/>
-          <w:color w:val="1F3864"/>
-          <w:sz w:val="20"/>
-          <w:u w:val="none"/>
-        </w:rPr>
-        <w:t xml:space="preserve">B20. </w:t>
-      </w:r>
-      <w:r>
-        <w:rPr>
-          <w:b w:val="0"/>
-          <w:i w:val="0"/>
-          <w:sz w:val="20"/>
-          <w:u w:val="none"/>
-        </w:rPr>
-        <w:t xml:space="preserve">★ 다음 우리말을 주어진 단어를 배열하여 영작할 때, </w:t>
-      </w:r>
-      <w:r>
-        <w:rPr>
-          <w:b/>
-          <w:i w:val="0"/>
-          <w:sz w:val="20"/>
-          <w:u w:val="none"/>
-        </w:rPr>
-        <w:t>필요 없는</w:t>
-      </w:r>
-      <w:r>
-        <w:rPr>
-          <w:b w:val="0"/>
-          <w:i w:val="0"/>
-          <w:sz w:val="20"/>
-          <w:u w:val="none"/>
-        </w:rPr>
-        <w:t xml:space="preserve"> 단어 두 개는? </w:t>
-      </w:r>
-      <w:r>
-        <w:rPr>
-          <w:b w:val="0"/>
-          <w:i w:val="0"/>
-          <w:sz w:val="20"/>
-          <w:u w:val="none"/>
-        </w:rPr>
-        <w:t>(5점)</w:t>
-      </w:r>
-    </w:p>
-    <w:p>
-      <w:pPr>
-        <w:spacing w:after="30"/>
-        <w:ind w:left="57" w:right="57"/>
-        <w:pBdr>
-          <w:top w:val="single" w:sz="4" w:space="3" w:color="8DA2C4"/>
-          <w:left w:val="single" w:sz="4" w:space="3" w:color="8DA2C4"/>
-          <w:bottom w:val="single" w:sz="4" w:space="3" w:color="8DA2C4"/>
-          <w:right w:val="single" w:sz="4" w:space="3" w:color="8DA2C4"/>
-        </w:pBdr>
-        <w:shd w:val="clear" w:color="auto" w:fill="F7F9FC"/>
-      </w:pPr>
-      <w:r>
-        <w:rPr>
-          <w:b w:val="0"/>
-          <w:i w:val="0"/>
-          <w:sz w:val="20"/>
-          <w:u w:val="none"/>
-        </w:rPr>
-        <w:t>이 마을에는 나무가 많이 있다.</w:t>
-      </w:r>
-      <w:r>
-        <w:br/>
-      </w:r>
-      <w:r>
-        <w:rPr>
-          <w:b w:val="0"/>
-          <w:i w:val="0"/>
-          <w:sz w:val="20"/>
-          <w:u w:val="none"/>
-        </w:rPr>
-        <w:t>[ trees / lots / of / a / little / are / there / in this town ]</w:t>
-      </w:r>
-    </w:p>
-    <w:p>
-      <w:pPr>
-        <w:spacing w:after="30"/>
-        <w:ind w:left="170"/>
-      </w:pPr>
-      <w:r>
-        <w:rPr>
-          <w:b w:val="0"/>
-          <w:i w:val="0"/>
-          <w:sz w:val="20"/>
-          <w:u w:val="none"/>
-        </w:rPr>
-        <w:t>① a — little    ② lots — of    ③ a — are    ④ little — are    ⑤ of — a</w:t>
-      </w:r>
-    </w:p>
-    <w:p>
-      <w:pPr>
-        <w:spacing w:after="30" w:before="100"/>
-      </w:pPr>
-      <w:r>
-        <w:rPr>
-          <w:b/>
-          <w:i w:val="0"/>
-          <w:color w:val="1F3864"/>
-          <w:sz w:val="21"/>
-          <w:u w:val="none"/>
-        </w:rPr>
-        <w:t>■ 출제 메모 (원본)</w:t>
+        <w:t>→ Ann thinks ______________________________.</w:t>
       </w:r>
     </w:p>
     <w:p>
@@ -5108,7 +2899,7 @@
           <w:sz w:val="24"/>
           <w:u w:val="none"/>
         </w:rPr>
-        <w:t>L5 문법 실전 평가 — 정답</w:t>
+        <w:t>L5~6 어법 전문문제 — 정답</w:t>
       </w:r>
     </w:p>
     <w:p>
@@ -5123,7 +2914,7 @@
           <w:sz w:val="18"/>
           <w:u w:val="none"/>
         </w:rPr>
-        <w:t>A1</w:t>
+        <w:t>1</w:t>
       </w:r>
       <w:r>
         <w:rPr>
@@ -5152,7 +2943,7 @@
           <w:sz w:val="18"/>
           <w:u w:val="none"/>
         </w:rPr>
-        <w:t>A2</w:t>
+        <w:t>2</w:t>
       </w:r>
       <w:r>
         <w:rPr>
@@ -5161,7 +2952,7 @@
           <w:sz w:val="18"/>
           <w:u w:val="none"/>
         </w:rPr>
-        <w:t xml:space="preserve"> ⑤</w:t>
+        <w:t xml:space="preserve"> ②</w:t>
       </w:r>
       <w:r>
         <w:rPr>
@@ -5181,7 +2972,7 @@
           <w:sz w:val="18"/>
           <w:u w:val="none"/>
         </w:rPr>
-        <w:t>A3</w:t>
+        <w:t>3</w:t>
       </w:r>
       <w:r>
         <w:rPr>
@@ -5210,7 +3001,7 @@
           <w:sz w:val="18"/>
           <w:u w:val="none"/>
         </w:rPr>
-        <w:t>A4</w:t>
+        <w:t>4</w:t>
       </w:r>
       <w:r>
         <w:rPr>
@@ -5219,7 +3010,7 @@
           <w:sz w:val="18"/>
           <w:u w:val="none"/>
         </w:rPr>
-        <w:t xml:space="preserve"> ⑤</w:t>
+        <w:t xml:space="preserve"> ②</w:t>
       </w:r>
       <w:r>
         <w:rPr>
@@ -5239,7 +3030,7 @@
           <w:sz w:val="18"/>
           <w:u w:val="none"/>
         </w:rPr>
-        <w:t>A5</w:t>
+        <w:t>5</w:t>
       </w:r>
       <w:r>
         <w:rPr>
@@ -5248,7 +3039,7 @@
           <w:sz w:val="18"/>
           <w:u w:val="none"/>
         </w:rPr>
-        <w:t xml:space="preserve"> ②</w:t>
+        <w:t xml:space="preserve"> ①</w:t>
       </w:r>
       <w:r>
         <w:rPr>
@@ -5268,7 +3059,7 @@
           <w:sz w:val="18"/>
           <w:u w:val="none"/>
         </w:rPr>
-        <w:t>A6</w:t>
+        <w:t>6</w:t>
       </w:r>
       <w:r>
         <w:rPr>
@@ -5277,7 +3068,7 @@
           <w:sz w:val="18"/>
           <w:u w:val="none"/>
         </w:rPr>
-        <w:t xml:space="preserve"> ③</w:t>
+        <w:t xml:space="preserve"> ⑤</w:t>
       </w:r>
       <w:r>
         <w:rPr>
@@ -5297,7 +3088,7 @@
           <w:sz w:val="18"/>
           <w:u w:val="none"/>
         </w:rPr>
-        <w:t>A7</w:t>
+        <w:t>7</w:t>
       </w:r>
       <w:r>
         <w:rPr>
@@ -5306,7 +3097,7 @@
           <w:sz w:val="18"/>
           <w:u w:val="none"/>
         </w:rPr>
-        <w:t xml:space="preserve"> ①</w:t>
+        <w:t xml:space="preserve"> ⑤</w:t>
       </w:r>
       <w:r>
         <w:rPr>
@@ -5326,7 +3117,7 @@
           <w:sz w:val="18"/>
           <w:u w:val="none"/>
         </w:rPr>
-        <w:t>A8</w:t>
+        <w:t>8</w:t>
       </w:r>
       <w:r>
         <w:rPr>
@@ -5335,7 +3126,7 @@
           <w:sz w:val="18"/>
           <w:u w:val="none"/>
         </w:rPr>
-        <w:t xml:space="preserve"> ②</w:t>
+        <w:t xml:space="preserve"> ①</w:t>
       </w:r>
       <w:r>
         <w:rPr>
@@ -5355,7 +3146,7 @@
           <w:sz w:val="18"/>
           <w:u w:val="none"/>
         </w:rPr>
-        <w:t>A9</w:t>
+        <w:t>9</w:t>
       </w:r>
       <w:r>
         <w:rPr>
@@ -5364,7 +3155,7 @@
           <w:sz w:val="18"/>
           <w:u w:val="none"/>
         </w:rPr>
-        <w:t xml:space="preserve"> ⑤</w:t>
+        <w:t xml:space="preserve"> ④</w:t>
       </w:r>
       <w:r>
         <w:rPr>
@@ -5384,7 +3175,7 @@
           <w:sz w:val="18"/>
           <w:u w:val="none"/>
         </w:rPr>
-        <w:t>A10</w:t>
+        <w:t>10</w:t>
       </w:r>
       <w:r>
         <w:rPr>
@@ -5393,7 +3184,7 @@
           <w:sz w:val="18"/>
           <w:u w:val="none"/>
         </w:rPr>
-        <w:t xml:space="preserve"> ④</w:t>
+        <w:t xml:space="preserve"> ⑤</w:t>
       </w:r>
       <w:r>
         <w:rPr>
@@ -5413,7 +3204,7 @@
           <w:sz w:val="18"/>
           <w:u w:val="none"/>
         </w:rPr>
-        <w:t>A11</w:t>
+        <w:t>11</w:t>
       </w:r>
       <w:r>
         <w:rPr>
@@ -5422,7 +3213,7 @@
           <w:sz w:val="18"/>
           <w:u w:val="none"/>
         </w:rPr>
-        <w:t xml:space="preserve"> ①, ④</w:t>
+        <w:t xml:space="preserve"> ③</w:t>
       </w:r>
       <w:r>
         <w:rPr>
@@ -5442,7 +3233,7 @@
           <w:sz w:val="18"/>
           <w:u w:val="none"/>
         </w:rPr>
-        <w:t>A12</w:t>
+        <w:t>12</w:t>
       </w:r>
       <w:r>
         <w:rPr>
@@ -5451,7 +3242,7 @@
           <w:sz w:val="18"/>
           <w:u w:val="none"/>
         </w:rPr>
-        <w:t xml:space="preserve"> ①</w:t>
+        <w:t xml:space="preserve"> ③</w:t>
       </w:r>
       <w:r>
         <w:rPr>
@@ -5471,7 +3262,7 @@
           <w:sz w:val="18"/>
           <w:u w:val="none"/>
         </w:rPr>
-        <w:t>A13</w:t>
+        <w:t>13</w:t>
       </w:r>
       <w:r>
         <w:rPr>
@@ -5500,7 +3291,7 @@
           <w:sz w:val="18"/>
           <w:u w:val="none"/>
         </w:rPr>
-        <w:t>A14</w:t>
+        <w:t>14</w:t>
       </w:r>
       <w:r>
         <w:rPr>
@@ -5509,7 +3300,7 @@
           <w:sz w:val="18"/>
           <w:u w:val="none"/>
         </w:rPr>
-        <w:t xml:space="preserve"> ②</w:t>
+        <w:t xml:space="preserve"> ④</w:t>
       </w:r>
       <w:r>
         <w:rPr>
@@ -5529,7 +3320,7 @@
           <w:sz w:val="18"/>
           <w:u w:val="none"/>
         </w:rPr>
-        <w:t>A15</w:t>
+        <w:t>15</w:t>
       </w:r>
       <w:r>
         <w:rPr>
@@ -5538,7 +3329,7 @@
           <w:sz w:val="18"/>
           <w:u w:val="none"/>
         </w:rPr>
-        <w:t xml:space="preserve"> ⑤</w:t>
+        <w:t xml:space="preserve"> ②</w:t>
       </w:r>
       <w:r>
         <w:rPr>
@@ -5558,7 +3349,7 @@
           <w:sz w:val="18"/>
           <w:u w:val="none"/>
         </w:rPr>
-        <w:t>A16</w:t>
+        <w:t>16</w:t>
       </w:r>
       <w:r>
         <w:rPr>
@@ -5587,7 +3378,7 @@
           <w:sz w:val="18"/>
           <w:u w:val="none"/>
         </w:rPr>
-        <w:t>A17</w:t>
+        <w:t>17</w:t>
       </w:r>
       <w:r>
         <w:rPr>
@@ -5596,7 +3387,7 @@
           <w:sz w:val="18"/>
           <w:u w:val="none"/>
         </w:rPr>
-        <w:t xml:space="preserve"> ②, ④</w:t>
+        <w:t xml:space="preserve"> There aren’t any clouds in the sky.</w:t>
       </w:r>
       <w:r>
         <w:rPr>
@@ -5616,7 +3407,7 @@
           <w:sz w:val="18"/>
           <w:u w:val="none"/>
         </w:rPr>
-        <w:t>A18</w:t>
+        <w:t>18</w:t>
       </w:r>
       <w:r>
         <w:rPr>
@@ -5625,7 +3416,7 @@
           <w:sz w:val="18"/>
           <w:u w:val="none"/>
         </w:rPr>
-        <w:t xml:space="preserve"> ③</w:t>
+        <w:t xml:space="preserve"> Math is the most difficult of all the subjects.</w:t>
       </w:r>
       <w:r>
         <w:rPr>
@@ -5645,7 +3436,7 @@
           <w:sz w:val="18"/>
           <w:u w:val="none"/>
         </w:rPr>
-        <w:t>A19</w:t>
+        <w:t>19</w:t>
       </w:r>
       <w:r>
         <w:rPr>
@@ -5654,7 +3445,7 @@
           <w:sz w:val="18"/>
           <w:u w:val="none"/>
         </w:rPr>
-        <w:t xml:space="preserve"> ②</w:t>
+        <w:t xml:space="preserve"> decided to move</w:t>
       </w:r>
       <w:r>
         <w:rPr>
@@ -5674,7 +3465,7 @@
           <w:sz w:val="18"/>
           <w:u w:val="none"/>
         </w:rPr>
-        <w:t>A20</w:t>
+        <w:t>20</w:t>
       </w:r>
       <w:r>
         <w:rPr>
@@ -5683,587 +3474,7 @@
           <w:sz w:val="18"/>
           <w:u w:val="none"/>
         </w:rPr>
-        <w:t xml:space="preserve"> ①</w:t>
-      </w:r>
-      <w:r>
-        <w:rPr>
-          <w:b w:val="0"/>
-          <w:i w:val="0"/>
-          <w:color w:val="B0B8C8"/>
-          <w:sz w:val="18"/>
-          <w:u w:val="none"/>
-        </w:rPr>
-        <w:t xml:space="preserve">   │   </w:t>
-      </w:r>
-      <w:r>
-        <w:rPr>
-          <w:b/>
-          <w:i w:val="0"/>
-          <w:color w:val="1F3864"/>
-          <w:sz w:val="18"/>
-          <w:u w:val="none"/>
-        </w:rPr>
-        <w:t>B1</w:t>
-      </w:r>
-      <w:r>
-        <w:rPr>
-          <w:b w:val="0"/>
-          <w:i w:val="0"/>
-          <w:sz w:val="18"/>
-          <w:u w:val="none"/>
-        </w:rPr>
-        <w:t xml:space="preserve"> ⑤</w:t>
-      </w:r>
-      <w:r>
-        <w:rPr>
-          <w:b w:val="0"/>
-          <w:i w:val="0"/>
-          <w:color w:val="B0B8C8"/>
-          <w:sz w:val="18"/>
-          <w:u w:val="none"/>
-        </w:rPr>
-        <w:t xml:space="preserve">   │   </w:t>
-      </w:r>
-      <w:r>
-        <w:rPr>
-          <w:b/>
-          <w:i w:val="0"/>
-          <w:color w:val="1F3864"/>
-          <w:sz w:val="18"/>
-          <w:u w:val="none"/>
-        </w:rPr>
-        <w:t>B2</w:t>
-      </w:r>
-      <w:r>
-        <w:rPr>
-          <w:b w:val="0"/>
-          <w:i w:val="0"/>
-          <w:sz w:val="18"/>
-          <w:u w:val="none"/>
-        </w:rPr>
-        <w:t xml:space="preserve"> ④</w:t>
-      </w:r>
-      <w:r>
-        <w:rPr>
-          <w:b w:val="0"/>
-          <w:i w:val="0"/>
-          <w:color w:val="B0B8C8"/>
-          <w:sz w:val="18"/>
-          <w:u w:val="none"/>
-        </w:rPr>
-        <w:t xml:space="preserve">   │   </w:t>
-      </w:r>
-      <w:r>
-        <w:rPr>
-          <w:b/>
-          <w:i w:val="0"/>
-          <w:color w:val="1F3864"/>
-          <w:sz w:val="18"/>
-          <w:u w:val="none"/>
-        </w:rPr>
-        <w:t>B3</w:t>
-      </w:r>
-      <w:r>
-        <w:rPr>
-          <w:b w:val="0"/>
-          <w:i w:val="0"/>
-          <w:sz w:val="18"/>
-          <w:u w:val="none"/>
-        </w:rPr>
-        <w:t xml:space="preserve"> ⑤</w:t>
-      </w:r>
-      <w:r>
-        <w:rPr>
-          <w:b w:val="0"/>
-          <w:i w:val="0"/>
-          <w:color w:val="B0B8C8"/>
-          <w:sz w:val="18"/>
-          <w:u w:val="none"/>
-        </w:rPr>
-        <w:t xml:space="preserve">   │   </w:t>
-      </w:r>
-      <w:r>
-        <w:rPr>
-          <w:b/>
-          <w:i w:val="0"/>
-          <w:color w:val="1F3864"/>
-          <w:sz w:val="18"/>
-          <w:u w:val="none"/>
-        </w:rPr>
-        <w:t>B4</w:t>
-      </w:r>
-      <w:r>
-        <w:rPr>
-          <w:b w:val="0"/>
-          <w:i w:val="0"/>
-          <w:sz w:val="18"/>
-          <w:u w:val="none"/>
-        </w:rPr>
-        <w:t xml:space="preserve"> ③</w:t>
-      </w:r>
-      <w:r>
-        <w:rPr>
-          <w:b w:val="0"/>
-          <w:i w:val="0"/>
-          <w:color w:val="B0B8C8"/>
-          <w:sz w:val="18"/>
-          <w:u w:val="none"/>
-        </w:rPr>
-        <w:t xml:space="preserve">   │   </w:t>
-      </w:r>
-      <w:r>
-        <w:rPr>
-          <w:b/>
-          <w:i w:val="0"/>
-          <w:color w:val="1F3864"/>
-          <w:sz w:val="18"/>
-          <w:u w:val="none"/>
-        </w:rPr>
-        <w:t>B5</w:t>
-      </w:r>
-      <w:r>
-        <w:rPr>
-          <w:b w:val="0"/>
-          <w:i w:val="0"/>
-          <w:sz w:val="18"/>
-          <w:u w:val="none"/>
-        </w:rPr>
-        <w:t xml:space="preserve"> ①</w:t>
-      </w:r>
-      <w:r>
-        <w:rPr>
-          <w:b w:val="0"/>
-          <w:i w:val="0"/>
-          <w:color w:val="B0B8C8"/>
-          <w:sz w:val="18"/>
-          <w:u w:val="none"/>
-        </w:rPr>
-        <w:t xml:space="preserve">   │   </w:t>
-      </w:r>
-      <w:r>
-        <w:rPr>
-          <w:b/>
-          <w:i w:val="0"/>
-          <w:color w:val="1F3864"/>
-          <w:sz w:val="18"/>
-          <w:u w:val="none"/>
-        </w:rPr>
-        <w:t>B6</w:t>
-      </w:r>
-      <w:r>
-        <w:rPr>
-          <w:b w:val="0"/>
-          <w:i w:val="0"/>
-          <w:sz w:val="18"/>
-          <w:u w:val="none"/>
-        </w:rPr>
-        <w:t xml:space="preserve"> ①</w:t>
-      </w:r>
-      <w:r>
-        <w:rPr>
-          <w:b w:val="0"/>
-          <w:i w:val="0"/>
-          <w:color w:val="B0B8C8"/>
-          <w:sz w:val="18"/>
-          <w:u w:val="none"/>
-        </w:rPr>
-        <w:t xml:space="preserve">   │   </w:t>
-      </w:r>
-      <w:r>
-        <w:rPr>
-          <w:b/>
-          <w:i w:val="0"/>
-          <w:color w:val="1F3864"/>
-          <w:sz w:val="18"/>
-          <w:u w:val="none"/>
-        </w:rPr>
-        <w:t>B7</w:t>
-      </w:r>
-      <w:r>
-        <w:rPr>
-          <w:b w:val="0"/>
-          <w:i w:val="0"/>
-          <w:sz w:val="18"/>
-          <w:u w:val="none"/>
-        </w:rPr>
-        <w:t xml:space="preserve"> ①</w:t>
-      </w:r>
-      <w:r>
-        <w:rPr>
-          <w:b w:val="0"/>
-          <w:i w:val="0"/>
-          <w:color w:val="B0B8C8"/>
-          <w:sz w:val="18"/>
-          <w:u w:val="none"/>
-        </w:rPr>
-        <w:t xml:space="preserve">   │   </w:t>
-      </w:r>
-      <w:r>
-        <w:rPr>
-          <w:b/>
-          <w:i w:val="0"/>
-          <w:color w:val="1F3864"/>
-          <w:sz w:val="18"/>
-          <w:u w:val="none"/>
-        </w:rPr>
-        <w:t>B8</w:t>
-      </w:r>
-      <w:r>
-        <w:rPr>
-          <w:b w:val="0"/>
-          <w:i w:val="0"/>
-          <w:sz w:val="18"/>
-          <w:u w:val="none"/>
-        </w:rPr>
-        <w:t xml:space="preserve"> ②, ④</w:t>
-      </w:r>
-      <w:r>
-        <w:rPr>
-          <w:b w:val="0"/>
-          <w:i w:val="0"/>
-          <w:color w:val="B0B8C8"/>
-          <w:sz w:val="18"/>
-          <w:u w:val="none"/>
-        </w:rPr>
-        <w:t xml:space="preserve">   │   </w:t>
-      </w:r>
-      <w:r>
-        <w:rPr>
-          <w:b/>
-          <w:i w:val="0"/>
-          <w:color w:val="1F3864"/>
-          <w:sz w:val="18"/>
-          <w:u w:val="none"/>
-        </w:rPr>
-        <w:t>B9</w:t>
-      </w:r>
-      <w:r>
-        <w:rPr>
-          <w:b w:val="0"/>
-          <w:i w:val="0"/>
-          <w:sz w:val="18"/>
-          <w:u w:val="none"/>
-        </w:rPr>
-        <w:t xml:space="preserve"> ②</w:t>
-      </w:r>
-      <w:r>
-        <w:rPr>
-          <w:b w:val="0"/>
-          <w:i w:val="0"/>
-          <w:color w:val="B0B8C8"/>
-          <w:sz w:val="18"/>
-          <w:u w:val="none"/>
-        </w:rPr>
-        <w:t xml:space="preserve">   │   </w:t>
-      </w:r>
-      <w:r>
-        <w:rPr>
-          <w:b/>
-          <w:i w:val="0"/>
-          <w:color w:val="1F3864"/>
-          <w:sz w:val="18"/>
-          <w:u w:val="none"/>
-        </w:rPr>
-        <w:t>B10</w:t>
-      </w:r>
-      <w:r>
-        <w:rPr>
-          <w:b w:val="0"/>
-          <w:i w:val="0"/>
-          <w:sz w:val="18"/>
-          <w:u w:val="none"/>
-        </w:rPr>
-        <w:t xml:space="preserve"> ④</w:t>
-      </w:r>
-      <w:r>
-        <w:rPr>
-          <w:b w:val="0"/>
-          <w:i w:val="0"/>
-          <w:color w:val="B0B8C8"/>
-          <w:sz w:val="18"/>
-          <w:u w:val="none"/>
-        </w:rPr>
-        <w:t xml:space="preserve">   │   </w:t>
-      </w:r>
-      <w:r>
-        <w:rPr>
-          <w:b/>
-          <w:i w:val="0"/>
-          <w:color w:val="1F3864"/>
-          <w:sz w:val="18"/>
-          <w:u w:val="none"/>
-        </w:rPr>
-        <w:t>B11</w:t>
-      </w:r>
-      <w:r>
-        <w:rPr>
-          <w:b w:val="0"/>
-          <w:i w:val="0"/>
-          <w:sz w:val="18"/>
-          <w:u w:val="none"/>
-        </w:rPr>
-        <w:t xml:space="preserve"> ③</w:t>
-      </w:r>
-      <w:r>
-        <w:rPr>
-          <w:b w:val="0"/>
-          <w:i w:val="0"/>
-          <w:color w:val="B0B8C8"/>
-          <w:sz w:val="18"/>
-          <w:u w:val="none"/>
-        </w:rPr>
-        <w:t xml:space="preserve">   │   </w:t>
-      </w:r>
-      <w:r>
-        <w:rPr>
-          <w:b/>
-          <w:i w:val="0"/>
-          <w:color w:val="1F3864"/>
-          <w:sz w:val="18"/>
-          <w:u w:val="none"/>
-        </w:rPr>
-        <w:t>B12</w:t>
-      </w:r>
-      <w:r>
-        <w:rPr>
-          <w:b w:val="0"/>
-          <w:i w:val="0"/>
-          <w:sz w:val="18"/>
-          <w:u w:val="none"/>
-        </w:rPr>
-        <w:t xml:space="preserve"> ②</w:t>
-      </w:r>
-      <w:r>
-        <w:rPr>
-          <w:b w:val="0"/>
-          <w:i w:val="0"/>
-          <w:color w:val="B0B8C8"/>
-          <w:sz w:val="18"/>
-          <w:u w:val="none"/>
-        </w:rPr>
-        <w:t xml:space="preserve">   │   </w:t>
-      </w:r>
-      <w:r>
-        <w:rPr>
-          <w:b/>
-          <w:i w:val="0"/>
-          <w:color w:val="1F3864"/>
-          <w:sz w:val="18"/>
-          <w:u w:val="none"/>
-        </w:rPr>
-        <w:t>B13</w:t>
-      </w:r>
-      <w:r>
-        <w:rPr>
-          <w:b w:val="0"/>
-          <w:i w:val="0"/>
-          <w:sz w:val="18"/>
-          <w:u w:val="none"/>
-        </w:rPr>
-        <w:t xml:space="preserve"> ③</w:t>
-      </w:r>
-      <w:r>
-        <w:rPr>
-          <w:b w:val="0"/>
-          <w:i w:val="0"/>
-          <w:color w:val="B0B8C8"/>
-          <w:sz w:val="18"/>
-          <w:u w:val="none"/>
-        </w:rPr>
-        <w:t xml:space="preserve">   │   </w:t>
-      </w:r>
-      <w:r>
-        <w:rPr>
-          <w:b/>
-          <w:i w:val="0"/>
-          <w:color w:val="1F3864"/>
-          <w:sz w:val="18"/>
-          <w:u w:val="none"/>
-        </w:rPr>
-        <w:t>B14</w:t>
-      </w:r>
-      <w:r>
-        <w:rPr>
-          <w:b w:val="0"/>
-          <w:i w:val="0"/>
-          <w:sz w:val="18"/>
-          <w:u w:val="none"/>
-        </w:rPr>
-        <w:t xml:space="preserve"> ⑤</w:t>
-      </w:r>
-      <w:r>
-        <w:rPr>
-          <w:b w:val="0"/>
-          <w:i w:val="0"/>
-          <w:color w:val="B0B8C8"/>
-          <w:sz w:val="18"/>
-          <w:u w:val="none"/>
-        </w:rPr>
-        <w:t xml:space="preserve">   │   </w:t>
-      </w:r>
-      <w:r>
-        <w:rPr>
-          <w:b/>
-          <w:i w:val="0"/>
-          <w:color w:val="1F3864"/>
-          <w:sz w:val="18"/>
-          <w:u w:val="none"/>
-        </w:rPr>
-        <w:t>B15</w:t>
-      </w:r>
-      <w:r>
-        <w:rPr>
-          <w:b w:val="0"/>
-          <w:i w:val="0"/>
-          <w:sz w:val="18"/>
-          <w:u w:val="none"/>
-        </w:rPr>
-        <w:t xml:space="preserve"> ③</w:t>
-      </w:r>
-      <w:r>
-        <w:rPr>
-          <w:b w:val="0"/>
-          <w:i w:val="0"/>
-          <w:color w:val="B0B8C8"/>
-          <w:sz w:val="18"/>
-          <w:u w:val="none"/>
-        </w:rPr>
-        <w:t xml:space="preserve">   │   </w:t>
-      </w:r>
-      <w:r>
-        <w:rPr>
-          <w:b/>
-          <w:i w:val="0"/>
-          <w:color w:val="1F3864"/>
-          <w:sz w:val="18"/>
-          <w:u w:val="none"/>
-        </w:rPr>
-        <w:t>B16</w:t>
-      </w:r>
-      <w:r>
-        <w:rPr>
-          <w:b w:val="0"/>
-          <w:i w:val="0"/>
-          <w:sz w:val="18"/>
-          <w:u w:val="none"/>
-        </w:rPr>
-        <w:t xml:space="preserve"> ⑤</w:t>
-      </w:r>
-      <w:r>
-        <w:rPr>
-          <w:b w:val="0"/>
-          <w:i w:val="0"/>
-          <w:color w:val="B0B8C8"/>
-          <w:sz w:val="18"/>
-          <w:u w:val="none"/>
-        </w:rPr>
-        <w:t xml:space="preserve">   │   </w:t>
-      </w:r>
-      <w:r>
-        <w:rPr>
-          <w:b/>
-          <w:i w:val="0"/>
-          <w:color w:val="1F3864"/>
-          <w:sz w:val="18"/>
-          <w:u w:val="none"/>
-        </w:rPr>
-        <w:t>B17</w:t>
-      </w:r>
-      <w:r>
-        <w:rPr>
-          <w:b w:val="0"/>
-          <w:i w:val="0"/>
-          <w:sz w:val="18"/>
-          <w:u w:val="none"/>
-        </w:rPr>
-        <w:t xml:space="preserve"> ②, ④</w:t>
-      </w:r>
-      <w:r>
-        <w:rPr>
-          <w:b w:val="0"/>
-          <w:i w:val="0"/>
-          <w:color w:val="B0B8C8"/>
-          <w:sz w:val="18"/>
-          <w:u w:val="none"/>
-        </w:rPr>
-        <w:t xml:space="preserve">   │   </w:t>
-      </w:r>
-      <w:r>
-        <w:rPr>
-          <w:b/>
-          <w:i w:val="0"/>
-          <w:color w:val="1F3864"/>
-          <w:sz w:val="18"/>
-          <w:u w:val="none"/>
-        </w:rPr>
-        <w:t>B18</w:t>
-      </w:r>
-      <w:r>
-        <w:rPr>
-          <w:b w:val="0"/>
-          <w:i w:val="0"/>
-          <w:sz w:val="18"/>
-          <w:u w:val="none"/>
-        </w:rPr>
-        <w:t xml:space="preserve"> ②</w:t>
-      </w:r>
-      <w:r>
-        <w:rPr>
-          <w:b w:val="0"/>
-          <w:i w:val="0"/>
-          <w:color w:val="B0B8C8"/>
-          <w:sz w:val="18"/>
-          <w:u w:val="none"/>
-        </w:rPr>
-        <w:t xml:space="preserve">   │   </w:t>
-      </w:r>
-      <w:r>
-        <w:rPr>
-          <w:b/>
-          <w:i w:val="0"/>
-          <w:color w:val="1F3864"/>
-          <w:sz w:val="18"/>
-          <w:u w:val="none"/>
-        </w:rPr>
-        <w:t>B19</w:t>
-      </w:r>
-      <w:r>
-        <w:rPr>
-          <w:b w:val="0"/>
-          <w:i w:val="0"/>
-          <w:sz w:val="18"/>
-          <w:u w:val="none"/>
-        </w:rPr>
-        <w:t xml:space="preserve"> ④</w:t>
-      </w:r>
-      <w:r>
-        <w:rPr>
-          <w:b w:val="0"/>
-          <w:i w:val="0"/>
-          <w:color w:val="B0B8C8"/>
-          <w:sz w:val="18"/>
-          <w:u w:val="none"/>
-        </w:rPr>
-        <w:t xml:space="preserve">   │   </w:t>
-      </w:r>
-      <w:r>
-        <w:rPr>
-          <w:b/>
-          <w:i w:val="0"/>
-          <w:color w:val="1F3864"/>
-          <w:sz w:val="18"/>
-          <w:u w:val="none"/>
-        </w:rPr>
-        <w:t>B20</w:t>
-      </w:r>
-      <w:r>
-        <w:rPr>
-          <w:b w:val="0"/>
-          <w:i w:val="0"/>
-          <w:sz w:val="18"/>
-          <w:u w:val="none"/>
-        </w:rPr>
-        <w:t xml:space="preserve"> ①</w:t>
+        <w:t xml:space="preserve"> that she should study English hard</w:t>
       </w:r>
     </w:p>
     <w:sectPr>

--- a/mokdong1/2mid/word/md1s2_grammar_test_exam.docx
+++ b/mokdong1/2mid/word/md1s2_grammar_test_exam.docx
@@ -19,10 +19,10 @@
     </w:p>
     <w:p>
       <w:pPr>
-        <w:spacing w:after="80"/>
         <w:pBdr>
           <w:bottom w:val="single" w:sz="8" w:space="2" w:color="1F3864"/>
         </w:pBdr>
+        <w:spacing w:after="80"/>
       </w:pPr>
       <w:r>
         <w:rPr>
@@ -108,8 +108,6 @@
     </w:p>
     <w:p>
       <w:pPr>
-        <w:spacing w:after="30"/>
-        <w:ind w:left="57" w:right="57"/>
         <w:pBdr>
           <w:top w:val="single" w:sz="4" w:space="3" w:color="8DA2C4"/>
           <w:left w:val="single" w:sz="4" w:space="3" w:color="8DA2C4"/>
@@ -117,6 +115,8 @@
           <w:right w:val="single" w:sz="4" w:space="3" w:color="8DA2C4"/>
         </w:pBdr>
         <w:shd w:val="clear" w:color="auto" w:fill="F7F9FC"/>
+        <w:spacing w:after="30"/>
+        <w:ind w:left="57" w:right="57"/>
       </w:pPr>
       <w:r>
         <w:rPr>
@@ -268,8 +268,6 @@
     </w:p>
     <w:p>
       <w:pPr>
-        <w:spacing w:after="30"/>
-        <w:ind w:left="57" w:right="57"/>
         <w:pBdr>
           <w:top w:val="single" w:sz="4" w:space="3" w:color="8DA2C4"/>
           <w:left w:val="single" w:sz="4" w:space="3" w:color="8DA2C4"/>
@@ -277,6 +275,8 @@
           <w:right w:val="single" w:sz="4" w:space="3" w:color="8DA2C4"/>
         </w:pBdr>
         <w:shd w:val="clear" w:color="auto" w:fill="F7F9FC"/>
+        <w:spacing w:after="30"/>
+        <w:ind w:left="57" w:right="57"/>
       </w:pPr>
       <w:r>
         <w:rPr>
@@ -422,8 +422,6 @@
     </w:p>
     <w:p>
       <w:pPr>
-        <w:spacing w:after="30"/>
-        <w:ind w:left="57" w:right="57"/>
         <w:pBdr>
           <w:top w:val="single" w:sz="4" w:space="3" w:color="8DA2C4"/>
           <w:left w:val="single" w:sz="4" w:space="3" w:color="8DA2C4"/>
@@ -431,6 +429,8 @@
           <w:right w:val="single" w:sz="4" w:space="3" w:color="8DA2C4"/>
         </w:pBdr>
         <w:shd w:val="clear" w:color="auto" w:fill="F7F9FC"/>
+        <w:spacing w:after="30"/>
+        <w:ind w:left="57" w:right="57"/>
       </w:pPr>
       <w:r>
         <w:rPr>
@@ -564,8 +564,6 @@
     </w:p>
     <w:p>
       <w:pPr>
-        <w:spacing w:after="30"/>
-        <w:ind w:left="57" w:right="57"/>
         <w:pBdr>
           <w:top w:val="single" w:sz="4" w:space="3" w:color="8DA2C4"/>
           <w:left w:val="single" w:sz="4" w:space="3" w:color="8DA2C4"/>
@@ -573,6 +571,8 @@
           <w:right w:val="single" w:sz="4" w:space="3" w:color="8DA2C4"/>
         </w:pBdr>
         <w:shd w:val="clear" w:color="auto" w:fill="F7F9FC"/>
+        <w:spacing w:after="30"/>
+        <w:ind w:left="57" w:right="57"/>
       </w:pPr>
       <w:r>
         <w:rPr>
@@ -706,8 +706,6 @@
     </w:p>
     <w:p>
       <w:pPr>
-        <w:spacing w:after="30"/>
-        <w:ind w:left="57" w:right="57"/>
         <w:pBdr>
           <w:top w:val="single" w:sz="4" w:space="3" w:color="8DA2C4"/>
           <w:left w:val="single" w:sz="4" w:space="3" w:color="8DA2C4"/>
@@ -715,6 +713,8 @@
           <w:right w:val="single" w:sz="4" w:space="3" w:color="8DA2C4"/>
         </w:pBdr>
         <w:shd w:val="clear" w:color="auto" w:fill="F7F9FC"/>
+        <w:spacing w:after="30"/>
+        <w:ind w:left="57" w:right="57"/>
       </w:pPr>
       <w:r>
         <w:rPr>
@@ -1034,8 +1034,6 @@
     </w:p>
     <w:p>
       <w:pPr>
-        <w:spacing w:after="30"/>
-        <w:ind w:left="57" w:right="57"/>
         <w:pBdr>
           <w:top w:val="single" w:sz="4" w:space="3" w:color="8DA2C4"/>
           <w:left w:val="single" w:sz="4" w:space="3" w:color="8DA2C4"/>
@@ -1043,6 +1041,8 @@
           <w:right w:val="single" w:sz="4" w:space="3" w:color="8DA2C4"/>
         </w:pBdr>
         <w:shd w:val="clear" w:color="auto" w:fill="F7F9FC"/>
+        <w:spacing w:after="30"/>
+        <w:ind w:left="57" w:right="57"/>
       </w:pPr>
       <w:r>
         <w:rPr>
@@ -1380,8 +1380,6 @@
     </w:p>
     <w:p>
       <w:pPr>
-        <w:spacing w:after="30"/>
-        <w:ind w:left="57" w:right="57"/>
         <w:pBdr>
           <w:top w:val="single" w:sz="4" w:space="3" w:color="8DA2C4"/>
           <w:left w:val="single" w:sz="4" w:space="3" w:color="8DA2C4"/>
@@ -1389,6 +1387,8 @@
           <w:right w:val="single" w:sz="4" w:space="3" w:color="8DA2C4"/>
         </w:pBdr>
         <w:shd w:val="clear" w:color="auto" w:fill="F7F9FC"/>
+        <w:spacing w:after="30"/>
+        <w:ind w:left="57" w:right="57"/>
       </w:pPr>
       <w:r>
         <w:rPr>
@@ -1564,8 +1564,6 @@
     </w:p>
     <w:p>
       <w:pPr>
-        <w:spacing w:after="30"/>
-        <w:ind w:left="57" w:right="57"/>
         <w:pBdr>
           <w:top w:val="single" w:sz="4" w:space="3" w:color="8DA2C4"/>
           <w:left w:val="single" w:sz="4" w:space="3" w:color="8DA2C4"/>
@@ -1573,6 +1571,8 @@
           <w:right w:val="single" w:sz="4" w:space="3" w:color="8DA2C4"/>
         </w:pBdr>
         <w:shd w:val="clear" w:color="auto" w:fill="F7F9FC"/>
+        <w:spacing w:after="30"/>
+        <w:ind w:left="57" w:right="57"/>
       </w:pPr>
       <w:r>
         <w:rPr>
@@ -1679,8 +1679,6 @@
     </w:p>
     <w:p>
       <w:pPr>
-        <w:spacing w:after="30"/>
-        <w:ind w:left="57" w:right="57"/>
         <w:pBdr>
           <w:top w:val="single" w:sz="4" w:space="3" w:color="8DA2C4"/>
           <w:left w:val="single" w:sz="4" w:space="3" w:color="8DA2C4"/>
@@ -1688,6 +1686,8 @@
           <w:right w:val="single" w:sz="4" w:space="3" w:color="8DA2C4"/>
         </w:pBdr>
         <w:shd w:val="clear" w:color="auto" w:fill="F7F9FC"/>
+        <w:spacing w:after="30"/>
+        <w:ind w:left="57" w:right="57"/>
       </w:pPr>
       <w:r>
         <w:rPr>
@@ -1749,8 +1749,6 @@
     </w:p>
     <w:p>
       <w:pPr>
-        <w:spacing w:after="30"/>
-        <w:ind w:left="57" w:right="57"/>
         <w:pBdr>
           <w:top w:val="single" w:sz="4" w:space="3" w:color="8DA2C4"/>
           <w:left w:val="single" w:sz="4" w:space="3" w:color="8DA2C4"/>
@@ -1758,6 +1756,8 @@
           <w:right w:val="single" w:sz="4" w:space="3" w:color="8DA2C4"/>
         </w:pBdr>
         <w:shd w:val="clear" w:color="auto" w:fill="F7F9FC"/>
+        <w:spacing w:after="30"/>
+        <w:ind w:left="57" w:right="57"/>
       </w:pPr>
       <w:r>
         <w:rPr>
@@ -2095,8 +2095,6 @@
     </w:p>
     <w:p>
       <w:pPr>
-        <w:spacing w:after="30"/>
-        <w:ind w:left="57" w:right="57"/>
         <w:pBdr>
           <w:top w:val="single" w:sz="4" w:space="3" w:color="8DA2C4"/>
           <w:left w:val="single" w:sz="4" w:space="3" w:color="8DA2C4"/>
@@ -2104,6 +2102,8 @@
           <w:right w:val="single" w:sz="4" w:space="3" w:color="8DA2C4"/>
         </w:pBdr>
         <w:shd w:val="clear" w:color="auto" w:fill="F7F9FC"/>
+        <w:spacing w:after="30"/>
+        <w:ind w:left="57" w:right="57"/>
       </w:pPr>
       <w:r>
         <w:rPr>
@@ -2414,8 +2414,6 @@
     </w:p>
     <w:p>
       <w:pPr>
-        <w:spacing w:after="30"/>
-        <w:ind w:left="57" w:right="57"/>
         <w:pBdr>
           <w:top w:val="single" w:sz="4" w:space="3" w:color="8DA2C4"/>
           <w:left w:val="single" w:sz="4" w:space="3" w:color="8DA2C4"/>
@@ -2423,6 +2421,8 @@
           <w:right w:val="single" w:sz="4" w:space="3" w:color="8DA2C4"/>
         </w:pBdr>
         <w:shd w:val="clear" w:color="auto" w:fill="F7F9FC"/>
+        <w:spacing w:after="30"/>
+        <w:ind w:left="57" w:right="57"/>
       </w:pPr>
       <w:r>
         <w:rPr>
@@ -2607,8 +2607,6 @@
     </w:p>
     <w:p>
       <w:pPr>
-        <w:spacing w:after="30"/>
-        <w:ind w:left="57" w:right="57"/>
         <w:pBdr>
           <w:top w:val="single" w:sz="4" w:space="3" w:color="8DA2C4"/>
           <w:left w:val="single" w:sz="4" w:space="3" w:color="8DA2C4"/>
@@ -2616,6 +2614,8 @@
           <w:right w:val="single" w:sz="4" w:space="3" w:color="8DA2C4"/>
         </w:pBdr>
         <w:shd w:val="clear" w:color="auto" w:fill="F7F9FC"/>
+        <w:spacing w:after="30"/>
+        <w:ind w:left="57" w:right="57"/>
       </w:pPr>
       <w:r>
         <w:rPr>
@@ -2689,8 +2689,6 @@
     </w:p>
     <w:p>
       <w:pPr>
-        <w:spacing w:after="30"/>
-        <w:ind w:left="57" w:right="57"/>
         <w:pBdr>
           <w:top w:val="single" w:sz="4" w:space="3" w:color="8DA2C4"/>
           <w:left w:val="single" w:sz="4" w:space="3" w:color="8DA2C4"/>
@@ -2698,6 +2696,8 @@
           <w:right w:val="single" w:sz="4" w:space="3" w:color="8DA2C4"/>
         </w:pBdr>
         <w:shd w:val="clear" w:color="auto" w:fill="F7F9FC"/>
+        <w:spacing w:after="30"/>
+        <w:ind w:left="57" w:right="57"/>
       </w:pPr>
       <w:r>
         <w:rPr>
@@ -2771,8 +2771,6 @@
     </w:p>
     <w:p>
       <w:pPr>
-        <w:spacing w:after="30"/>
-        <w:ind w:left="57" w:right="57"/>
         <w:pBdr>
           <w:top w:val="single" w:sz="4" w:space="3" w:color="8DA2C4"/>
           <w:left w:val="single" w:sz="4" w:space="3" w:color="8DA2C4"/>
@@ -2780,6 +2778,8 @@
           <w:right w:val="single" w:sz="4" w:space="3" w:color="8DA2C4"/>
         </w:pBdr>
         <w:shd w:val="clear" w:color="auto" w:fill="F7F9FC"/>
+        <w:spacing w:after="30"/>
+        <w:ind w:left="57" w:right="57"/>
       </w:pPr>
       <w:r>
         <w:rPr>
@@ -2841,8 +2841,6 @@
     </w:p>
     <w:p>
       <w:pPr>
-        <w:spacing w:after="30"/>
-        <w:ind w:left="57" w:right="57"/>
         <w:pBdr>
           <w:top w:val="single" w:sz="4" w:space="3" w:color="8DA2C4"/>
           <w:left w:val="single" w:sz="4" w:space="3" w:color="8DA2C4"/>
@@ -2850,6 +2848,8 @@
           <w:right w:val="single" w:sz="4" w:space="3" w:color="8DA2C4"/>
         </w:pBdr>
         <w:shd w:val="clear" w:color="auto" w:fill="F7F9FC"/>
+        <w:spacing w:after="30"/>
+        <w:ind w:left="57" w:right="57"/>
       </w:pPr>
       <w:r>
         <w:rPr>
@@ -2882,8 +2882,8 @@
           <w:type w:val="continuous"/>
           <w:pgSz w:w="11906" w:h="16838"/>
           <w:pgMar w:top="680" w:right="794" w:bottom="624" w:left="794" w:header="720" w:footer="720" w:gutter="0"/>
+          <w:cols w:num="2" w:space="396" w:sep="1"/>
           <w:docGrid w:linePitch="360"/>
-          <w:cols w:num="2" w:space="396" w:sep="1"/>
         </w:sectPr>
       </w:pPr>
     </w:p>
@@ -3480,8 +3480,8 @@
     <w:sectPr>
       <w:pgSz w:w="11906" w:h="16838"/>
       <w:pgMar w:top="680" w:right="794" w:bottom="624" w:left="794" w:header="720" w:footer="720" w:gutter="0"/>
+      <w:cols w:num="1" w:space="396"/>
       <w:docGrid w:linePitch="360"/>
-      <w:cols w:num="1" w:space="396"/>
     </w:sectPr>
   </w:body>
 </w:document>

--- a/mokdong1/2mid/word/md1s2_grammar_test_exam.docx
+++ b/mokdong1/2mid/word/md1s2_grammar_test_exam.docx
@@ -19,10 +19,10 @@
     </w:p>
     <w:p>
       <w:pPr>
+        <w:spacing w:after="80"/>
         <w:pBdr>
           <w:bottom w:val="single" w:sz="8" w:space="2" w:color="1F3864"/>
         </w:pBdr>
-        <w:spacing w:after="80"/>
       </w:pPr>
       <w:r>
         <w:rPr>
@@ -94,7 +94,7 @@
           <w:sz w:val="20"/>
           <w:u w:val="none"/>
         </w:rPr>
-        <w:t xml:space="preserve">다음 글의 밑줄 친 (A)~(E) 중 어법상 옳은 것은? </w:t>
+        <w:t xml:space="preserve">다음 밑줄 친 (A)~(E) 중 어법상 옳은 것은? </w:t>
       </w:r>
       <w:r>
         <w:rPr>
@@ -108,6 +108,8 @@
     </w:p>
     <w:p>
       <w:pPr>
+        <w:spacing w:after="30"/>
+        <w:ind w:left="57" w:right="57"/>
         <w:pBdr>
           <w:top w:val="single" w:sz="4" w:space="3" w:color="8DA2C4"/>
           <w:left w:val="single" w:sz="4" w:space="3" w:color="8DA2C4"/>
@@ -115,8 +117,6 @@
           <w:right w:val="single" w:sz="4" w:space="3" w:color="8DA2C4"/>
         </w:pBdr>
         <w:shd w:val="clear" w:color="auto" w:fill="F7F9FC"/>
-        <w:spacing w:after="30"/>
-        <w:ind w:left="57" w:right="57"/>
       </w:pPr>
       <w:r>
         <w:rPr>
@@ -125,7 +125,7 @@
           <w:sz w:val="20"/>
           <w:u w:val="none"/>
         </w:rPr>
-        <w:t xml:space="preserve">I watched a cartoon last night. (A) </w:t>
+        <w:t xml:space="preserve">(A) Jerry is </w:t>
       </w:r>
       <w:r>
         <w:rPr>
@@ -134,7 +134,7 @@
           <w:sz w:val="20"/>
           <w:u w:val="single"/>
         </w:rPr>
-        <w:t>It’s a funny cartoons</w:t>
+        <w:t>the most cutest</w:t>
       </w:r>
       <w:r>
         <w:rPr>
@@ -143,7 +143,19 @@
           <w:sz w:val="20"/>
           <w:u w:val="none"/>
         </w:rPr>
-        <w:t xml:space="preserve"> about a cat and a mouse. Jerry is the cutest mouse in the world. (B) </w:t>
+        <w:t xml:space="preserve"> mouse in the world.</w:t>
+      </w:r>
+      <w:r>
+        <w:br/>
+      </w:r>
+      <w:r>
+        <w:rPr>
+          <w:b w:val="0"/>
+          <w:i w:val="0"/>
+          <w:sz w:val="20"/>
+          <w:u w:val="none"/>
+        </w:rPr>
+        <w:t xml:space="preserve">(B) This sofa is </w:t>
       </w:r>
       <w:r>
         <w:rPr>
@@ -152,7 +164,7 @@
           <w:sz w:val="20"/>
           <w:u w:val="single"/>
         </w:rPr>
-        <w:t>Catching Jerry doesn’t be easy</w:t>
+        <w:t>comfortable than</w:t>
       </w:r>
       <w:r>
         <w:rPr>
@@ -161,7 +173,19 @@
           <w:sz w:val="20"/>
           <w:u w:val="none"/>
         </w:rPr>
-        <w:t xml:space="preserve"> for Tom. (C) </w:t>
+        <w:t xml:space="preserve"> the other one.</w:t>
+      </w:r>
+      <w:r>
+        <w:br/>
+      </w:r>
+      <w:r>
+        <w:rPr>
+          <w:b w:val="0"/>
+          <w:i w:val="0"/>
+          <w:sz w:val="20"/>
+          <w:u w:val="none"/>
+        </w:rPr>
+        <w:t xml:space="preserve">(C) Today is </w:t>
       </w:r>
       <w:r>
         <w:rPr>
@@ -170,7 +194,7 @@
           <w:sz w:val="20"/>
           <w:u w:val="single"/>
         </w:rPr>
-        <w:t>Tom and his friend is</w:t>
+        <w:t>very hotter</w:t>
       </w:r>
       <w:r>
         <w:rPr>
@@ -179,7 +203,19 @@
           <w:sz w:val="20"/>
           <w:u w:val="none"/>
         </w:rPr>
-        <w:t xml:space="preserve"> always hungry. (D) </w:t>
+        <w:t xml:space="preserve"> than yesterday.</w:t>
+      </w:r>
+      <w:r>
+        <w:br/>
+      </w:r>
+      <w:r>
+        <w:rPr>
+          <w:b w:val="0"/>
+          <w:i w:val="0"/>
+          <w:sz w:val="20"/>
+          <w:u w:val="none"/>
+        </w:rPr>
+        <w:t xml:space="preserve">(D) Tom is </w:t>
       </w:r>
       <w:r>
         <w:rPr>
@@ -188,7 +224,7 @@
           <w:sz w:val="20"/>
           <w:u w:val="single"/>
         </w:rPr>
-        <w:t>Tom is the most foolish cat of all.</w:t>
+        <w:t>the most foolish cat of all</w:t>
       </w:r>
       <w:r>
         <w:rPr>
@@ -197,7 +233,19 @@
           <w:sz w:val="20"/>
           <w:u w:val="none"/>
         </w:rPr>
-        <w:t xml:space="preserve"> At the end, I was (E) </w:t>
+        <w:t>.</w:t>
+      </w:r>
+      <w:r>
+        <w:br/>
+      </w:r>
+      <w:r>
+        <w:rPr>
+          <w:b w:val="0"/>
+          <w:i w:val="0"/>
+          <w:sz w:val="20"/>
+          <w:u w:val="none"/>
+        </w:rPr>
+        <w:t xml:space="preserve">(E) I can run </w:t>
       </w:r>
       <w:r>
         <w:rPr>
@@ -206,7 +254,7 @@
           <w:sz w:val="20"/>
           <w:u w:val="single"/>
         </w:rPr>
-        <w:t>too exciting</w:t>
+        <w:t>more fast</w:t>
       </w:r>
       <w:r>
         <w:rPr>
@@ -215,7 +263,7 @@
           <w:sz w:val="20"/>
           <w:u w:val="none"/>
         </w:rPr>
-        <w:t xml:space="preserve"> to sleep.</w:t>
+        <w:t xml:space="preserve"> than him.</w:t>
       </w:r>
     </w:p>
     <w:p>
@@ -268,6 +316,8 @@
     </w:p>
     <w:p>
       <w:pPr>
+        <w:spacing w:after="30"/>
+        <w:ind w:left="57" w:right="57"/>
         <w:pBdr>
           <w:top w:val="single" w:sz="4" w:space="3" w:color="8DA2C4"/>
           <w:left w:val="single" w:sz="4" w:space="3" w:color="8DA2C4"/>
@@ -275,8 +325,6 @@
           <w:right w:val="single" w:sz="4" w:space="3" w:color="8DA2C4"/>
         </w:pBdr>
         <w:shd w:val="clear" w:color="auto" w:fill="F7F9FC"/>
-        <w:spacing w:after="30"/>
-        <w:ind w:left="57" w:right="57"/>
       </w:pPr>
       <w:r>
         <w:rPr>
@@ -422,6 +470,8 @@
     </w:p>
     <w:p>
       <w:pPr>
+        <w:spacing w:after="30"/>
+        <w:ind w:left="57" w:right="57"/>
         <w:pBdr>
           <w:top w:val="single" w:sz="4" w:space="3" w:color="8DA2C4"/>
           <w:left w:val="single" w:sz="4" w:space="3" w:color="8DA2C4"/>
@@ -429,8 +479,6 @@
           <w:right w:val="single" w:sz="4" w:space="3" w:color="8DA2C4"/>
         </w:pBdr>
         <w:shd w:val="clear" w:color="auto" w:fill="F7F9FC"/>
-        <w:spacing w:after="30"/>
-        <w:ind w:left="57" w:right="57"/>
       </w:pPr>
       <w:r>
         <w:rPr>
@@ -451,7 +499,7 @@
           <w:sz w:val="20"/>
           <w:u w:val="none"/>
         </w:rPr>
-        <w:t>ⓑ Today is the hotest day of the year.</w:t>
+        <w:t>ⓑ Today is much hoter than yesterday.</w:t>
       </w:r>
       <w:r>
         <w:br/>
@@ -475,7 +523,7 @@
           <w:sz w:val="20"/>
           <w:u w:val="none"/>
         </w:rPr>
-        <w:t>ⓓ Robot B is heavier the Robot C.</w:t>
+        <w:t>ⓓ Robot C is lighter the Robot B.</w:t>
       </w:r>
       <w:r>
         <w:br/>
@@ -511,7 +559,7 @@
           <w:sz w:val="20"/>
           <w:u w:val="none"/>
         </w:rPr>
-        <w:t>ⓖ Math is the most good subject for me.</w:t>
+        <w:t>ⓖ What is the popularest sport in the world?</w:t>
       </w:r>
     </w:p>
     <w:p>
@@ -564,6 +612,8 @@
     </w:p>
     <w:p>
       <w:pPr>
+        <w:spacing w:after="30"/>
+        <w:ind w:left="57" w:right="57"/>
         <w:pBdr>
           <w:top w:val="single" w:sz="4" w:space="3" w:color="8DA2C4"/>
           <w:left w:val="single" w:sz="4" w:space="3" w:color="8DA2C4"/>
@@ -571,8 +621,6 @@
           <w:right w:val="single" w:sz="4" w:space="3" w:color="8DA2C4"/>
         </w:pBdr>
         <w:shd w:val="clear" w:color="auto" w:fill="F7F9FC"/>
-        <w:spacing w:after="30"/>
-        <w:ind w:left="57" w:right="57"/>
       </w:pPr>
       <w:r>
         <w:rPr>
@@ -593,7 +641,7 @@
           <w:sz w:val="20"/>
           <w:u w:val="none"/>
         </w:rPr>
-        <w:t>ⓑ Dolphins are the most smart sea animals.</w:t>
+        <w:t>ⓑ Dolphins are more smart than other sea animals.</w:t>
       </w:r>
       <w:r>
         <w:br/>
@@ -617,7 +665,7 @@
           <w:sz w:val="20"/>
           <w:u w:val="none"/>
         </w:rPr>
-        <w:t>ⓓ Jerry is the fastest than Tom.</w:t>
+        <w:t>ⓓ Robot B is the tallest than Robot A.</w:t>
       </w:r>
       <w:r>
         <w:br/>
@@ -629,7 +677,7 @@
           <w:sz w:val="20"/>
           <w:u w:val="none"/>
         </w:rPr>
-        <w:t>ⓔ This sofa is cheap than the other one.</w:t>
+        <w:t>ⓔ This sofa is comfortable than the other one.</w:t>
       </w:r>
       <w:r>
         <w:br/>
@@ -641,7 +689,7 @@
           <w:sz w:val="20"/>
           <w:u w:val="none"/>
         </w:rPr>
-        <w:t>ⓕ Did you hear the latest news?</w:t>
+        <w:t>ⓕ Robot A is more expensive than Robot C.</w:t>
       </w:r>
       <w:r>
         <w:br/>
@@ -706,6 +754,8 @@
     </w:p>
     <w:p>
       <w:pPr>
+        <w:spacing w:after="30"/>
+        <w:ind w:left="57" w:right="57"/>
         <w:pBdr>
           <w:top w:val="single" w:sz="4" w:space="3" w:color="8DA2C4"/>
           <w:left w:val="single" w:sz="4" w:space="3" w:color="8DA2C4"/>
@@ -713,8 +763,6 @@
           <w:right w:val="single" w:sz="4" w:space="3" w:color="8DA2C4"/>
         </w:pBdr>
         <w:shd w:val="clear" w:color="auto" w:fill="F7F9FC"/>
-        <w:spacing w:after="30"/>
-        <w:ind w:left="57" w:right="57"/>
       </w:pPr>
       <w:r>
         <w:rPr>
@@ -1002,7 +1050,7 @@
           <w:sz w:val="20"/>
           <w:u w:val="none"/>
         </w:rPr>
-        <w:t xml:space="preserve">다음 표의 내용과 일치하지 </w:t>
+        <w:t xml:space="preserve">위 5번의 로봇 표의 내용과 일치하지 </w:t>
       </w:r>
       <w:r>
         <w:rPr>
@@ -1034,6 +1082,239 @@
     </w:p>
     <w:p>
       <w:pPr>
+        <w:spacing w:after="10"/>
+        <w:ind w:left="170"/>
+      </w:pPr>
+      <w:r>
+        <w:rPr>
+          <w:b w:val="0"/>
+          <w:i w:val="0"/>
+          <w:sz w:val="20"/>
+          <w:u w:val="none"/>
+        </w:rPr>
+        <w:t>① Robot B is taller than Robot A.</w:t>
+      </w:r>
+    </w:p>
+    <w:p>
+      <w:pPr>
+        <w:spacing w:after="10"/>
+        <w:ind w:left="170"/>
+      </w:pPr>
+      <w:r>
+        <w:rPr>
+          <w:b w:val="0"/>
+          <w:i w:val="0"/>
+          <w:sz w:val="20"/>
+          <w:u w:val="none"/>
+        </w:rPr>
+        <w:t>② Robot C is lighter than Robot B.</w:t>
+      </w:r>
+    </w:p>
+    <w:p>
+      <w:pPr>
+        <w:spacing w:after="10"/>
+        <w:ind w:left="170"/>
+      </w:pPr>
+      <w:r>
+        <w:rPr>
+          <w:b w:val="0"/>
+          <w:i w:val="0"/>
+          <w:sz w:val="20"/>
+          <w:u w:val="none"/>
+        </w:rPr>
+        <w:t>③ Robot B is the heaviest of the three robots.</w:t>
+      </w:r>
+    </w:p>
+    <w:p>
+      <w:pPr>
+        <w:spacing w:after="10"/>
+        <w:ind w:left="170"/>
+      </w:pPr>
+      <w:r>
+        <w:rPr>
+          <w:b w:val="0"/>
+          <w:i w:val="0"/>
+          <w:sz w:val="20"/>
+          <w:u w:val="none"/>
+        </w:rPr>
+        <w:t>④ Robot A is more expensive than Robot C.</w:t>
+      </w:r>
+    </w:p>
+    <w:p>
+      <w:pPr>
+        <w:spacing w:after="10"/>
+        <w:ind w:left="170"/>
+      </w:pPr>
+      <w:r>
+        <w:rPr>
+          <w:b w:val="0"/>
+          <w:i w:val="0"/>
+          <w:sz w:val="20"/>
+          <w:u w:val="none"/>
+        </w:rPr>
+        <w:t>⑤ Robot C is the most expensive of the three robots.</w:t>
+      </w:r>
+    </w:p>
+    <w:p>
+      <w:pPr>
+        <w:spacing w:after="30" w:before="100"/>
+      </w:pPr>
+      <w:r>
+        <w:rPr>
+          <w:b/>
+          <w:i w:val="0"/>
+          <w:color w:val="1F3864"/>
+          <w:sz w:val="21"/>
+          <w:u w:val="none"/>
+        </w:rPr>
+        <w:t>■ [7~9] There is / are (L5)</w:t>
+      </w:r>
+    </w:p>
+    <w:p>
+      <w:pPr>
+        <w:spacing w:after="20" w:before="50"/>
+      </w:pPr>
+      <w:r>
+        <w:rPr>
+          <w:b/>
+          <w:i w:val="0"/>
+          <w:color w:val="1F3864"/>
+          <w:sz w:val="20"/>
+          <w:u w:val="none"/>
+        </w:rPr>
+        <w:t xml:space="preserve">7. </w:t>
+      </w:r>
+      <w:r>
+        <w:rPr>
+          <w:b w:val="0"/>
+          <w:i w:val="0"/>
+          <w:sz w:val="20"/>
+          <w:u w:val="none"/>
+        </w:rPr>
+        <w:t xml:space="preserve">다음 우리말을 영어로 옮긴 것 중 어법상 옳은 것은? </w:t>
+      </w:r>
+      <w:r>
+        <w:rPr>
+          <w:b w:val="0"/>
+          <w:i w:val="0"/>
+          <w:sz w:val="20"/>
+          <w:u w:val="none"/>
+        </w:rPr>
+        <w:t>(3점)</w:t>
+      </w:r>
+    </w:p>
+    <w:p>
+      <w:pPr>
+        <w:spacing w:after="10"/>
+        <w:ind w:left="170"/>
+      </w:pPr>
+      <w:r>
+        <w:rPr>
+          <w:b w:val="0"/>
+          <w:i w:val="0"/>
+          <w:sz w:val="20"/>
+          <w:u w:val="none"/>
+        </w:rPr>
+        <w:t>① 냉장고에 우유가 조금 있다. → There are some milk in the refrigerator.</w:t>
+      </w:r>
+    </w:p>
+    <w:p>
+      <w:pPr>
+        <w:spacing w:after="10"/>
+        <w:ind w:left="170"/>
+      </w:pPr>
+      <w:r>
+        <w:rPr>
+          <w:b w:val="0"/>
+          <w:i w:val="0"/>
+          <w:sz w:val="20"/>
+          <w:u w:val="none"/>
+        </w:rPr>
+        <w:t>② 책상 위에 컴퓨터가 있다. → There is computer on the desk.</w:t>
+      </w:r>
+    </w:p>
+    <w:p>
+      <w:pPr>
+        <w:spacing w:after="10"/>
+        <w:ind w:left="170"/>
+      </w:pPr>
+      <w:r>
+        <w:rPr>
+          <w:b w:val="0"/>
+          <w:i w:val="0"/>
+          <w:sz w:val="20"/>
+          <w:u w:val="none"/>
+        </w:rPr>
+        <w:t>③ 어제 거리에 차가 많지 않았다. → There wasn’t many cars on the street yesterday.</w:t>
+      </w:r>
+    </w:p>
+    <w:p>
+      <w:pPr>
+        <w:spacing w:after="10"/>
+        <w:ind w:left="170"/>
+      </w:pPr>
+      <w:r>
+        <w:rPr>
+          <w:b w:val="0"/>
+          <w:i w:val="0"/>
+          <w:sz w:val="20"/>
+          <w:u w:val="none"/>
+        </w:rPr>
+        <w:t>④ 정원에 꽃들이 없다. → There isn’t flowers in the garden.</w:t>
+      </w:r>
+    </w:p>
+    <w:p>
+      <w:pPr>
+        <w:spacing w:after="10"/>
+        <w:ind w:left="170"/>
+      </w:pPr>
+      <w:r>
+        <w:rPr>
+          <w:b w:val="0"/>
+          <w:i w:val="0"/>
+          <w:sz w:val="20"/>
+          <w:u w:val="none"/>
+        </w:rPr>
+        <w:t>⑤ 지난 주말 해변에는 사람들이 많이 있었다. → There were many people at the beach last weekend.</w:t>
+      </w:r>
+    </w:p>
+    <w:p>
+      <w:pPr>
+        <w:spacing w:after="20" w:before="50"/>
+      </w:pPr>
+      <w:r>
+        <w:rPr>
+          <w:b/>
+          <w:i w:val="0"/>
+          <w:color w:val="1F3864"/>
+          <w:sz w:val="20"/>
+          <w:u w:val="none"/>
+        </w:rPr>
+        <w:t xml:space="preserve">8. </w:t>
+      </w:r>
+      <w:r>
+        <w:rPr>
+          <w:b w:val="0"/>
+          <w:i w:val="0"/>
+          <w:sz w:val="20"/>
+          <w:u w:val="none"/>
+        </w:rPr>
+        <w:t xml:space="preserve">다음 (A)~(C)의 밑줄 친 부분을 어법상 바르게 고친 것끼리 짝지은 것은? </w:t>
+      </w:r>
+      <w:r>
+        <w:rPr>
+          <w:b w:val="0"/>
+          <w:i w:val="0"/>
+          <w:sz w:val="20"/>
+          <w:u w:val="none"/>
+        </w:rPr>
+        <w:t>(4점)</w:t>
+      </w:r>
+    </w:p>
+    <w:p>
+      <w:pPr>
+        <w:spacing w:after="30"/>
+        <w:ind w:left="57" w:right="57"/>
         <w:pBdr>
           <w:top w:val="single" w:sz="4" w:space="3" w:color="8DA2C4"/>
           <w:left w:val="single" w:sz="4" w:space="3" w:color="8DA2C4"/>
@@ -1041,20 +1322,24 @@
           <w:right w:val="single" w:sz="4" w:space="3" w:color="8DA2C4"/>
         </w:pBdr>
         <w:shd w:val="clear" w:color="auto" w:fill="F7F9FC"/>
-        <w:spacing w:after="30"/>
-        <w:ind w:left="57" w:right="57"/>
       </w:pPr>
       <w:r>
         <w:rPr>
-          <w:b/>
+          <w:b w:val="0"/>
           <w:i w:val="0"/>
           <w:sz w:val="20"/>
           <w:u w:val="none"/>
         </w:rPr>
-        <w:t>Favorite School Clubs (1학년 3반)</w:t>
-      </w:r>
-      <w:r>
-        <w:br/>
+        <w:t xml:space="preserve">(A) </w:t>
+      </w:r>
+      <w:r>
+        <w:rPr>
+          <w:b w:val="0"/>
+          <w:i w:val="0"/>
+          <w:sz w:val="20"/>
+          <w:u w:val="single"/>
+        </w:rPr>
+        <w:t>Was</w:t>
       </w:r>
       <w:r>
         <w:rPr>
@@ -1063,7 +1348,10 @@
           <w:sz w:val="20"/>
           <w:u w:val="none"/>
         </w:rPr>
-        <w:t>Club</w:t>
+        <w:t xml:space="preserve"> there many people at the beach last weekend?</w:t>
+      </w:r>
+      <w:r>
+        <w:br/>
       </w:r>
       <w:r>
         <w:rPr>
@@ -1072,7 +1360,16 @@
           <w:sz w:val="20"/>
           <w:u w:val="none"/>
         </w:rPr>
-        <w:t>Soccer</w:t>
+        <w:t xml:space="preserve">(B) </w:t>
+      </w:r>
+      <w:r>
+        <w:rPr>
+          <w:b w:val="0"/>
+          <w:i w:val="0"/>
+          <w:sz w:val="20"/>
+          <w:u w:val="single"/>
+        </w:rPr>
+        <w:t>Is</w:t>
       </w:r>
       <w:r>
         <w:rPr>
@@ -1081,7 +1378,10 @@
           <w:sz w:val="20"/>
           <w:u w:val="none"/>
         </w:rPr>
-        <w:t>Music</w:t>
+        <w:t xml:space="preserve"> there any other problems now?</w:t>
+      </w:r>
+      <w:r>
+        <w:br/>
       </w:r>
       <w:r>
         <w:rPr>
@@ -1090,7 +1390,16 @@
           <w:sz w:val="20"/>
           <w:u w:val="none"/>
         </w:rPr>
-        <w:t>Science</w:t>
+        <w:t xml:space="preserve">(C) There </w:t>
+      </w:r>
+      <w:r>
+        <w:rPr>
+          <w:b w:val="0"/>
+          <w:i w:val="0"/>
+          <w:sz w:val="20"/>
+          <w:u w:val="single"/>
+        </w:rPr>
+        <w:t>wasn’t</w:t>
       </w:r>
       <w:r>
         <w:rPr>
@@ -1099,52 +1408,7 @@
           <w:sz w:val="20"/>
           <w:u w:val="none"/>
         </w:rPr>
-        <w:t>Art</w:t>
-      </w:r>
-      <w:r>
-        <w:rPr>
-          <w:b w:val="0"/>
-          <w:i w:val="0"/>
-          <w:sz w:val="20"/>
-          <w:u w:val="none"/>
-        </w:rPr>
-        <w:t>Students</w:t>
-      </w:r>
-      <w:r>
-        <w:rPr>
-          <w:b w:val="0"/>
-          <w:i w:val="0"/>
-          <w:sz w:val="20"/>
-          <w:u w:val="none"/>
-        </w:rPr>
-        <w:t>9</w:t>
-      </w:r>
-      <w:r>
-        <w:rPr>
-          <w:b w:val="0"/>
-          <w:i w:val="0"/>
-          <w:sz w:val="20"/>
-          <w:u w:val="none"/>
-        </w:rPr>
-        <w:t>7</w:t>
-      </w:r>
-      <w:r>
-        <w:rPr>
-          <w:b w:val="0"/>
-          <w:i w:val="0"/>
-          <w:sz w:val="20"/>
-          <w:u w:val="none"/>
-        </w:rPr>
-        <w:t>4</w:t>
-      </w:r>
-      <w:r>
-        <w:rPr>
-          <w:b w:val="0"/>
-          <w:i w:val="0"/>
-          <w:sz w:val="20"/>
-          <w:u w:val="none"/>
-        </w:rPr>
-        <w:t>6</w:t>
+        <w:t xml:space="preserve"> many cars on the street yesterday.</w:t>
       </w:r>
     </w:p>
     <w:p>
@@ -1159,7 +1423,7 @@
           <w:sz w:val="20"/>
           <w:u w:val="none"/>
         </w:rPr>
-        <w:t>① The soccer club is the most popular of the four clubs.</w:t>
+        <w:t>① Were – Are – weren’t</w:t>
       </w:r>
     </w:p>
     <w:p>
@@ -1174,7 +1438,7 @@
           <w:sz w:val="20"/>
           <w:u w:val="none"/>
         </w:rPr>
-        <w:t>② The music club is more popular than the art club.</w:t>
+        <w:t>② Were – Is – weren’t</w:t>
       </w:r>
     </w:p>
     <w:p>
@@ -1189,7 +1453,7 @@
           <w:sz w:val="20"/>
           <w:u w:val="none"/>
         </w:rPr>
-        <w:t>③ The science club is the least popular club.</w:t>
+        <w:t>③ Was – Are – weren’t</w:t>
       </w:r>
     </w:p>
     <w:p>
@@ -1204,7 +1468,7 @@
           <w:sz w:val="20"/>
           <w:u w:val="none"/>
         </w:rPr>
-        <w:t>④ The art club is more popular than the science club.</w:t>
+        <w:t>④ Were – Are – wasn’t</w:t>
       </w:r>
     </w:p>
     <w:p>
@@ -1219,22 +1483,7 @@
           <w:sz w:val="20"/>
           <w:u w:val="none"/>
         </w:rPr>
-        <w:t>⑤ The music club is the most popular club in the class.</w:t>
-      </w:r>
-    </w:p>
-    <w:p>
-      <w:pPr>
-        <w:spacing w:after="30" w:before="100"/>
-      </w:pPr>
-      <w:r>
-        <w:rPr>
-          <w:b/>
-          <w:i w:val="0"/>
-          <w:color w:val="1F3864"/>
-          <w:sz w:val="21"/>
-          <w:u w:val="none"/>
-        </w:rPr>
-        <w:t>■ [7~9] There is / are (L5)</w:t>
+        <w:t>⑤ Was – Is – wasn’t</w:t>
       </w:r>
     </w:p>
     <w:p>
@@ -1249,7 +1498,7 @@
           <w:sz w:val="20"/>
           <w:u w:val="none"/>
         </w:rPr>
-        <w:t xml:space="preserve">7. </w:t>
+        <w:t xml:space="preserve">9. </w:t>
       </w:r>
       <w:r>
         <w:rPr>
@@ -1258,7 +1507,7 @@
           <w:sz w:val="20"/>
           <w:u w:val="none"/>
         </w:rPr>
-        <w:t xml:space="preserve">다음 우리말을 영어로 옮긴 것 중 어법상 옳은 것은? </w:t>
+        <w:t xml:space="preserve">다음 대화의 빈칸에 들어갈 말로 알맞은 것은? </w:t>
       </w:r>
       <w:r>
         <w:rPr>
@@ -1272,114 +1521,8 @@
     </w:p>
     <w:p>
       <w:pPr>
-        <w:spacing w:after="10"/>
-        <w:ind w:left="170"/>
-      </w:pPr>
-      <w:r>
-        <w:rPr>
-          <w:b w:val="0"/>
-          <w:i w:val="0"/>
-          <w:sz w:val="20"/>
-          <w:u w:val="none"/>
-        </w:rPr>
-        <w:t>① 냉장고에 우유가 조금 있다. → There are some milk in the refrigerator.</w:t>
-      </w:r>
-    </w:p>
-    <w:p>
-      <w:pPr>
-        <w:spacing w:after="10"/>
-        <w:ind w:left="170"/>
-      </w:pPr>
-      <w:r>
-        <w:rPr>
-          <w:b w:val="0"/>
-          <w:i w:val="0"/>
-          <w:sz w:val="20"/>
-          <w:u w:val="none"/>
-        </w:rPr>
-        <w:t>② 책상 위에 컴퓨터가 있다. → There is computer on the desk.</w:t>
-      </w:r>
-    </w:p>
-    <w:p>
-      <w:pPr>
-        <w:spacing w:after="10"/>
-        <w:ind w:left="170"/>
-      </w:pPr>
-      <w:r>
-        <w:rPr>
-          <w:b w:val="0"/>
-          <w:i w:val="0"/>
-          <w:sz w:val="20"/>
-          <w:u w:val="none"/>
-        </w:rPr>
-        <w:t>③ 버스에 빈자리가 없었다. → There wasn’t any empty seats on the bus.</w:t>
-      </w:r>
-    </w:p>
-    <w:p>
-      <w:pPr>
-        <w:spacing w:after="10"/>
-        <w:ind w:left="170"/>
-      </w:pPr>
-      <w:r>
-        <w:rPr>
-          <w:b w:val="0"/>
-          <w:i w:val="0"/>
-          <w:sz w:val="20"/>
-          <w:u w:val="none"/>
-        </w:rPr>
-        <w:t>④ 뒷마당에 고양이 한 마리와 개 한 마리가 있니? → Is there a cat and a dog in the backyard?</w:t>
-      </w:r>
-    </w:p>
-    <w:p>
-      <w:pPr>
-        <w:spacing w:after="10"/>
-        <w:ind w:left="170"/>
-      </w:pPr>
-      <w:r>
-        <w:rPr>
-          <w:b w:val="0"/>
-          <w:i w:val="0"/>
-          <w:sz w:val="20"/>
-          <w:u w:val="none"/>
-        </w:rPr>
-        <w:t>⑤ 지난 주말 해변에는 사람들이 많이 있었다. → There were many people at the beach last weekend.</w:t>
-      </w:r>
-    </w:p>
-    <w:p>
-      <w:pPr>
-        <w:spacing w:after="20" w:before="50"/>
-      </w:pPr>
-      <w:r>
-        <w:rPr>
-          <w:b/>
-          <w:i w:val="0"/>
-          <w:color w:val="1F3864"/>
-          <w:sz w:val="20"/>
-          <w:u w:val="none"/>
-        </w:rPr>
-        <w:t xml:space="preserve">8. </w:t>
-      </w:r>
-      <w:r>
-        <w:rPr>
-          <w:b w:val="0"/>
-          <w:i w:val="0"/>
-          <w:sz w:val="20"/>
-          <w:u w:val="none"/>
-        </w:rPr>
-        <w:t xml:space="preserve">다음 글의 밑줄 친 (A)~(C)를 어법상 바르게 고친 것끼리 짝지은 것은? </w:t>
-      </w:r>
-      <w:r>
-        <w:rPr>
-          <w:b w:val="0"/>
-          <w:i w:val="0"/>
-          <w:sz w:val="20"/>
-          <w:u w:val="none"/>
-        </w:rPr>
-        <w:t>(4점)</w:t>
-      </w:r>
-    </w:p>
-    <w:p>
-      <w:pPr>
+        <w:spacing w:after="30"/>
+        <w:ind w:left="57" w:right="57"/>
         <w:pBdr>
           <w:top w:val="single" w:sz="4" w:space="3" w:color="8DA2C4"/>
           <w:left w:val="single" w:sz="4" w:space="3" w:color="8DA2C4"/>
@@ -1387,8 +1530,6 @@
           <w:right w:val="single" w:sz="4" w:space="3" w:color="8DA2C4"/>
         </w:pBdr>
         <w:shd w:val="clear" w:color="auto" w:fill="F7F9FC"/>
-        <w:spacing w:after="30"/>
-        <w:ind w:left="57" w:right="57"/>
       </w:pPr>
       <w:r>
         <w:rPr>
@@ -1397,16 +1538,10 @@
           <w:sz w:val="20"/>
           <w:u w:val="none"/>
         </w:rPr>
-        <w:t xml:space="preserve">Last Saturday, Mina went to the beach with her family. There (A) </w:t>
-      </w:r>
-      <w:r>
-        <w:rPr>
-          <w:b w:val="0"/>
-          <w:i w:val="0"/>
-          <w:sz w:val="20"/>
-          <w:u w:val="single"/>
-        </w:rPr>
-        <w:t>are</w:t>
+        <w:t>A: ________ any guests at the party?</w:t>
+      </w:r>
+      <w:r>
+        <w:br/>
       </w:r>
       <w:r>
         <w:rPr>
@@ -1415,48 +1550,12 @@
           <w:sz w:val="20"/>
           <w:u w:val="none"/>
         </w:rPr>
-        <w:t xml:space="preserve"> many people at the beach. She wanted to buy some juice, but there (B) </w:t>
-      </w:r>
-      <w:r>
-        <w:rPr>
-          <w:b w:val="0"/>
-          <w:i w:val="0"/>
-          <w:sz w:val="20"/>
-          <w:u w:val="single"/>
-        </w:rPr>
-        <w:t>isn’t</w:t>
-      </w:r>
-      <w:r>
-        <w:rPr>
-          <w:b w:val="0"/>
-          <w:i w:val="0"/>
-          <w:sz w:val="20"/>
-          <w:u w:val="none"/>
-        </w:rPr>
-        <w:t xml:space="preserve"> any juice at the store. Her brother found a snack bar and said, “Look! There (C) </w:t>
-      </w:r>
-      <w:r>
-        <w:rPr>
-          <w:b w:val="0"/>
-          <w:i w:val="0"/>
-          <w:sz w:val="20"/>
-          <w:u w:val="single"/>
-        </w:rPr>
-        <w:t>is</w:t>
-      </w:r>
-      <w:r>
-        <w:rPr>
-          <w:b w:val="0"/>
-          <w:i w:val="0"/>
-          <w:sz w:val="20"/>
-          <w:u w:val="none"/>
-        </w:rPr>
-        <w:t xml:space="preserve"> a lot of snacks here!”</w:t>
+        <w:t>B: Yes, there were.</w:t>
       </w:r>
     </w:p>
     <w:p>
       <w:pPr>
-        <w:spacing w:after="10"/>
+        <w:spacing w:after="30"/>
         <w:ind w:left="170"/>
       </w:pPr>
       <w:r>
@@ -1466,67 +1565,22 @@
           <w:sz w:val="20"/>
           <w:u w:val="none"/>
         </w:rPr>
-        <w:t>① were – wasn’t – are</w:t>
+        <w:t>① Is there    ② Are there    ③ Was there    ④ Were there    ⑤ Did there</w:t>
       </w:r>
     </w:p>
     <w:p>
       <w:pPr>
-        <w:spacing w:after="10"/>
-        <w:ind w:left="170"/>
+        <w:spacing w:after="30" w:before="100"/>
       </w:pPr>
       <w:r>
         <w:rPr>
-          <w:b w:val="0"/>
-          <w:i w:val="0"/>
-          <w:sz w:val="20"/>
+          <w:b/>
+          <w:i w:val="0"/>
+          <w:color w:val="1F3864"/>
+          <w:sz w:val="21"/>
           <w:u w:val="none"/>
         </w:rPr>
-        <w:t>② were – weren’t – are</w:t>
-      </w:r>
-    </w:p>
-    <w:p>
-      <w:pPr>
-        <w:spacing w:after="10"/>
-        <w:ind w:left="170"/>
-      </w:pPr>
-      <w:r>
-        <w:rPr>
-          <w:b w:val="0"/>
-          <w:i w:val="0"/>
-          <w:sz w:val="20"/>
-          <w:u w:val="none"/>
-        </w:rPr>
-        <w:t>③ was – wasn’t – are</w:t>
-      </w:r>
-    </w:p>
-    <w:p>
-      <w:pPr>
-        <w:spacing w:after="10"/>
-        <w:ind w:left="170"/>
-      </w:pPr>
-      <w:r>
-        <w:rPr>
-          <w:b w:val="0"/>
-          <w:i w:val="0"/>
-          <w:sz w:val="20"/>
-          <w:u w:val="none"/>
-        </w:rPr>
-        <w:t>④ were – wasn’t – is</w:t>
-      </w:r>
-    </w:p>
-    <w:p>
-      <w:pPr>
-        <w:spacing w:after="10"/>
-        <w:ind w:left="170"/>
-      </w:pPr>
-      <w:r>
-        <w:rPr>
-          <w:b w:val="0"/>
-          <w:i w:val="0"/>
-          <w:sz w:val="20"/>
-          <w:u w:val="none"/>
-        </w:rPr>
-        <w:t>⑤ was – weren’t – is</w:t>
+        <w:t>■ [10~13] to부정사 명사적 용법 (6-③④)</w:t>
       </w:r>
     </w:p>
     <w:p>
@@ -1541,7 +1595,7 @@
           <w:sz w:val="20"/>
           <w:u w:val="none"/>
         </w:rPr>
-        <w:t xml:space="preserve">9. </w:t>
+        <w:t xml:space="preserve">10. </w:t>
       </w:r>
       <w:r>
         <w:rPr>
@@ -1550,7 +1604,25 @@
           <w:sz w:val="20"/>
           <w:u w:val="none"/>
         </w:rPr>
-        <w:t xml:space="preserve">다음 대화의 빈칸에 들어갈 말로 알맞은 것은? </w:t>
+        <w:t xml:space="preserve">다음 빈칸에 들어갈 수 </w:t>
+      </w:r>
+      <w:r>
+        <w:rPr>
+          <w:b w:val="0"/>
+          <w:i w:val="0"/>
+          <w:sz w:val="20"/>
+          <w:u w:val="single"/>
+        </w:rPr>
+        <w:t>없는</w:t>
+      </w:r>
+      <w:r>
+        <w:rPr>
+          <w:b w:val="0"/>
+          <w:i w:val="0"/>
+          <w:sz w:val="20"/>
+          <w:u w:val="none"/>
+        </w:rPr>
+        <w:t xml:space="preserve"> 것은? </w:t>
       </w:r>
       <w:r>
         <w:rPr>
@@ -1564,6 +1636,8 @@
     </w:p>
     <w:p>
       <w:pPr>
+        <w:spacing w:after="30"/>
+        <w:ind w:left="57" w:right="57"/>
         <w:pBdr>
           <w:top w:val="single" w:sz="4" w:space="3" w:color="8DA2C4"/>
           <w:left w:val="single" w:sz="4" w:space="3" w:color="8DA2C4"/>
@@ -1571,8 +1645,6 @@
           <w:right w:val="single" w:sz="4" w:space="3" w:color="8DA2C4"/>
         </w:pBdr>
         <w:shd w:val="clear" w:color="auto" w:fill="F7F9FC"/>
-        <w:spacing w:after="30"/>
-        <w:ind w:left="57" w:right="57"/>
       </w:pPr>
       <w:r>
         <w:rPr>
@@ -1581,19 +1653,7 @@
           <w:sz w:val="20"/>
           <w:u w:val="none"/>
         </w:rPr>
-        <w:t>A: ________ any guests at the party yesterday?</w:t>
-      </w:r>
-      <w:r>
-        <w:br/>
-      </w:r>
-      <w:r>
-        <w:rPr>
-          <w:b w:val="0"/>
-          <w:i w:val="0"/>
-          <w:sz w:val="20"/>
-          <w:u w:val="none"/>
-        </w:rPr>
-        <w:t>B: Yes, there were. Many of my friends came.</w:t>
+        <w:t>They ________ to move to a new apartment.</w:t>
       </w:r>
     </w:p>
     <w:p>
@@ -1608,22 +1668,7 @@
           <w:sz w:val="20"/>
           <w:u w:val="none"/>
         </w:rPr>
-        <w:t>① Is there    ② Are there    ③ Was there    ④ Were there    ⑤ Did there</w:t>
-      </w:r>
-    </w:p>
-    <w:p>
-      <w:pPr>
-        <w:spacing w:after="30" w:before="100"/>
-      </w:pPr>
-      <w:r>
-        <w:rPr>
-          <w:b/>
-          <w:i w:val="0"/>
-          <w:color w:val="1F3864"/>
-          <w:sz w:val="21"/>
-          <w:u w:val="none"/>
-        </w:rPr>
-        <w:t>■ [10~13] to부정사 명사적 용법 (6-③④)</w:t>
+        <w:t>① want    ② hope    ③ plan    ④ decided    ⑤ enjoy</w:t>
       </w:r>
     </w:p>
     <w:p>
@@ -1638,7 +1683,7 @@
           <w:sz w:val="20"/>
           <w:u w:val="none"/>
         </w:rPr>
-        <w:t xml:space="preserve">10. </w:t>
+        <w:t xml:space="preserve">11. </w:t>
       </w:r>
       <w:r>
         <w:rPr>
@@ -1647,16 +1692,7 @@
           <w:sz w:val="20"/>
           <w:u w:val="none"/>
         </w:rPr>
-        <w:t xml:space="preserve">다음 빈칸에 들어갈 수 </w:t>
-      </w:r>
-      <w:r>
-        <w:rPr>
-          <w:b w:val="0"/>
-          <w:i w:val="0"/>
-          <w:sz w:val="20"/>
-          <w:u w:val="single"/>
-        </w:rPr>
-        <w:t>없는</w:t>
+        <w:t xml:space="preserve">다음 ★의 밑줄 친 부분과 쓰임이 같은 것은? </w:t>
       </w:r>
       <w:r>
         <w:rPr>
@@ -1665,20 +1701,13 @@
           <w:sz w:val="20"/>
           <w:u w:val="none"/>
         </w:rPr>
-        <w:t xml:space="preserve"> 것은? </w:t>
-      </w:r>
-      <w:r>
-        <w:rPr>
-          <w:b w:val="0"/>
-          <w:i w:val="0"/>
-          <w:sz w:val="20"/>
-          <w:u w:val="none"/>
-        </w:rPr>
-        <w:t>(3점)</w:t>
+        <w:t>(4점)</w:t>
       </w:r>
     </w:p>
     <w:p>
       <w:pPr>
+        <w:spacing w:after="30"/>
+        <w:ind w:left="57" w:right="57"/>
         <w:pBdr>
           <w:top w:val="single" w:sz="4" w:space="3" w:color="8DA2C4"/>
           <w:left w:val="single" w:sz="4" w:space="3" w:color="8DA2C4"/>
@@ -1686,8 +1715,6 @@
           <w:right w:val="single" w:sz="4" w:space="3" w:color="8DA2C4"/>
         </w:pBdr>
         <w:shd w:val="clear" w:color="auto" w:fill="F7F9FC"/>
-        <w:spacing w:after="30"/>
-        <w:ind w:left="57" w:right="57"/>
       </w:pPr>
       <w:r>
         <w:rPr>
@@ -1696,12 +1723,30 @@
           <w:sz w:val="20"/>
           <w:u w:val="none"/>
         </w:rPr>
-        <w:t>I ________ to travel the world someday.</w:t>
+        <w:t xml:space="preserve">★ My dream is </w:t>
+      </w:r>
+      <w:r>
+        <w:rPr>
+          <w:b w:val="0"/>
+          <w:i w:val="0"/>
+          <w:sz w:val="20"/>
+          <w:u w:val="single"/>
+        </w:rPr>
+        <w:t>to travel the world</w:t>
+      </w:r>
+      <w:r>
+        <w:rPr>
+          <w:b w:val="0"/>
+          <w:i w:val="0"/>
+          <w:sz w:val="20"/>
+          <w:u w:val="none"/>
+        </w:rPr>
+        <w:t>.</w:t>
       </w:r>
     </w:p>
     <w:p>
       <w:pPr>
-        <w:spacing w:after="30"/>
+        <w:spacing w:after="10"/>
         <w:ind w:left="170"/>
       </w:pPr>
       <w:r>
@@ -1711,7 +1756,157 @@
           <w:sz w:val="20"/>
           <w:u w:val="none"/>
         </w:rPr>
-        <w:t>① want    ② hope    ③ plan    ④ decided    ⑤ enjoy</w:t>
+        <w:t xml:space="preserve">① </w:t>
+      </w:r>
+      <w:r>
+        <w:rPr>
+          <w:b w:val="0"/>
+          <w:i w:val="0"/>
+          <w:sz w:val="20"/>
+          <w:u w:val="single"/>
+        </w:rPr>
+        <w:t>To read books</w:t>
+      </w:r>
+      <w:r>
+        <w:rPr>
+          <w:b w:val="0"/>
+          <w:i w:val="0"/>
+          <w:sz w:val="20"/>
+          <w:u w:val="none"/>
+        </w:rPr>
+        <w:t xml:space="preserve"> is fun.</w:t>
+      </w:r>
+    </w:p>
+    <w:p>
+      <w:pPr>
+        <w:spacing w:after="10"/>
+        <w:ind w:left="170"/>
+      </w:pPr>
+      <w:r>
+        <w:rPr>
+          <w:b w:val="0"/>
+          <w:i w:val="0"/>
+          <w:sz w:val="20"/>
+          <w:u w:val="none"/>
+        </w:rPr>
+        <w:t xml:space="preserve">② I want </w:t>
+      </w:r>
+      <w:r>
+        <w:rPr>
+          <w:b w:val="0"/>
+          <w:i w:val="0"/>
+          <w:sz w:val="20"/>
+          <w:u w:val="single"/>
+        </w:rPr>
+        <w:t>to be a doctor</w:t>
+      </w:r>
+      <w:r>
+        <w:rPr>
+          <w:b w:val="0"/>
+          <w:i w:val="0"/>
+          <w:sz w:val="20"/>
+          <w:u w:val="none"/>
+        </w:rPr>
+        <w:t>.</w:t>
+      </w:r>
+    </w:p>
+    <w:p>
+      <w:pPr>
+        <w:spacing w:after="10"/>
+        <w:ind w:left="170"/>
+      </w:pPr>
+      <w:r>
+        <w:rPr>
+          <w:b w:val="0"/>
+          <w:i w:val="0"/>
+          <w:sz w:val="20"/>
+          <w:u w:val="none"/>
+        </w:rPr>
+        <w:t xml:space="preserve">③ My goal is </w:t>
+      </w:r>
+      <w:r>
+        <w:rPr>
+          <w:b w:val="0"/>
+          <w:i w:val="0"/>
+          <w:sz w:val="20"/>
+          <w:u w:val="single"/>
+        </w:rPr>
+        <w:t>to study harder</w:t>
+      </w:r>
+      <w:r>
+        <w:rPr>
+          <w:b w:val="0"/>
+          <w:i w:val="0"/>
+          <w:sz w:val="20"/>
+          <w:u w:val="none"/>
+        </w:rPr>
+        <w:t>.</w:t>
+      </w:r>
+    </w:p>
+    <w:p>
+      <w:pPr>
+        <w:spacing w:after="10"/>
+        <w:ind w:left="170"/>
+      </w:pPr>
+      <w:r>
+        <w:rPr>
+          <w:b w:val="0"/>
+          <w:i w:val="0"/>
+          <w:sz w:val="20"/>
+          <w:u w:val="none"/>
+        </w:rPr>
+        <w:t xml:space="preserve">④ They decided </w:t>
+      </w:r>
+      <w:r>
+        <w:rPr>
+          <w:b w:val="0"/>
+          <w:i w:val="0"/>
+          <w:sz w:val="20"/>
+          <w:u w:val="single"/>
+        </w:rPr>
+        <w:t>to go home</w:t>
+      </w:r>
+      <w:r>
+        <w:rPr>
+          <w:b w:val="0"/>
+          <w:i w:val="0"/>
+          <w:sz w:val="20"/>
+          <w:u w:val="none"/>
+        </w:rPr>
+        <w:t>.</w:t>
+      </w:r>
+    </w:p>
+    <w:p>
+      <w:pPr>
+        <w:spacing w:after="10"/>
+        <w:ind w:left="170"/>
+      </w:pPr>
+      <w:r>
+        <w:rPr>
+          <w:b w:val="0"/>
+          <w:i w:val="0"/>
+          <w:sz w:val="20"/>
+          <w:u w:val="none"/>
+        </w:rPr>
+        <w:t xml:space="preserve">⑤ </w:t>
+      </w:r>
+      <w:r>
+        <w:rPr>
+          <w:b w:val="0"/>
+          <w:i w:val="0"/>
+          <w:sz w:val="20"/>
+          <w:u w:val="single"/>
+        </w:rPr>
+        <w:t>To help others</w:t>
+      </w:r>
+      <w:r>
+        <w:rPr>
+          <w:b w:val="0"/>
+          <w:i w:val="0"/>
+          <w:sz w:val="20"/>
+          <w:u w:val="none"/>
+        </w:rPr>
+        <w:t xml:space="preserve"> makes me happy.</w:t>
       </w:r>
     </w:p>
     <w:p>
@@ -1726,7 +1921,7 @@
           <w:sz w:val="20"/>
           <w:u w:val="none"/>
         </w:rPr>
-        <w:t xml:space="preserve">11. </w:t>
+        <w:t xml:space="preserve">12. </w:t>
       </w:r>
       <w:r>
         <w:rPr>
@@ -1735,7 +1930,7 @@
           <w:sz w:val="20"/>
           <w:u w:val="none"/>
         </w:rPr>
-        <w:t xml:space="preserve">다음 ★의 밑줄 친 부분과 쓰임이 같은 것은? </w:t>
+        <w:t xml:space="preserve">다음 중 어법상 옳은 것은? </w:t>
       </w:r>
       <w:r>
         <w:rPr>
@@ -1744,11 +1939,121 @@
           <w:sz w:val="20"/>
           <w:u w:val="none"/>
         </w:rPr>
-        <w:t>(4점)</w:t>
+        <w:t>(3점)</w:t>
       </w:r>
     </w:p>
     <w:p>
       <w:pPr>
+        <w:spacing w:after="10"/>
+        <w:ind w:left="170"/>
+      </w:pPr>
+      <w:r>
+        <w:rPr>
+          <w:b w:val="0"/>
+          <w:i w:val="0"/>
+          <w:sz w:val="20"/>
+          <w:u w:val="none"/>
+        </w:rPr>
+        <w:t>① To exercise regularly are not easy.</w:t>
+      </w:r>
+    </w:p>
+    <w:p>
+      <w:pPr>
+        <w:spacing w:after="10"/>
+        <w:ind w:left="170"/>
+      </w:pPr>
+      <w:r>
+        <w:rPr>
+          <w:b w:val="0"/>
+          <w:i w:val="0"/>
+          <w:sz w:val="20"/>
+          <w:u w:val="none"/>
+        </w:rPr>
+        <w:t>② They decided moving to a new apartment.</w:t>
+      </w:r>
+    </w:p>
+    <w:p>
+      <w:pPr>
+        <w:spacing w:after="10"/>
+        <w:ind w:left="170"/>
+      </w:pPr>
+      <w:r>
+        <w:rPr>
+          <w:b w:val="0"/>
+          <w:i w:val="0"/>
+          <w:sz w:val="20"/>
+          <w:u w:val="none"/>
+        </w:rPr>
+        <w:t>③ Does he plan to run a marathon next month?</w:t>
+      </w:r>
+    </w:p>
+    <w:p>
+      <w:pPr>
+        <w:spacing w:after="10"/>
+        <w:ind w:left="170"/>
+      </w:pPr>
+      <w:r>
+        <w:rPr>
+          <w:b w:val="0"/>
+          <w:i w:val="0"/>
+          <w:sz w:val="20"/>
+          <w:u w:val="none"/>
+        </w:rPr>
+        <w:t>④ My sister hopes singing the song together.</w:t>
+      </w:r>
+    </w:p>
+    <w:p>
+      <w:pPr>
+        <w:spacing w:after="10"/>
+        <w:ind w:left="170"/>
+      </w:pPr>
+      <w:r>
+        <w:rPr>
+          <w:b w:val="0"/>
+          <w:i w:val="0"/>
+          <w:sz w:val="20"/>
+          <w:u w:val="none"/>
+        </w:rPr>
+        <w:t>⑤ I really hope seeing them again in the near future.</w:t>
+      </w:r>
+    </w:p>
+    <w:p>
+      <w:pPr>
+        <w:spacing w:after="20" w:before="50"/>
+      </w:pPr>
+      <w:r>
+        <w:rPr>
+          <w:b/>
+          <w:i w:val="0"/>
+          <w:color w:val="1F3864"/>
+          <w:sz w:val="20"/>
+          <w:u w:val="none"/>
+        </w:rPr>
+        <w:t xml:space="preserve">13. </w:t>
+      </w:r>
+      <w:r>
+        <w:rPr>
+          <w:b w:val="0"/>
+          <w:i w:val="0"/>
+          <w:sz w:val="20"/>
+          <w:u w:val="none"/>
+        </w:rPr>
+        <w:t xml:space="preserve">다음 밑줄 친 ⓐ~ⓔ 중 어법상 옳은 것은? </w:t>
+      </w:r>
+      <w:r>
+        <w:rPr>
+          <w:b w:val="0"/>
+          <w:i w:val="0"/>
+          <w:sz w:val="20"/>
+          <w:u w:val="none"/>
+        </w:rPr>
+        <w:t>(3점)</w:t>
+      </w:r>
+    </w:p>
+    <w:p>
+      <w:pPr>
+        <w:spacing w:after="30"/>
+        <w:ind w:left="57" w:right="57"/>
         <w:pBdr>
           <w:top w:val="single" w:sz="4" w:space="3" w:color="8DA2C4"/>
           <w:left w:val="single" w:sz="4" w:space="3" w:color="8DA2C4"/>
@@ -1756,8 +2061,6 @@
           <w:right w:val="single" w:sz="4" w:space="3" w:color="8DA2C4"/>
         </w:pBdr>
         <w:shd w:val="clear" w:color="auto" w:fill="F7F9FC"/>
-        <w:spacing w:after="30"/>
-        <w:ind w:left="57" w:right="57"/>
       </w:pPr>
       <w:r>
         <w:rPr>
@@ -1766,7 +2069,7 @@
           <w:sz w:val="20"/>
           <w:u w:val="none"/>
         </w:rPr>
-        <w:t xml:space="preserve">★ My dream is </w:t>
+        <w:t xml:space="preserve">ⓐ I want </w:t>
       </w:r>
       <w:r>
         <w:rPr>
@@ -1775,7 +2078,7 @@
           <w:sz w:val="20"/>
           <w:u w:val="single"/>
         </w:rPr>
-        <w:t>to travel the world</w:t>
+        <w:t>be</w:t>
       </w:r>
       <w:r>
         <w:rPr>
@@ -1784,7 +2087,208 @@
           <w:sz w:val="20"/>
           <w:u w:val="none"/>
         </w:rPr>
-        <w:t>.</w:t>
+        <w:t xml:space="preserve"> a doctor.</w:t>
+      </w:r>
+      <w:r>
+        <w:br/>
+      </w:r>
+      <w:r>
+        <w:rPr>
+          <w:b w:val="0"/>
+          <w:i w:val="0"/>
+          <w:sz w:val="20"/>
+          <w:u w:val="none"/>
+        </w:rPr>
+        <w:t xml:space="preserve">ⓑ </w:t>
+      </w:r>
+      <w:r>
+        <w:rPr>
+          <w:b w:val="0"/>
+          <w:i w:val="0"/>
+          <w:sz w:val="20"/>
+          <w:u w:val="single"/>
+        </w:rPr>
+        <w:t>Read</w:t>
+      </w:r>
+      <w:r>
+        <w:rPr>
+          <w:b w:val="0"/>
+          <w:i w:val="0"/>
+          <w:sz w:val="20"/>
+          <w:u w:val="none"/>
+        </w:rPr>
+        <w:t xml:space="preserve"> books is fun.</w:t>
+      </w:r>
+      <w:r>
+        <w:br/>
+      </w:r>
+      <w:r>
+        <w:rPr>
+          <w:b w:val="0"/>
+          <w:i w:val="0"/>
+          <w:sz w:val="20"/>
+          <w:u w:val="none"/>
+        </w:rPr>
+        <w:t xml:space="preserve">ⓒ We hope </w:t>
+      </w:r>
+      <w:r>
+        <w:rPr>
+          <w:b w:val="0"/>
+          <w:i w:val="0"/>
+          <w:sz w:val="20"/>
+          <w:u w:val="single"/>
+        </w:rPr>
+        <w:t>winning</w:t>
+      </w:r>
+      <w:r>
+        <w:rPr>
+          <w:b w:val="0"/>
+          <w:i w:val="0"/>
+          <w:sz w:val="20"/>
+          <w:u w:val="none"/>
+        </w:rPr>
+        <w:t xml:space="preserve"> the game.</w:t>
+      </w:r>
+      <w:r>
+        <w:br/>
+      </w:r>
+      <w:r>
+        <w:rPr>
+          <w:b w:val="0"/>
+          <w:i w:val="0"/>
+          <w:sz w:val="20"/>
+          <w:u w:val="none"/>
+        </w:rPr>
+        <w:t xml:space="preserve">ⓓ I know </w:t>
+      </w:r>
+      <w:r>
+        <w:rPr>
+          <w:b w:val="0"/>
+          <w:i w:val="0"/>
+          <w:sz w:val="20"/>
+          <w:u w:val="single"/>
+        </w:rPr>
+        <w:t>that</w:t>
+      </w:r>
+      <w:r>
+        <w:rPr>
+          <w:b w:val="0"/>
+          <w:i w:val="0"/>
+          <w:sz w:val="20"/>
+          <w:u w:val="none"/>
+        </w:rPr>
+        <w:t xml:space="preserve"> she is kind.</w:t>
+      </w:r>
+      <w:r>
+        <w:br/>
+      </w:r>
+      <w:r>
+        <w:rPr>
+          <w:b w:val="0"/>
+          <w:i w:val="0"/>
+          <w:sz w:val="20"/>
+          <w:u w:val="none"/>
+        </w:rPr>
+        <w:t xml:space="preserve">ⓔ They decided </w:t>
+      </w:r>
+      <w:r>
+        <w:rPr>
+          <w:b w:val="0"/>
+          <w:i w:val="0"/>
+          <w:sz w:val="20"/>
+          <w:u w:val="single"/>
+        </w:rPr>
+        <w:t>going</w:t>
+      </w:r>
+      <w:r>
+        <w:rPr>
+          <w:b w:val="0"/>
+          <w:i w:val="0"/>
+          <w:sz w:val="20"/>
+          <w:u w:val="none"/>
+        </w:rPr>
+        <w:t xml:space="preserve"> home.</w:t>
+      </w:r>
+    </w:p>
+    <w:p>
+      <w:pPr>
+        <w:spacing w:after="30"/>
+        <w:ind w:left="170"/>
+      </w:pPr>
+      <w:r>
+        <w:rPr>
+          <w:b w:val="0"/>
+          <w:i w:val="0"/>
+          <w:sz w:val="20"/>
+          <w:u w:val="none"/>
+        </w:rPr>
+        <w:t>① ⓐ    ② ⓑ    ③ ⓒ    ④ ⓓ    ⑤ ⓔ</w:t>
+      </w:r>
+    </w:p>
+    <w:p>
+      <w:pPr>
+        <w:spacing w:after="30" w:before="100"/>
+      </w:pPr>
+      <w:r>
+        <w:rPr>
+          <w:b/>
+          <w:i w:val="0"/>
+          <w:color w:val="1F3864"/>
+          <w:sz w:val="21"/>
+          <w:u w:val="none"/>
+        </w:rPr>
+        <w:t>■ [14~16] 접속사 that (6-⑤⑥)</w:t>
+      </w:r>
+    </w:p>
+    <w:p>
+      <w:pPr>
+        <w:spacing w:after="20" w:before="50"/>
+      </w:pPr>
+      <w:r>
+        <w:rPr>
+          <w:b/>
+          <w:i w:val="0"/>
+          <w:color w:val="1F3864"/>
+          <w:sz w:val="20"/>
+          <w:u w:val="none"/>
+        </w:rPr>
+        <w:t xml:space="preserve">14. </w:t>
+      </w:r>
+      <w:r>
+        <w:rPr>
+          <w:b w:val="0"/>
+          <w:i w:val="0"/>
+          <w:sz w:val="20"/>
+          <w:u w:val="none"/>
+        </w:rPr>
+        <w:t xml:space="preserve">다음 빈칸에 that이 들어갈 수 </w:t>
+      </w:r>
+      <w:r>
+        <w:rPr>
+          <w:b w:val="0"/>
+          <w:i w:val="0"/>
+          <w:sz w:val="20"/>
+          <w:u w:val="single"/>
+        </w:rPr>
+        <w:t>없는</w:t>
+      </w:r>
+      <w:r>
+        <w:rPr>
+          <w:b w:val="0"/>
+          <w:i w:val="0"/>
+          <w:sz w:val="20"/>
+          <w:u w:val="none"/>
+        </w:rPr>
+        <w:t xml:space="preserve"> 것은? </w:t>
+      </w:r>
+      <w:r>
+        <w:rPr>
+          <w:b w:val="0"/>
+          <w:i w:val="0"/>
+          <w:sz w:val="20"/>
+          <w:u w:val="none"/>
+        </w:rPr>
+        <w:t>(3점)</w:t>
       </w:r>
     </w:p>
     <w:p>
@@ -1799,25 +2303,7 @@
           <w:sz w:val="20"/>
           <w:u w:val="none"/>
         </w:rPr>
-        <w:t xml:space="preserve">① </w:t>
-      </w:r>
-      <w:r>
-        <w:rPr>
-          <w:b w:val="0"/>
-          <w:i w:val="0"/>
-          <w:sz w:val="20"/>
-          <w:u w:val="single"/>
-        </w:rPr>
-        <w:t>To read books</w:t>
-      </w:r>
-      <w:r>
-        <w:rPr>
-          <w:b w:val="0"/>
-          <w:i w:val="0"/>
-          <w:sz w:val="20"/>
-          <w:u w:val="none"/>
-        </w:rPr>
-        <w:t xml:space="preserve"> is fun.</w:t>
+        <w:t>① I know ______ he is honest.</w:t>
       </w:r>
     </w:p>
     <w:p>
@@ -1832,25 +2318,7 @@
           <w:sz w:val="20"/>
           <w:u w:val="none"/>
         </w:rPr>
-        <w:t xml:space="preserve">② I want </w:t>
-      </w:r>
-      <w:r>
-        <w:rPr>
-          <w:b w:val="0"/>
-          <w:i w:val="0"/>
-          <w:sz w:val="20"/>
-          <w:u w:val="single"/>
-        </w:rPr>
-        <w:t>to be a doctor</w:t>
-      </w:r>
-      <w:r>
-        <w:rPr>
-          <w:b w:val="0"/>
-          <w:i w:val="0"/>
-          <w:sz w:val="20"/>
-          <w:u w:val="none"/>
-        </w:rPr>
-        <w:t>.</w:t>
+        <w:t>② We believe ______ they will win.</w:t>
       </w:r>
     </w:p>
     <w:p>
@@ -1865,25 +2333,7 @@
           <w:sz w:val="20"/>
           <w:u w:val="none"/>
         </w:rPr>
-        <w:t xml:space="preserve">③ My goal is </w:t>
-      </w:r>
-      <w:r>
-        <w:rPr>
-          <w:b w:val="0"/>
-          <w:i w:val="0"/>
-          <w:sz w:val="20"/>
-          <w:u w:val="single"/>
-        </w:rPr>
-        <w:t>to study harder</w:t>
-      </w:r>
-      <w:r>
-        <w:rPr>
-          <w:b w:val="0"/>
-          <w:i w:val="0"/>
-          <w:sz w:val="20"/>
-          <w:u w:val="none"/>
-        </w:rPr>
-        <w:t>.</w:t>
+        <w:t>③ My goal is ______ study harder.</w:t>
       </w:r>
     </w:p>
     <w:p>
@@ -1898,25 +2348,7 @@
           <w:sz w:val="20"/>
           <w:u w:val="none"/>
         </w:rPr>
-        <w:t xml:space="preserve">④ They decided </w:t>
-      </w:r>
-      <w:r>
-        <w:rPr>
-          <w:b w:val="0"/>
-          <w:i w:val="0"/>
-          <w:sz w:val="20"/>
-          <w:u w:val="single"/>
-        </w:rPr>
-        <w:t>to go home</w:t>
-      </w:r>
-      <w:r>
-        <w:rPr>
-          <w:b w:val="0"/>
-          <w:i w:val="0"/>
-          <w:sz w:val="20"/>
-          <w:u w:val="none"/>
-        </w:rPr>
-        <w:t>.</w:t>
+        <w:t>④ The problem is ______ we have no time.</w:t>
       </w:r>
     </w:p>
     <w:p>
@@ -1931,25 +2363,7 @@
           <w:sz w:val="20"/>
           <w:u w:val="none"/>
         </w:rPr>
-        <w:t xml:space="preserve">⑤ </w:t>
-      </w:r>
-      <w:r>
-        <w:rPr>
-          <w:b w:val="0"/>
-          <w:i w:val="0"/>
-          <w:sz w:val="20"/>
-          <w:u w:val="single"/>
-        </w:rPr>
-        <w:t>To help others</w:t>
-      </w:r>
-      <w:r>
-        <w:rPr>
-          <w:b w:val="0"/>
-          <w:i w:val="0"/>
-          <w:sz w:val="20"/>
-          <w:u w:val="none"/>
-        </w:rPr>
-        <w:t xml:space="preserve"> makes me happy.</w:t>
+        <w:t>⑤ I think ______ he is right.</w:t>
       </w:r>
     </w:p>
     <w:p>
@@ -1964,7 +2378,7 @@
           <w:sz w:val="20"/>
           <w:u w:val="none"/>
         </w:rPr>
-        <w:t xml:space="preserve">12. </w:t>
+        <w:t xml:space="preserve">15. </w:t>
       </w:r>
       <w:r>
         <w:rPr>
@@ -1973,7 +2387,16 @@
           <w:sz w:val="20"/>
           <w:u w:val="none"/>
         </w:rPr>
-        <w:t xml:space="preserve">다음 중 어법상 옳은 것은? </w:t>
+        <w:t xml:space="preserve">다음 빈칸 ⓐ~ⓔ 중 접속사 that이 들어갈 수 있는 곳을 </w:t>
+      </w:r>
+      <w:r>
+        <w:rPr>
+          <w:b w:val="0"/>
+          <w:i w:val="0"/>
+          <w:sz w:val="20"/>
+          <w:u w:val="single"/>
+        </w:rPr>
+        <w:t>모두</w:t>
       </w:r>
       <w:r>
         <w:rPr>
@@ -1982,119 +2405,22 @@
           <w:sz w:val="20"/>
           <w:u w:val="none"/>
         </w:rPr>
-        <w:t>(3점)</w:t>
+        <w:t xml:space="preserve"> 고른 것은? </w:t>
+      </w:r>
+      <w:r>
+        <w:rPr>
+          <w:b w:val="0"/>
+          <w:i w:val="0"/>
+          <w:sz w:val="20"/>
+          <w:u w:val="none"/>
+        </w:rPr>
+        <w:t>(4점)</w:t>
       </w:r>
     </w:p>
     <w:p>
       <w:pPr>
-        <w:spacing w:after="10"/>
-        <w:ind w:left="170"/>
-      </w:pPr>
-      <w:r>
-        <w:rPr>
-          <w:b w:val="0"/>
-          <w:i w:val="0"/>
-          <w:sz w:val="20"/>
-          <w:u w:val="none"/>
-        </w:rPr>
-        <w:t>① To exercise regularly are not easy.</w:t>
-      </w:r>
-    </w:p>
-    <w:p>
-      <w:pPr>
-        <w:spacing w:after="10"/>
-        <w:ind w:left="170"/>
-      </w:pPr>
-      <w:r>
-        <w:rPr>
-          <w:b w:val="0"/>
-          <w:i w:val="0"/>
-          <w:sz w:val="20"/>
-          <w:u w:val="none"/>
-        </w:rPr>
-        <w:t>② They decided moving to a new apartment.</w:t>
-      </w:r>
-    </w:p>
-    <w:p>
-      <w:pPr>
-        <w:spacing w:after="10"/>
-        <w:ind w:left="170"/>
-      </w:pPr>
-      <w:r>
-        <w:rPr>
-          <w:b w:val="0"/>
-          <w:i w:val="0"/>
-          <w:sz w:val="20"/>
-          <w:u w:val="none"/>
-        </w:rPr>
-        <w:t>③ Does he plan to run a marathon next month?</w:t>
-      </w:r>
-    </w:p>
-    <w:p>
-      <w:pPr>
-        <w:spacing w:after="10"/>
-        <w:ind w:left="170"/>
-      </w:pPr>
-      <w:r>
-        <w:rPr>
-          <w:b w:val="0"/>
-          <w:i w:val="0"/>
-          <w:sz w:val="20"/>
-          <w:u w:val="none"/>
-        </w:rPr>
-        <w:t>④ She hopes visiting her grandma this weekend.</w:t>
-      </w:r>
-    </w:p>
-    <w:p>
-      <w:pPr>
-        <w:spacing w:after="10"/>
-        <w:ind w:left="170"/>
-      </w:pPr>
-      <w:r>
-        <w:rPr>
-          <w:b w:val="0"/>
-          <w:i w:val="0"/>
-          <w:sz w:val="20"/>
-          <w:u w:val="none"/>
-        </w:rPr>
-        <w:t>⑤ My sister enjoys to read comic books.</w:t>
-      </w:r>
-    </w:p>
-    <w:p>
-      <w:pPr>
-        <w:spacing w:after="20" w:before="50"/>
-      </w:pPr>
-      <w:r>
-        <w:rPr>
-          <w:b/>
-          <w:i w:val="0"/>
-          <w:color w:val="1F3864"/>
-          <w:sz w:val="20"/>
-          <w:u w:val="none"/>
-        </w:rPr>
-        <w:t xml:space="preserve">13. </w:t>
-      </w:r>
-      <w:r>
-        <w:rPr>
-          <w:b w:val="0"/>
-          <w:i w:val="0"/>
-          <w:sz w:val="20"/>
-          <w:u w:val="none"/>
-        </w:rPr>
-        <w:t xml:space="preserve">다음 글의 밑줄 친 ⓐ~ⓔ 중 어법상 옳은 것은? </w:t>
-      </w:r>
-      <w:r>
-        <w:rPr>
-          <w:b w:val="0"/>
-          <w:i w:val="0"/>
-          <w:sz w:val="20"/>
-          <w:u w:val="none"/>
-        </w:rPr>
-        <w:t>(3점)</w:t>
-      </w:r>
-    </w:p>
-    <w:p>
-      <w:pPr>
+        <w:spacing w:after="30"/>
+        <w:ind w:left="57" w:right="57"/>
         <w:pBdr>
           <w:top w:val="single" w:sz="4" w:space="3" w:color="8DA2C4"/>
           <w:left w:val="single" w:sz="4" w:space="3" w:color="8DA2C4"/>
@@ -2102,8 +2428,6 @@
           <w:right w:val="single" w:sz="4" w:space="3" w:color="8DA2C4"/>
         </w:pBdr>
         <w:shd w:val="clear" w:color="auto" w:fill="F7F9FC"/>
-        <w:spacing w:after="30"/>
-        <w:ind w:left="57" w:right="57"/>
       </w:pPr>
       <w:r>
         <w:rPr>
@@ -2112,16 +2436,10 @@
           <w:sz w:val="20"/>
           <w:u w:val="none"/>
         </w:rPr>
-        <w:t xml:space="preserve">My name is Ann. I want ⓐ </w:t>
-      </w:r>
-      <w:r>
-        <w:rPr>
-          <w:b w:val="0"/>
-          <w:i w:val="0"/>
-          <w:sz w:val="20"/>
-          <w:u w:val="single"/>
-        </w:rPr>
-        <w:t>be</w:t>
+        <w:t>ⓐ I heard ____ Max is sick today.</w:t>
+      </w:r>
+      <w:r>
+        <w:br/>
       </w:r>
       <w:r>
         <w:rPr>
@@ -2130,16 +2448,10 @@
           <w:sz w:val="20"/>
           <w:u w:val="none"/>
         </w:rPr>
-        <w:t xml:space="preserve"> a pilot in the future. ⓑ </w:t>
-      </w:r>
-      <w:r>
-        <w:rPr>
-          <w:b w:val="0"/>
-          <w:i w:val="0"/>
-          <w:sz w:val="20"/>
-          <w:u w:val="single"/>
-        </w:rPr>
-        <w:t>Fly</w:t>
+        <w:t>ⓑ My dream is ____ travel the world.</w:t>
+      </w:r>
+      <w:r>
+        <w:br/>
       </w:r>
       <w:r>
         <w:rPr>
@@ -2148,16 +2460,10 @@
           <w:sz w:val="20"/>
           <w:u w:val="none"/>
         </w:rPr>
-        <w:t xml:space="preserve"> a plane is my dream. I also hope ⓒ </w:t>
-      </w:r>
-      <w:r>
-        <w:rPr>
-          <w:b w:val="0"/>
-          <w:i w:val="0"/>
-          <w:sz w:val="20"/>
-          <w:u w:val="single"/>
-        </w:rPr>
-        <w:t>visiting</w:t>
+        <w:t>ⓒ He thought ____ the history test was difficult.</w:t>
+      </w:r>
+      <w:r>
+        <w:br/>
       </w:r>
       <w:r>
         <w:rPr>
@@ -2166,16 +2472,10 @@
           <w:sz w:val="20"/>
           <w:u w:val="none"/>
         </w:rPr>
-        <w:t xml:space="preserve"> many countries. My parents think ⓓ </w:t>
-      </w:r>
-      <w:r>
-        <w:rPr>
-          <w:b w:val="0"/>
-          <w:i w:val="0"/>
-          <w:sz w:val="20"/>
-          <w:u w:val="single"/>
-        </w:rPr>
-        <w:t>that</w:t>
+        <w:t>ⓓ I want ____ be good at speaking English.</w:t>
+      </w:r>
+      <w:r>
+        <w:br/>
       </w:r>
       <w:r>
         <w:rPr>
@@ -2184,25 +2484,7 @@
           <w:sz w:val="20"/>
           <w:u w:val="none"/>
         </w:rPr>
-        <w:t xml:space="preserve"> I can do it. So I decided ⓔ </w:t>
-      </w:r>
-      <w:r>
-        <w:rPr>
-          <w:b w:val="0"/>
-          <w:i w:val="0"/>
-          <w:sz w:val="20"/>
-          <w:u w:val="single"/>
-        </w:rPr>
-        <w:t>studying</w:t>
-      </w:r>
-      <w:r>
-        <w:rPr>
-          <w:b w:val="0"/>
-          <w:i w:val="0"/>
-          <w:sz w:val="20"/>
-          <w:u w:val="none"/>
-        </w:rPr>
-        <w:t xml:space="preserve"> English hard.</w:t>
+        <w:t>ⓔ I believe ____ she will become a pilot in the future.</w:t>
       </w:r>
     </w:p>
     <w:p>
@@ -2217,22 +2499,7 @@
           <w:sz w:val="20"/>
           <w:u w:val="none"/>
         </w:rPr>
-        <w:t>① ⓐ    ② ⓑ    ③ ⓒ    ④ ⓓ    ⑤ ⓔ</w:t>
-      </w:r>
-    </w:p>
-    <w:p>
-      <w:pPr>
-        <w:spacing w:after="30" w:before="100"/>
-      </w:pPr>
-      <w:r>
-        <w:rPr>
-          <w:b/>
-          <w:i w:val="0"/>
-          <w:color w:val="1F3864"/>
-          <w:sz w:val="21"/>
-          <w:u w:val="none"/>
-        </w:rPr>
-        <w:t>■ [14~16] 접속사 that (6-⑤⑥)</w:t>
+        <w:t>① ⓐ, ⓒ    ② ⓐ, ⓒ, ⓔ    ③ ⓐ, ⓑ, ⓒ, ⓔ    ④ ⓒ, ⓓ, ⓔ    ⑤ ⓐ, ⓒ, ⓓ, ⓔ</w:t>
       </w:r>
     </w:p>
     <w:p>
@@ -2247,7 +2514,7 @@
           <w:sz w:val="20"/>
           <w:u w:val="none"/>
         </w:rPr>
-        <w:t xml:space="preserve">14. </w:t>
+        <w:t xml:space="preserve">16. </w:t>
       </w:r>
       <w:r>
         <w:rPr>
@@ -2256,25 +2523,7 @@
           <w:sz w:val="20"/>
           <w:u w:val="none"/>
         </w:rPr>
-        <w:t xml:space="preserve">다음 빈칸에 that이 들어갈 수 </w:t>
-      </w:r>
-      <w:r>
-        <w:rPr>
-          <w:b w:val="0"/>
-          <w:i w:val="0"/>
-          <w:sz w:val="20"/>
-          <w:u w:val="single"/>
-        </w:rPr>
-        <w:t>없는</w:t>
-      </w:r>
-      <w:r>
-        <w:rPr>
-          <w:b w:val="0"/>
-          <w:i w:val="0"/>
-          <w:sz w:val="20"/>
-          <w:u w:val="none"/>
-        </w:rPr>
-        <w:t xml:space="preserve"> 것은? </w:t>
+        <w:t xml:space="preserve">다음 중 어법상 옳은 것은? </w:t>
       </w:r>
       <w:r>
         <w:rPr>
@@ -2298,7 +2547,7 @@
           <w:sz w:val="20"/>
           <w:u w:val="none"/>
         </w:rPr>
-        <w:t>① I know ______ he is honest.</w:t>
+        <w:t>① I hope that see you again soon.</w:t>
       </w:r>
     </w:p>
     <w:p>
@@ -2313,7 +2562,7 @@
           <w:sz w:val="20"/>
           <w:u w:val="none"/>
         </w:rPr>
-        <w:t>② We believe ______ they will win.</w:t>
+        <w:t>② That she studies hard are surprising.</w:t>
       </w:r>
     </w:p>
     <w:p>
@@ -2328,7 +2577,7 @@
           <w:sz w:val="20"/>
           <w:u w:val="none"/>
         </w:rPr>
-        <w:t>③ This bag is lighter than ______ bag.</w:t>
+        <w:t>③ I heard that Max is sick today.</w:t>
       </w:r>
     </w:p>
     <w:p>
@@ -2343,7 +2592,7 @@
           <w:sz w:val="20"/>
           <w:u w:val="none"/>
         </w:rPr>
-        <w:t>④ She hopes ______ sing on the stage.</w:t>
+        <w:t>④ The problem are that we have no time.</w:t>
       </w:r>
     </w:p>
     <w:p>
@@ -2358,7 +2607,22 @@
           <w:sz w:val="20"/>
           <w:u w:val="none"/>
         </w:rPr>
-        <w:t>⑤ The good news is ______ we have no homework.</w:t>
+        <w:t>⑤ She knows that I likes music.</w:t>
+      </w:r>
+    </w:p>
+    <w:p>
+      <w:pPr>
+        <w:spacing w:after="30" w:before="100"/>
+      </w:pPr>
+      <w:r>
+        <w:rPr>
+          <w:b/>
+          <w:i w:val="0"/>
+          <w:color w:val="1F3864"/>
+          <w:sz w:val="21"/>
+          <w:u w:val="none"/>
+        </w:rPr>
+        <w:t>■ [17~20] 서술형</w:t>
       </w:r>
     </w:p>
     <w:p>
@@ -2373,7 +2637,7 @@
           <w:sz w:val="20"/>
           <w:u w:val="none"/>
         </w:rPr>
-        <w:t xml:space="preserve">15. </w:t>
+        <w:t xml:space="preserve">17. </w:t>
       </w:r>
       <w:r>
         <w:rPr>
@@ -2382,25 +2646,7 @@
           <w:sz w:val="20"/>
           <w:u w:val="none"/>
         </w:rPr>
-        <w:t xml:space="preserve">다음 글의 빈칸 ⓐ~ⓔ 중 접속사 that이 들어갈 수 있는 곳을 </w:t>
-      </w:r>
-      <w:r>
-        <w:rPr>
-          <w:b w:val="0"/>
-          <w:i w:val="0"/>
-          <w:sz w:val="20"/>
-          <w:u w:val="single"/>
-        </w:rPr>
-        <w:t>모두</w:t>
-      </w:r>
-      <w:r>
-        <w:rPr>
-          <w:b w:val="0"/>
-          <w:i w:val="0"/>
-          <w:sz w:val="20"/>
-          <w:u w:val="none"/>
-        </w:rPr>
-        <w:t xml:space="preserve"> 고른 것은? </w:t>
+        <w:t xml:space="preserve">다음 우리말과 같은 뜻이 되도록 〈조건〉에 맞게 영작하시오. </w:t>
       </w:r>
       <w:r>
         <w:rPr>
@@ -2414,6 +2660,8 @@
     </w:p>
     <w:p>
       <w:pPr>
+        <w:spacing w:after="30"/>
+        <w:ind w:left="57" w:right="57"/>
         <w:pBdr>
           <w:top w:val="single" w:sz="4" w:space="3" w:color="8DA2C4"/>
           <w:left w:val="single" w:sz="4" w:space="3" w:color="8DA2C4"/>
@@ -2421,8 +2669,6 @@
           <w:right w:val="single" w:sz="4" w:space="3" w:color="8DA2C4"/>
         </w:pBdr>
         <w:shd w:val="clear" w:color="auto" w:fill="F7F9FC"/>
-        <w:spacing w:after="30"/>
-        <w:ind w:left="57" w:right="57"/>
       </w:pPr>
       <w:r>
         <w:rPr>
@@ -2431,7 +2677,19 @@
           <w:sz w:val="20"/>
           <w:u w:val="none"/>
         </w:rPr>
-        <w:t>Today was a great day. I think ⓐ ____ my English is getting better. ⓑ ____ I got a good grade on the test! My teacher said ⓒ ____ I did a great job. I want ⓓ ____ study harder. I believe ⓔ ____ I can be an English teacher someday.</w:t>
+        <w:t>하늘에 구름이 한 점도 없다.</w:t>
+      </w:r>
+      <w:r>
+        <w:br/>
+      </w:r>
+      <w:r>
+        <w:rPr>
+          <w:b w:val="0"/>
+          <w:i w:val="0"/>
+          <w:sz w:val="20"/>
+          <w:u w:val="none"/>
+        </w:rPr>
+        <w:t>〈조건〉 there, any, cloud를 활용할 것 / be동사는 축약형으로 쓸 것 / 총 7단어</w:t>
       </w:r>
     </w:p>
     <w:p>
@@ -2446,7 +2704,7 @@
           <w:sz w:val="20"/>
           <w:u w:val="none"/>
         </w:rPr>
-        <w:t>① ⓐ, ⓒ    ② ⓐ, ⓒ, ⓔ    ③ ⓐ, ⓑ, ⓒ, ⓔ    ④ ⓒ, ⓓ, ⓔ    ⑤ ⓐ, ⓒ, ⓓ, ⓔ</w:t>
+        <w:t>→ ______________________________________</w:t>
       </w:r>
     </w:p>
     <w:p>
@@ -2461,7 +2719,7 @@
           <w:sz w:val="20"/>
           <w:u w:val="none"/>
         </w:rPr>
-        <w:t xml:space="preserve">16. </w:t>
+        <w:t xml:space="preserve">18. </w:t>
       </w:r>
       <w:r>
         <w:rPr>
@@ -2470,7 +2728,7 @@
           <w:sz w:val="20"/>
           <w:u w:val="none"/>
         </w:rPr>
-        <w:t xml:space="preserve">다음 중 어법상 옳은 것은? </w:t>
+        <w:t xml:space="preserve">★ 다음 우리말과 같은 뜻이 되도록 주어진 단어를 모두 한 번씩 사용하여 배열하시오. </w:t>
       </w:r>
       <w:r>
         <w:rPr>
@@ -2479,134 +2737,13 @@
           <w:sz w:val="20"/>
           <w:u w:val="none"/>
         </w:rPr>
-        <w:t>(3점)</w:t>
+        <w:t>(4점)</w:t>
       </w:r>
     </w:p>
     <w:p>
       <w:pPr>
-        <w:spacing w:after="10"/>
-        <w:ind w:left="170"/>
-      </w:pPr>
-      <w:r>
-        <w:rPr>
-          <w:b w:val="0"/>
-          <w:i w:val="0"/>
-          <w:sz w:val="20"/>
-          <w:u w:val="none"/>
-        </w:rPr>
-        <w:t>① I hope that see you again soon.</w:t>
-      </w:r>
-    </w:p>
-    <w:p>
-      <w:pPr>
-        <w:spacing w:after="10"/>
-        <w:ind w:left="170"/>
-      </w:pPr>
-      <w:r>
-        <w:rPr>
-          <w:b w:val="0"/>
-          <w:i w:val="0"/>
-          <w:sz w:val="20"/>
-          <w:u w:val="none"/>
-        </w:rPr>
-        <w:t>② That she studies hard are surprising.</w:t>
-      </w:r>
-    </w:p>
-    <w:p>
-      <w:pPr>
-        <w:spacing w:after="10"/>
-        <w:ind w:left="170"/>
-      </w:pPr>
-      <w:r>
-        <w:rPr>
-          <w:b w:val="0"/>
-          <w:i w:val="0"/>
-          <w:sz w:val="20"/>
-          <w:u w:val="none"/>
-        </w:rPr>
-        <w:t>③ I heard that Max is sick today.</w:t>
-      </w:r>
-    </w:p>
-    <w:p>
-      <w:pPr>
-        <w:spacing w:after="10"/>
-        <w:ind w:left="170"/>
-      </w:pPr>
-      <w:r>
-        <w:rPr>
-          <w:b w:val="0"/>
-          <w:i w:val="0"/>
-          <w:sz w:val="20"/>
-          <w:u w:val="none"/>
-        </w:rPr>
-        <w:t>④ The problem are that we have no time.</w:t>
-      </w:r>
-    </w:p>
-    <w:p>
-      <w:pPr>
-        <w:spacing w:after="10"/>
-        <w:ind w:left="170"/>
-      </w:pPr>
-      <w:r>
-        <w:rPr>
-          <w:b w:val="0"/>
-          <w:i w:val="0"/>
-          <w:sz w:val="20"/>
-          <w:u w:val="none"/>
-        </w:rPr>
-        <w:t>⑤ She knows that I likes music.</w:t>
-      </w:r>
-    </w:p>
-    <w:p>
-      <w:pPr>
-        <w:spacing w:after="30" w:before="100"/>
-      </w:pPr>
-      <w:r>
-        <w:rPr>
-          <w:b/>
-          <w:i w:val="0"/>
-          <w:color w:val="1F3864"/>
-          <w:sz w:val="21"/>
-          <w:u w:val="none"/>
-        </w:rPr>
-        <w:t>■ [17~20] 서술형</w:t>
-      </w:r>
-    </w:p>
-    <w:p>
-      <w:pPr>
-        <w:spacing w:after="20" w:before="50"/>
-      </w:pPr>
-      <w:r>
-        <w:rPr>
-          <w:b/>
-          <w:i w:val="0"/>
-          <w:color w:val="1F3864"/>
-          <w:sz w:val="20"/>
-          <w:u w:val="none"/>
-        </w:rPr>
-        <w:t xml:space="preserve">17. </w:t>
-      </w:r>
-      <w:r>
-        <w:rPr>
-          <w:b w:val="0"/>
-          <w:i w:val="0"/>
-          <w:sz w:val="20"/>
-          <w:u w:val="none"/>
-        </w:rPr>
-        <w:t xml:space="preserve">다음 우리말과 같은 뜻이 되도록 〈조건〉에 맞게 영작하시오. </w:t>
-      </w:r>
-      <w:r>
-        <w:rPr>
-          <w:b w:val="0"/>
-          <w:i w:val="0"/>
-          <w:sz w:val="20"/>
-          <w:u w:val="none"/>
-        </w:rPr>
-        <w:t>(4점)</w:t>
-      </w:r>
-    </w:p>
-    <w:p>
-      <w:pPr>
+        <w:spacing w:after="30"/>
+        <w:ind w:left="57" w:right="57"/>
         <w:pBdr>
           <w:top w:val="single" w:sz="4" w:space="3" w:color="8DA2C4"/>
           <w:left w:val="single" w:sz="4" w:space="3" w:color="8DA2C4"/>
@@ -2614,8 +2751,6 @@
           <w:right w:val="single" w:sz="4" w:space="3" w:color="8DA2C4"/>
         </w:pBdr>
         <w:shd w:val="clear" w:color="auto" w:fill="F7F9FC"/>
-        <w:spacing w:after="30"/>
-        <w:ind w:left="57" w:right="57"/>
       </w:pPr>
       <w:r>
         <w:rPr>
@@ -2624,7 +2759,7 @@
           <w:sz w:val="20"/>
           <w:u w:val="none"/>
         </w:rPr>
-        <w:t>하늘에 구름이 한 점도 없다.</w:t>
+        <w:t>수학이 모든 과목 중에서 제일 어렵다.</w:t>
       </w:r>
       <w:r>
         <w:br/>
@@ -2636,7 +2771,7 @@
           <w:sz w:val="20"/>
           <w:u w:val="none"/>
         </w:rPr>
-        <w:t>〈조건〉 there, any, cloud를 활용할 것 / be동사는 축약형으로 쓸 것 / 총 7단어</w:t>
+        <w:t>( most / all / math / the / is / of / the subjects / difficult )</w:t>
       </w:r>
     </w:p>
     <w:p>
@@ -2666,7 +2801,7 @@
           <w:sz w:val="20"/>
           <w:u w:val="none"/>
         </w:rPr>
-        <w:t xml:space="preserve">18. </w:t>
+        <w:t xml:space="preserve">19. </w:t>
       </w:r>
       <w:r>
         <w:rPr>
@@ -2675,7 +2810,7 @@
           <w:sz w:val="20"/>
           <w:u w:val="none"/>
         </w:rPr>
-        <w:t xml:space="preserve">★ 다음 우리말과 같은 뜻이 되도록 주어진 단어를 모두 한 번씩 사용하여 배열하시오. </w:t>
+        <w:t xml:space="preserve">다음 우리말과 같은 뜻이 되도록 괄호 안의 단어를 활용하여 문장을 완성하시오. (필요하면 형태를 바꿀 것) </w:t>
       </w:r>
       <w:r>
         <w:rPr>
@@ -2684,11 +2819,13 @@
           <w:sz w:val="20"/>
           <w:u w:val="none"/>
         </w:rPr>
-        <w:t>(4점)</w:t>
+        <w:t>(3점)</w:t>
       </w:r>
     </w:p>
     <w:p>
       <w:pPr>
+        <w:spacing w:after="30"/>
+        <w:ind w:left="57" w:right="57"/>
         <w:pBdr>
           <w:top w:val="single" w:sz="4" w:space="3" w:color="8DA2C4"/>
           <w:left w:val="single" w:sz="4" w:space="3" w:color="8DA2C4"/>
@@ -2696,8 +2833,6 @@
           <w:right w:val="single" w:sz="4" w:space="3" w:color="8DA2C4"/>
         </w:pBdr>
         <w:shd w:val="clear" w:color="auto" w:fill="F7F9FC"/>
-        <w:spacing w:after="30"/>
-        <w:ind w:left="57" w:right="57"/>
       </w:pPr>
       <w:r>
         <w:rPr>
@@ -2706,19 +2841,7 @@
           <w:sz w:val="20"/>
           <w:u w:val="none"/>
         </w:rPr>
-        <w:t>수학이 모든 과목 중에서 제일 어렵다.</w:t>
-      </w:r>
-      <w:r>
-        <w:br/>
-      </w:r>
-      <w:r>
-        <w:rPr>
-          <w:b w:val="0"/>
-          <w:i w:val="0"/>
-          <w:sz w:val="20"/>
-          <w:u w:val="none"/>
-        </w:rPr>
-        <w:t>( most / all / math / the / is / of / the subjects / difficult )</w:t>
+        <w:t>그들은 새 아파트로 이사하기로 결정했다. (decide, move)</w:t>
       </w:r>
     </w:p>
     <w:p>
@@ -2733,7 +2856,7 @@
           <w:sz w:val="20"/>
           <w:u w:val="none"/>
         </w:rPr>
-        <w:t>→ ______________________________________</w:t>
+        <w:t>→ They ______________________ to a new apartment.</w:t>
       </w:r>
     </w:p>
     <w:p>
@@ -2748,7 +2871,7 @@
           <w:sz w:val="20"/>
           <w:u w:val="none"/>
         </w:rPr>
-        <w:t xml:space="preserve">19. </w:t>
+        <w:t xml:space="preserve">20. </w:t>
       </w:r>
       <w:r>
         <w:rPr>
@@ -2757,7 +2880,7 @@
           <w:sz w:val="20"/>
           <w:u w:val="none"/>
         </w:rPr>
-        <w:t xml:space="preserve">다음 우리말과 같은 뜻이 되도록 괄호 안의 단어를 활용하여 문장을 완성하시오. (필요하면 형태를 바꿀 것) </w:t>
+        <w:t xml:space="preserve">다음 Ann의 생각을 읽고, 접속사 that을 사용하여 문장을 완성하시오. </w:t>
       </w:r>
       <w:r>
         <w:rPr>
@@ -2766,11 +2889,13 @@
           <w:sz w:val="20"/>
           <w:u w:val="none"/>
         </w:rPr>
-        <w:t>(3점)</w:t>
+        <w:t>(4점)</w:t>
       </w:r>
     </w:p>
     <w:p>
       <w:pPr>
+        <w:spacing w:after="30"/>
+        <w:ind w:left="57" w:right="57"/>
         <w:pBdr>
           <w:top w:val="single" w:sz="4" w:space="3" w:color="8DA2C4"/>
           <w:left w:val="single" w:sz="4" w:space="3" w:color="8DA2C4"/>
@@ -2778,78 +2903,6 @@
           <w:right w:val="single" w:sz="4" w:space="3" w:color="8DA2C4"/>
         </w:pBdr>
         <w:shd w:val="clear" w:color="auto" w:fill="F7F9FC"/>
-        <w:spacing w:after="30"/>
-        <w:ind w:left="57" w:right="57"/>
-      </w:pPr>
-      <w:r>
-        <w:rPr>
-          <w:b w:val="0"/>
-          <w:i w:val="0"/>
-          <w:sz w:val="20"/>
-          <w:u w:val="none"/>
-        </w:rPr>
-        <w:t>그들은 새 아파트로 이사하기로 결정했다. (decide, move)</w:t>
-      </w:r>
-    </w:p>
-    <w:p>
-      <w:pPr>
-        <w:spacing w:after="30"/>
-        <w:ind w:left="170"/>
-      </w:pPr>
-      <w:r>
-        <w:rPr>
-          <w:b w:val="0"/>
-          <w:i w:val="0"/>
-          <w:sz w:val="20"/>
-          <w:u w:val="none"/>
-        </w:rPr>
-        <w:t>→ They ______________________ to a new apartment.</w:t>
-      </w:r>
-    </w:p>
-    <w:p>
-      <w:pPr>
-        <w:spacing w:after="20" w:before="50"/>
-      </w:pPr>
-      <w:r>
-        <w:rPr>
-          <w:b/>
-          <w:i w:val="0"/>
-          <w:color w:val="1F3864"/>
-          <w:sz w:val="20"/>
-          <w:u w:val="none"/>
-        </w:rPr>
-        <w:t xml:space="preserve">20. </w:t>
-      </w:r>
-      <w:r>
-        <w:rPr>
-          <w:b w:val="0"/>
-          <w:i w:val="0"/>
-          <w:sz w:val="20"/>
-          <w:u w:val="none"/>
-        </w:rPr>
-        <w:t xml:space="preserve">다음 Ann의 생각을 읽고, 접속사 that을 사용하여 문장을 완성하시오. </w:t>
-      </w:r>
-      <w:r>
-        <w:rPr>
-          <w:b w:val="0"/>
-          <w:i w:val="0"/>
-          <w:sz w:val="20"/>
-          <w:u w:val="none"/>
-        </w:rPr>
-        <w:t>(4점)</w:t>
-      </w:r>
-    </w:p>
-    <w:p>
-      <w:pPr>
-        <w:pBdr>
-          <w:top w:val="single" w:sz="4" w:space="3" w:color="8DA2C4"/>
-          <w:left w:val="single" w:sz="4" w:space="3" w:color="8DA2C4"/>
-          <w:bottom w:val="single" w:sz="4" w:space="3" w:color="8DA2C4"/>
-          <w:right w:val="single" w:sz="4" w:space="3" w:color="8DA2C4"/>
-        </w:pBdr>
-        <w:shd w:val="clear" w:color="auto" w:fill="F7F9FC"/>
-        <w:spacing w:after="30"/>
-        <w:ind w:left="57" w:right="57"/>
       </w:pPr>
       <w:r>
         <w:rPr>
@@ -2882,8 +2935,8 @@
           <w:type w:val="continuous"/>
           <w:pgSz w:w="11906" w:h="16838"/>
           <w:pgMar w:top="680" w:right="794" w:bottom="624" w:left="794" w:header="720" w:footer="720" w:gutter="0"/>
+          <w:docGrid w:linePitch="360"/>
           <w:cols w:num="2" w:space="396" w:sep="1"/>
-          <w:docGrid w:linePitch="360"/>
         </w:sectPr>
       </w:pPr>
     </w:p>
@@ -3300,7 +3353,7 @@
           <w:sz w:val="18"/>
           <w:u w:val="none"/>
         </w:rPr>
-        <w:t xml:space="preserve"> ④</w:t>
+        <w:t xml:space="preserve"> ③</w:t>
       </w:r>
       <w:r>
         <w:rPr>
@@ -3480,8 +3533,8 @@
     <w:sectPr>
       <w:pgSz w:w="11906" w:h="16838"/>
       <w:pgMar w:top="680" w:right="794" w:bottom="624" w:left="794" w:header="720" w:footer="720" w:gutter="0"/>
+      <w:docGrid w:linePitch="360"/>
       <w:cols w:num="1" w:space="396"/>
-      <w:docGrid w:linePitch="360"/>
     </w:sectPr>
   </w:body>
 </w:document>
